--- a/zht/docx/159.content.docx
+++ b/zht/docx/159.content.docx
@@ -149,7 +149,7 @@
         <w:rPr>
           <w:lang w:val="zh_TW" w:bidi="zh_TW"/>
         </w:rPr>
-        <w:t>xiong</w:t>
+        <w:t>xiao</w:t>
       </w:r>
       <w:r>
         <w:rPr>
@@ -212,7 +212,7 @@
         <w:rPr>
           <w:lang w:val="zh_TW" w:bidi="zh_TW"/>
         </w:rPr>
-        <w:t>兄弟</w:t>
+        <w:t>小錢</w:t>
       </w:r>
       <w:r>
         <w:rPr>
@@ -231,87 +231,7 @@
         <w:rPr>
           <w:lang w:val="zh_TW" w:bidi="zh_TW"/>
         </w:rPr>
-        <w:t>「兄弟」一詞可以指：</w:t>
-      </w:r>
-    </w:p>
-    <w:p>
-      <w:pPr>
-        <w:pStyle w:val="ListBullet"/>
-        <w:spacing w:line="240" w:lineRule="auto"/>
-        <w:ind w:left="720"/>
-      </w:pPr>
-      <w:r>
-        <w:rPr>
-          <w:lang w:val="zh_TW" w:bidi="zh_TW"/>
-        </w:rPr>
-      </w:r>
-      <w:r>
-        <w:rPr>
-          <w:lang w:val="zh_TW" w:bidi="zh_TW"/>
-        </w:rPr>
-        <w:t>與自己有兄弟關係的男性</w:t>
-      </w:r>
-    </w:p>
-    <w:p>
-      <w:pPr>
-        <w:pStyle w:val="ListBullet"/>
-        <w:spacing w:line="240" w:lineRule="auto"/>
-        <w:ind w:left="720"/>
-      </w:pPr>
-      <w:r>
-        <w:rPr>
-          <w:lang w:val="zh_TW" w:bidi="zh_TW"/>
-        </w:rPr>
-      </w:r>
-      <w:r>
-        <w:rPr>
-          <w:lang w:val="zh_TW" w:bidi="zh_TW"/>
-        </w:rPr>
-        <w:t>親密的男性朋友</w:t>
-      </w:r>
-    </w:p>
-    <w:p>
-      <w:pPr>
-        <w:pStyle w:val="ListBullet"/>
-        <w:spacing w:line="240" w:lineRule="auto"/>
-        <w:ind w:left="720"/>
-      </w:pPr>
-      <w:r>
-        <w:rPr>
-          <w:lang w:val="zh_TW" w:bidi="zh_TW"/>
-        </w:rPr>
-      </w:r>
-      <w:r>
-        <w:rPr>
-          <w:lang w:val="zh_TW" w:bidi="zh_TW"/>
-        </w:rPr>
-        <w:t>同種族、信仰、職業或組織的成員。</w:t>
-      </w:r>
-    </w:p>
-    <w:p>
-      <w:pPr>
-        <w:pStyle w:val="Heading3"/>
-      </w:pPr>
-      <w:r>
-        <w:rPr>
-          <w:b/>
-          <w:lang w:val="zh_TW" w:bidi="zh_TW"/>
-        </w:rPr>
-        <w:t>「兄弟」在舊約中的意思是什麼？</w:t>
-      </w:r>
-    </w:p>
-    <w:p>
-      <w:pPr/>
-      <w:r>
-        <w:rPr>
-          <w:lang w:val="zh_TW" w:bidi="zh_TW"/>
-        </w:rPr>
-      </w:r>
-      <w:r>
-        <w:rPr>
-          <w:lang w:val="zh_TW" w:bidi="zh_TW"/>
-        </w:rPr>
-        <w:t>在舊約聖經中，「兄弟」的希伯來文指的是至少有一個共同父親或母親的男性。約瑟和便雅憫都是雅各和拉結的孩子（</w:t>
+        <w:t>一種小型青銅幣或銅幣，其價值不到一分錢。</w:t>
       </w:r>
       <w:hyperlink r:id="rId13">
         <w:r>
@@ -322,14 +242,99 @@
             <w:color w:val="0000EE"/>
             <w:u w:val="single"/>
           </w:rPr>
-          <w:t>創35:24</w:t>
+          <w:t>馬可福音十二章42節</w:t>
         </w:r>
       </w:hyperlink>
       <w:r>
         <w:rPr>
           <w:lang w:val="zh_TW" w:bidi="zh_TW"/>
         </w:rPr>
-        <w:t>）。然而，雅各其他的兒子也被稱為約瑟的兄弟（</w:t>
+        <w:t>中使用了這個詞。</w:t>
+      </w:r>
+      <w:r>
+        <w:rPr>
+          <w:i/>
+          <w:lang w:val="zh_TW" w:bidi="zh_TW"/>
+        </w:rPr>
+        <w:t>參</w:t>
+      </w:r>
+      <w:r>
+        <w:rPr>
+          <w:lang w:val="zh_TW" w:bidi="zh_TW"/>
+        </w:rPr>
+        <w:t xml:space="preserve">： </w:t>
+      </w:r>
+      <w:r>
+        <w:rPr>
+          <w:lang w:val="zh_TW" w:bidi="zh_TW"/>
+        </w:rPr>
+        <w:t>硬幣</w:t>
+      </w:r>
+      <w:r>
+        <w:rPr>
+          <w:lang w:val="zh_TW" w:bidi="zh_TW"/>
+        </w:rPr>
+        <w:t>；</w:t>
+      </w:r>
+      <w:r>
+        <w:rPr>
+          <w:lang w:val="zh_TW" w:bidi="zh_TW"/>
+        </w:rPr>
+        <w:t>金錢</w:t>
+      </w:r>
+      <w:r>
+        <w:rPr>
+          <w:lang w:val="zh_TW" w:bidi="zh_TW"/>
+        </w:rPr>
+        <w:t>。</w:t>
+      </w:r>
+      <w:r>
+        <w:rPr>
+          <w:lang w:val="zh_TW" w:bidi="zh_TW"/>
+        </w:rPr>
+      </w:r>
+      <w:r>
+        <w:rPr>
+          <w:lang w:val="zh_TW" w:bidi="zh_TW"/>
+        </w:rPr>
+      </w:r>
+    </w:p>
+    <w:p>
+      <w:pPr/>
+      <w:r>
+        <w:rPr>
+          <w:lang w:val="zh_TW" w:bidi="zh_TW"/>
+        </w:rPr>
+      </w:r>
+    </w:p>
+    <w:p>
+      <w:pPr>
+        <w:pStyle w:val="Heading2"/>
+      </w:pPr>
+      <w:r>
+        <w:rPr>
+          <w:lang w:val="zh_TW" w:bidi="zh_TW"/>
+        </w:rPr>
+        <w:t>笑</w:t>
+      </w:r>
+      <w:r>
+        <w:rPr>
+          <w:lang w:val="zh_TW" w:bidi="zh_TW"/>
+        </w:rPr>
+      </w:r>
+    </w:p>
+    <w:p>
+      <w:pPr/>
+      <w:r>
+        <w:rPr>
+          <w:lang w:val="zh_TW" w:bidi="zh_TW"/>
+        </w:rPr>
+      </w:r>
+      <w:r>
+        <w:rPr>
+          <w:lang w:val="zh_TW" w:bidi="zh_TW"/>
+        </w:rPr>
+        <w:t>各種情緒的表達。笑能表達極其喜樂的快樂，當環境轉好時也是如此，例如猶大人從被擄歸回的時候（</w:t>
       </w:r>
       <w:hyperlink r:id="rId14">
         <w:r>
@@ -340,28 +345,14 @@
             <w:color w:val="0000EE"/>
             <w:u w:val="single"/>
           </w:rPr>
-          <w:t>創42:6</w:t>
+          <w:t>詩126:2</w:t>
         </w:r>
       </w:hyperlink>
       <w:r>
         <w:rPr>
           <w:lang w:val="zh_TW" w:bidi="zh_TW"/>
         </w:rPr>
-        <w:t>）。</w:t>
-      </w:r>
-    </w:p>
-    <w:p>
-      <w:pPr/>
-      <w:r>
-        <w:rPr>
-          <w:lang w:val="zh_TW" w:bidi="zh_TW"/>
-        </w:rPr>
-      </w:r>
-      <w:r>
-        <w:rPr>
-          <w:lang w:val="zh_TW" w:bidi="zh_TW"/>
-        </w:rPr>
-        <w:t>約瑟對便雅憫的愛是特別的，但兄弟之間並非總有這種愛。該隱殺害了他的兄弟亞伯（</w:t>
+        <w:t>）。約伯的一位安慰者也真誠卻又輕易地將這樣的喜樂送給約伯（</w:t>
       </w:r>
       <w:hyperlink r:id="rId15">
         <w:r>
@@ -372,14 +363,14 @@
             <w:color w:val="0000EE"/>
             <w:u w:val="single"/>
           </w:rPr>
-          <w:t>創4:8</w:t>
+          <w:t>伯8:21</w:t>
         </w:r>
       </w:hyperlink>
       <w:r>
         <w:rPr>
           <w:lang w:val="zh_TW" w:bidi="zh_TW"/>
         </w:rPr>
-        <w:t>），以掃恨他的兄弟雅各（</w:t>
+        <w:t>）。為了鼓勵其他人，笑也可以是帶著善意與友善的（</w:t>
       </w:r>
       <w:hyperlink r:id="rId16">
         <w:r>
@@ -390,14 +381,14 @@
             <w:color w:val="0000EE"/>
             <w:u w:val="single"/>
           </w:rPr>
-          <w:t>27:41</w:t>
+          <w:t>29:24</w:t>
         </w:r>
       </w:hyperlink>
       <w:r>
         <w:rPr>
           <w:lang w:val="zh_TW" w:bidi="zh_TW"/>
         </w:rPr>
-        <w:t>）。兄弟可能帶來壞的影響（</w:t>
+        <w:t>）。雖然「哭有時，笑有時」（</w:t>
       </w:r>
       <w:hyperlink r:id="rId17">
         <w:r>
@@ -408,32 +399,14 @@
             <w:color w:val="0000EE"/>
             <w:u w:val="single"/>
           </w:rPr>
-          <w:t>申13:6</w:t>
+          <w:t>傳3:4</w:t>
         </w:r>
       </w:hyperlink>
       <w:r>
         <w:rPr>
           <w:lang w:val="zh_TW" w:bidi="zh_TW"/>
         </w:rPr>
-        <w:t>–</w:t>
-      </w:r>
-      <w:hyperlink r:id="rId17">
-        <w:r>
-          <w:rPr>
-            <w:lang w:val="zh_TW" w:bidi="zh_TW"/>
-          </w:rPr>
-          <w:rPr>
-            <w:color w:val="0000EE"/>
-            <w:u w:val="single"/>
-          </w:rPr>
-          <w:t>7</w:t>
-        </w:r>
-      </w:hyperlink>
-      <w:r>
-        <w:rPr>
-          <w:lang w:val="zh_TW" w:bidi="zh_TW"/>
-        </w:rPr>
-        <w:t>），但理想中，兄弟應該在需要時幫助對方（</w:t>
+        <w:t>），但傳道者心裡存著疑問：人生不是一件可笑的事，憂愁反而能成為更好的教師（</w:t>
       </w:r>
       <w:hyperlink r:id="rId18">
         <w:r>
@@ -444,26 +417,14 @@
             <w:color w:val="0000EE"/>
             <w:u w:val="single"/>
           </w:rPr>
-          <w:t>箴17:17</w:t>
+          <w:t>2:2</w:t>
         </w:r>
       </w:hyperlink>
       <w:r>
         <w:rPr>
           <w:lang w:val="zh_TW" w:bidi="zh_TW"/>
         </w:rPr>
-        <w:t>）。</w:t>
-      </w:r>
-      <w:r>
-        <w:rPr>
-          <w:lang w:val="zh_TW" w:bidi="zh_TW"/>
-        </w:rPr>
-        <w:t>娶寡嫂婚的</w:t>
-      </w:r>
-      <w:r>
-        <w:rPr>
-          <w:lang w:val="zh_TW" w:bidi="zh_TW"/>
-        </w:rPr>
-        <w:t>律法規定，如果一個男人死後遺下無子的寡婦，他的兄弟必須娶這位寡婦，為其生子以延續兄弟的家族名字（</w:t>
+        <w:t>，</w:t>
       </w:r>
       <w:hyperlink r:id="rId19">
         <w:r>
@@ -474,28 +435,14 @@
             <w:color w:val="0000EE"/>
             <w:u w:val="single"/>
           </w:rPr>
-          <w:t>申25:5</w:t>
+          <w:t>7:3</w:t>
         </w:r>
       </w:hyperlink>
       <w:r>
         <w:rPr>
           <w:lang w:val="zh_TW" w:bidi="zh_TW"/>
         </w:rPr>
-        <w:t>）。</w:t>
-      </w:r>
-    </w:p>
-    <w:p>
-      <w:pPr/>
-      <w:r>
-        <w:rPr>
-          <w:lang w:val="zh_TW" w:bidi="zh_TW"/>
-        </w:rPr>
-      </w:r>
-      <w:r>
-        <w:rPr>
-          <w:lang w:val="zh_TW" w:bidi="zh_TW"/>
-        </w:rPr>
-        <w:t>大衛稱約拿單為「兄弟」，即使他們沒有血緣關係（</w:t>
+        <w:t>）。然而，人能夠不把某些事太當真，也是好的。那位預備周全的賢德婦人「想到日後的景況就喜笑」（</w:t>
       </w:r>
       <w:hyperlink r:id="rId20">
         <w:r>
@@ -506,14 +453,14 @@
             <w:color w:val="0000EE"/>
             <w:u w:val="single"/>
           </w:rPr>
-          <w:t>撒下1:26</w:t>
+          <w:t>箴31:25</w:t>
         </w:r>
       </w:hyperlink>
       <w:r>
         <w:rPr>
           <w:lang w:val="zh_TW" w:bidi="zh_TW"/>
         </w:rPr>
-        <w:t>）。一個以色列同胞也可以被稱為兄弟，這種關係帶有某些義務：例如，兄弟之間不能收取利息，也不能將他變為奴隸（</w:t>
+        <w:t>）。約伯也得著了不必擔心爭戰和饑荒的應許（</w:t>
       </w:r>
       <w:hyperlink r:id="rId21">
         <w:r>
@@ -524,57 +471,14 @@
             <w:color w:val="0000EE"/>
             <w:u w:val="single"/>
           </w:rPr>
-          <w:t>利25:35</w:t>
+          <w:t>伯5:22</w:t>
         </w:r>
       </w:hyperlink>
       <w:r>
         <w:rPr>
           <w:lang w:val="zh_TW" w:bidi="zh_TW"/>
         </w:rPr>
-        <w:t>–</w:t>
-      </w:r>
-      <w:hyperlink r:id="rId21">
-        <w:r>
-          <w:rPr>
-            <w:lang w:val="zh_TW" w:bidi="zh_TW"/>
-          </w:rPr>
-          <w:rPr>
-            <w:color w:val="0000EE"/>
-            <w:u w:val="single"/>
-          </w:rPr>
-          <w:t>43</w:t>
-        </w:r>
-      </w:hyperlink>
-      <w:r>
-        <w:rPr>
-          <w:lang w:val="zh_TW" w:bidi="zh_TW"/>
-        </w:rPr>
-        <w:t>）。</w:t>
-      </w:r>
-    </w:p>
-    <w:p>
-      <w:pPr>
-        <w:pStyle w:val="Heading3"/>
-      </w:pPr>
-      <w:r>
-        <w:rPr>
-          <w:lang w:val="zh_TW" w:bidi="zh_TW"/>
-        </w:rPr>
-        <w:t>「兄弟」在新約中是什麼意思？</w:t>
-      </w:r>
-    </w:p>
-    <w:p>
-      <w:pPr/>
-      <w:r>
-        <w:rPr>
-          <w:lang w:val="zh_TW" w:bidi="zh_TW"/>
-        </w:rPr>
-      </w:r>
-      <w:r>
-        <w:rPr>
-          <w:lang w:val="zh_TW" w:bidi="zh_TW"/>
-        </w:rPr>
-        <w:t>在新約聖經中，希臘文的「兄弟」指親生兄弟，例如安得烈和彼得（</w:t>
+        <w:t>；參</w:t>
       </w:r>
       <w:hyperlink r:id="rId22">
         <w:r>
@@ -585,14 +489,28 @@
             <w:color w:val="0000EE"/>
             <w:u w:val="single"/>
           </w:rPr>
-          <w:t>約1:41</w:t>
+          <w:t>哈1:9</w:t>
         </w:r>
       </w:hyperlink>
       <w:r>
         <w:rPr>
           <w:lang w:val="zh_TW" w:bidi="zh_TW"/>
         </w:rPr>
-        <w:t>）。耶穌有四個兄弟（</w:t>
+        <w:t>）。</w:t>
+      </w:r>
+    </w:p>
+    <w:p>
+      <w:pPr/>
+      <w:r>
+        <w:rPr>
+          <w:lang w:val="zh_TW" w:bidi="zh_TW"/>
+        </w:rPr>
+      </w:r>
+      <w:r>
+        <w:rPr>
+          <w:lang w:val="zh_TW" w:bidi="zh_TW"/>
+        </w:rPr>
+        <w:t>笑也帶著負面、嘲諷的意味。我們會嘲笑別人，也會笑他們受到羞辱。這個層面在舊約聖經裡特別突出。約伯和耶利米都抱怨自己成了笑柄（</w:t>
       </w:r>
       <w:hyperlink r:id="rId23">
         <w:r>
@@ -603,14 +521,14 @@
             <w:color w:val="0000EE"/>
             <w:u w:val="single"/>
           </w:rPr>
-          <w:t>可6:3</w:t>
+          <w:t>伯12:4</w:t>
         </w:r>
       </w:hyperlink>
       <w:r>
         <w:rPr>
           <w:lang w:val="zh_TW" w:bidi="zh_TW"/>
         </w:rPr>
-        <w:t>）。（羅馬天主教徒認為他們是耶穌的表兄弟，但希臘文並未使用表兄弟的詞語。）耶穌的兄弟起初不信祂（</w:t>
+        <w:t>；</w:t>
       </w:r>
       <w:hyperlink r:id="rId24">
         <w:r>
@@ -621,14 +539,14 @@
             <w:color w:val="0000EE"/>
             <w:u w:val="single"/>
           </w:rPr>
-          <w:t>約7:5</w:t>
+          <w:t>耶20:7</w:t>
         </w:r>
       </w:hyperlink>
       <w:r>
         <w:rPr>
           <w:lang w:val="zh_TW" w:bidi="zh_TW"/>
         </w:rPr>
-        <w:t>）。然而，在耶穌復活後，他們加入了基督教群體（</w:t>
+        <w:t>）。以色列這個民族也抱怨，仇敵在他們的患難中譏笑他們（</w:t>
       </w:r>
       <w:hyperlink r:id="rId25">
         <w:r>
@@ -639,14 +557,14 @@
             <w:color w:val="0000EE"/>
             <w:u w:val="single"/>
           </w:rPr>
-          <w:t>徒1:14</w:t>
+          <w:t>詩80:6</w:t>
         </w:r>
       </w:hyperlink>
       <w:r>
         <w:rPr>
           <w:lang w:val="zh_TW" w:bidi="zh_TW"/>
         </w:rPr>
-        <w:t>）。耶穌教導祂的門徒，他們只有一位父（神），因此彼此皆為兄弟（</w:t>
+        <w:t>；參</w:t>
       </w:r>
       <w:hyperlink r:id="rId26">
         <w:r>
@@ -657,32 +575,14 @@
             <w:color w:val="0000EE"/>
             <w:u w:val="single"/>
           </w:rPr>
-          <w:t>太23:8</w:t>
+          <w:t>代下30:10</w:t>
         </w:r>
       </w:hyperlink>
       <w:r>
         <w:rPr>
           <w:lang w:val="zh_TW" w:bidi="zh_TW"/>
         </w:rPr>
-        <w:t>–</w:t>
-      </w:r>
-      <w:hyperlink r:id="rId26">
-        <w:r>
-          <w:rPr>
-            <w:lang w:val="zh_TW" w:bidi="zh_TW"/>
-          </w:rPr>
-          <w:rPr>
-            <w:color w:val="0000EE"/>
-            <w:u w:val="single"/>
-          </w:rPr>
-          <w:t>9</w:t>
-        </w:r>
-      </w:hyperlink>
-      <w:r>
-        <w:rPr>
-          <w:lang w:val="zh_TW" w:bidi="zh_TW"/>
-        </w:rPr>
-        <w:t>）。他也稱自己是他們的兄弟（</w:t>
+        <w:t>）。有時這樣的笑確實有其理由。在</w:t>
       </w:r>
       <w:hyperlink r:id="rId27">
         <w:r>
@@ -693,28 +593,14 @@
             <w:color w:val="0000EE"/>
             <w:u w:val="single"/>
           </w:rPr>
-          <w:t>太28:10</w:t>
+          <w:t>詩篇五十二篇6節</w:t>
         </w:r>
       </w:hyperlink>
       <w:r>
         <w:rPr>
           <w:lang w:val="zh_TW" w:bidi="zh_TW"/>
         </w:rPr>
-        <w:t>）。</w:t>
-      </w:r>
-    </w:p>
-    <w:p>
-      <w:pPr/>
-      <w:r>
-        <w:rPr>
-          <w:lang w:val="zh_TW" w:bidi="zh_TW"/>
-        </w:rPr>
-      </w:r>
-      <w:r>
-        <w:rPr>
-          <w:lang w:val="zh_TW" w:bidi="zh_TW"/>
-        </w:rPr>
-        <w:t>早期基督徒互稱「弟兄」（</w:t>
+        <w:t>中，義人得著應許：他們終究會笑到最後，而被嘲笑的是那惡人、不信的人——他以為自己可以將神排除在生命之外。在</w:t>
       </w:r>
       <w:hyperlink r:id="rId28">
         <w:r>
@@ -725,14 +611,14 @@
             <w:color w:val="0000EE"/>
             <w:u w:val="single"/>
           </w:rPr>
-          <w:t>徒9:17</w:t>
+          <w:t>箴言一章26節</w:t>
         </w:r>
       </w:hyperlink>
       <w:r>
         <w:rPr>
           <w:lang w:val="zh_TW" w:bidi="zh_TW"/>
         </w:rPr>
-        <w:t>；</w:t>
+        <w:t>，擬人化的智慧警告說：她要在那些拒絕聽從她勸告之人的災難中發笑；那會是他們罪有應得的結果。在這個意義上，詩篇有三處將笑描寫為神的反應。神嗤笑那些策劃敵擋他受膏君王的列邦（</w:t>
       </w:r>
       <w:hyperlink r:id="rId29">
         <w:r>
@@ -743,14 +629,14 @@
             <w:color w:val="0000EE"/>
             <w:u w:val="single"/>
           </w:rPr>
-          <w:t>西1:1</w:t>
+          <w:t>詩2:4</w:t>
         </w:r>
       </w:hyperlink>
       <w:r>
         <w:rPr>
           <w:lang w:val="zh_TW" w:bidi="zh_TW"/>
         </w:rPr>
-        <w:t>）。基督徒群體兩次被稱為「弟兄或眾弟兄（the brotherhood）」（</w:t>
+        <w:t>）。他嗤笑惡人，因為他知道他們正走向災禍（</w:t>
       </w:r>
       <w:hyperlink r:id="rId30">
         <w:r>
@@ -761,9 +647,15 @@
             <w:color w:val="0000EE"/>
             <w:u w:val="single"/>
           </w:rPr>
-          <w:t>彼前2:17，</w:t>
+          <w:t>37:13</w:t>
         </w:r>
       </w:hyperlink>
+      <w:r>
+        <w:rPr>
+          <w:lang w:val="zh_TW" w:bidi="zh_TW"/>
+        </w:rPr>
+        <w:t>）。詩人也邀請神嗤笑他的仇敵（</w:t>
+      </w:r>
       <w:hyperlink r:id="rId31">
         <w:r>
           <w:rPr>
@@ -773,32 +665,28 @@
             <w:color w:val="0000EE"/>
             <w:u w:val="single"/>
           </w:rPr>
-          <w:t>5:9</w:t>
+          <w:t>59:8</w:t>
         </w:r>
       </w:hyperlink>
       <w:r>
         <w:rPr>
           <w:lang w:val="zh_TW" w:bidi="zh_TW"/>
         </w:rPr>
-        <w:t>）。成為基督徒弟兄的一員需要負上某些責任：</w:t>
+        <w:t>）。這種屬神的笑是用來表達：真理終究必然得勝。</w:t>
       </w:r>
     </w:p>
     <w:p>
-      <w:pPr>
-        <w:pStyle w:val="ListBullet"/>
-        <w:spacing w:line="240" w:lineRule="auto"/>
-        <w:ind w:left="720"/>
-      </w:pPr>
-      <w:r>
-        <w:rPr>
-          <w:lang w:val="zh_TW" w:bidi="zh_TW"/>
-        </w:rPr>
-      </w:r>
-      <w:r>
-        <w:rPr>
-          <w:lang w:val="zh_TW" w:bidi="zh_TW"/>
-        </w:rPr>
-        <w:t>節制情慾（</w:t>
+      <w:pPr/>
+      <w:r>
+        <w:rPr>
+          <w:lang w:val="zh_TW" w:bidi="zh_TW"/>
+        </w:rPr>
+      </w:r>
+      <w:r>
+        <w:rPr>
+          <w:lang w:val="zh_TW" w:bidi="zh_TW"/>
+        </w:rPr>
+        <w:t>笑在亞伯拉罕的敘事裡佔有一個特別的位置。它被用在他兒子以撒的名字上；這名字的意思是「他笑」，或「願（神）（向他）微笑」。希伯來的故事喜歡將字詞的意思表達出來，所以人對以撒——這個承載神對族長應許的管道——出生的反應就用笑來描述。這在神學上很重要，因為它往往與信心形成對比。在</w:t>
       </w:r>
       <w:hyperlink r:id="rId32">
         <w:r>
@@ -809,32 +697,14 @@
             <w:color w:val="0000EE"/>
             <w:u w:val="single"/>
           </w:rPr>
-          <w:t>帖前4:6</w:t>
+          <w:t>創世記十七章17節</w:t>
         </w:r>
       </w:hyperlink>
       <w:r>
         <w:rPr>
           <w:lang w:val="zh_TW" w:bidi="zh_TW"/>
         </w:rPr>
-        <w:t>）</w:t>
-      </w:r>
-    </w:p>
-    <w:p>
-      <w:pPr>
-        <w:pStyle w:val="ListBullet"/>
-        <w:spacing w:line="240" w:lineRule="auto"/>
-        <w:ind w:left="720"/>
-      </w:pPr>
-      <w:r>
-        <w:rPr>
-          <w:lang w:val="zh_TW" w:bidi="zh_TW"/>
-        </w:rPr>
-      </w:r>
-      <w:r>
-        <w:rPr>
-          <w:lang w:val="zh_TW" w:bidi="zh_TW"/>
-        </w:rPr>
-        <w:t>在需要時提供物質幫助（</w:t>
+        <w:t>中，由於撒拉已年老，亞伯拉罕的笑是他對神那看來不切實際、要賜他一個兒子的應許所作出的難以置信的回應。在</w:t>
       </w:r>
       <w:hyperlink r:id="rId33">
         <w:r>
@@ -845,50 +715,14 @@
             <w:color w:val="0000EE"/>
             <w:u w:val="single"/>
           </w:rPr>
-          <w:t>雅2:15</w:t>
+          <w:t>創世記十八章12節</w:t>
         </w:r>
       </w:hyperlink>
       <w:r>
         <w:rPr>
           <w:lang w:val="zh_TW" w:bidi="zh_TW"/>
         </w:rPr>
-        <w:t>–</w:t>
-      </w:r>
-      <w:hyperlink r:id="rId33">
-        <w:r>
-          <w:rPr>
-            <w:lang w:val="zh_TW" w:bidi="zh_TW"/>
-          </w:rPr>
-          <w:rPr>
-            <w:color w:val="0000EE"/>
-            <w:u w:val="single"/>
-          </w:rPr>
-          <w:t>16</w:t>
-        </w:r>
-      </w:hyperlink>
-      <w:r>
-        <w:rPr>
-          <w:lang w:val="zh_TW" w:bidi="zh_TW"/>
-        </w:rPr>
-        <w:t>）</w:t>
-      </w:r>
-    </w:p>
-    <w:p>
-      <w:pPr>
-        <w:pStyle w:val="ListBullet"/>
-        <w:spacing w:line="240" w:lineRule="auto"/>
-        <w:ind w:left="720"/>
-      </w:pPr>
-      <w:r>
-        <w:rPr>
-          <w:lang w:val="zh_TW" w:bidi="zh_TW"/>
-        </w:rPr>
-      </w:r>
-      <w:r>
-        <w:rPr>
-          <w:lang w:val="zh_TW" w:bidi="zh_TW"/>
-        </w:rPr>
-        <w:t>避免引起冒犯（</w:t>
+        <w:t>中，撒拉在偷聽的時候無法壓住她的笑——她九十多歲還會懷孕，實在太荒謬了。但到了最後，</w:t>
       </w:r>
       <w:hyperlink r:id="rId34">
         <w:r>
@@ -899,495 +733,14 @@
             <w:color w:val="0000EE"/>
             <w:u w:val="single"/>
           </w:rPr>
-          <w:t>羅14:13</w:t>
+          <w:t>創世記二十一章6節</w:t>
         </w:r>
       </w:hyperlink>
       <w:r>
         <w:rPr>
           <w:lang w:val="zh_TW" w:bidi="zh_TW"/>
         </w:rPr>
-        <w:t>）。</w:t>
-      </w:r>
-    </w:p>
-    <w:p>
-      <w:pPr>
-        <w:pStyle w:val="ListBullet"/>
-        <w:spacing w:line="240" w:lineRule="auto"/>
-        <w:ind w:left="720"/>
-      </w:pPr>
-      <w:r>
-        <w:rPr>
-          <w:lang w:val="zh_TW" w:bidi="zh_TW"/>
-        </w:rPr>
-      </w:r>
-      <w:r>
-        <w:rPr>
-          <w:lang w:val="zh_TW" w:bidi="zh_TW"/>
-        </w:rPr>
-        <w:t>基督徒不應該「訴諸法律」或控告他們的弟兄（</w:t>
-      </w:r>
-      <w:hyperlink r:id="rId35">
-        <w:r>
-          <w:rPr>
-            <w:lang w:val="zh_TW" w:bidi="zh_TW"/>
-          </w:rPr>
-          <w:rPr>
-            <w:color w:val="0000EE"/>
-            <w:u w:val="single"/>
-          </w:rPr>
-          <w:t>林前6:5</w:t>
-        </w:r>
-      </w:hyperlink>
-      <w:r>
-        <w:rPr>
-          <w:lang w:val="zh_TW" w:bidi="zh_TW"/>
-        </w:rPr>
-        <w:t>–</w:t>
-      </w:r>
-      <w:hyperlink r:id="rId35">
-        <w:r>
-          <w:rPr>
-            <w:lang w:val="zh_TW" w:bidi="zh_TW"/>
-          </w:rPr>
-          <w:rPr>
-            <w:color w:val="0000EE"/>
-            <w:u w:val="single"/>
-          </w:rPr>
-          <w:t>6</w:t>
-        </w:r>
-      </w:hyperlink>
-      <w:r>
-        <w:rPr>
-          <w:lang w:val="zh_TW" w:bidi="zh_TW"/>
-        </w:rPr>
-        <w:t>）</w:t>
-      </w:r>
-    </w:p>
-    <w:p>
-      <w:pPr>
-        <w:pStyle w:val="ListBullet"/>
-        <w:spacing w:line="240" w:lineRule="auto"/>
-        <w:ind w:left="720"/>
-      </w:pPr>
-      <w:r>
-        <w:rPr>
-          <w:lang w:val="zh_TW" w:bidi="zh_TW"/>
-        </w:rPr>
-      </w:r>
-      <w:r>
-        <w:rPr>
-          <w:lang w:val="zh_TW" w:bidi="zh_TW"/>
-        </w:rPr>
-        <w:t>必須在教會內或個人之間解決問題（</w:t>
-      </w:r>
-      <w:hyperlink r:id="rId36">
-        <w:r>
-          <w:rPr>
-            <w:lang w:val="zh_TW" w:bidi="zh_TW"/>
-          </w:rPr>
-          <w:rPr>
-            <w:color w:val="0000EE"/>
-            <w:u w:val="single"/>
-          </w:rPr>
-          <w:t>太18:15</w:t>
-        </w:r>
-      </w:hyperlink>
-      <w:r>
-        <w:rPr>
-          <w:lang w:val="zh_TW" w:bidi="zh_TW"/>
-        </w:rPr>
-        <w:t>–</w:t>
-      </w:r>
-      <w:hyperlink r:id="rId36">
-        <w:r>
-          <w:rPr>
-            <w:lang w:val="zh_TW" w:bidi="zh_TW"/>
-          </w:rPr>
-          <w:rPr>
-            <w:color w:val="0000EE"/>
-            <w:u w:val="single"/>
-          </w:rPr>
-          <w:t>17</w:t>
-        </w:r>
-      </w:hyperlink>
-      <w:r>
-        <w:rPr>
-          <w:lang w:val="zh_TW" w:bidi="zh_TW"/>
-        </w:rPr>
-        <w:t>）</w:t>
-      </w:r>
-    </w:p>
-    <w:p>
-      <w:pPr/>
-      <w:r>
-        <w:rPr>
-          <w:lang w:val="zh_TW" w:bidi="zh_TW"/>
-        </w:rPr>
-      </w:r>
-      <w:r>
-        <w:rPr>
-          <w:lang w:val="zh_TW" w:bidi="zh_TW"/>
-        </w:rPr>
-        <w:t>基督徒與弟兄的關係很重要，因為如果他與弟兄不和，就無法敬拜神（</w:t>
-      </w:r>
-      <w:hyperlink r:id="rId37">
-        <w:r>
-          <w:rPr>
-            <w:lang w:val="zh_TW" w:bidi="zh_TW"/>
-          </w:rPr>
-          <w:rPr>
-            <w:color w:val="0000EE"/>
-            <w:u w:val="single"/>
-          </w:rPr>
-          <w:t>太5:23</w:t>
-        </w:r>
-      </w:hyperlink>
-      <w:r>
-        <w:rPr>
-          <w:lang w:val="zh_TW" w:bidi="zh_TW"/>
-        </w:rPr>
-        <w:t>–</w:t>
-      </w:r>
-      <w:hyperlink r:id="rId37">
-        <w:r>
-          <w:rPr>
-            <w:lang w:val="zh_TW" w:bidi="zh_TW"/>
-          </w:rPr>
-          <w:rPr>
-            <w:color w:val="0000EE"/>
-            <w:u w:val="single"/>
-          </w:rPr>
-          <w:t>24</w:t>
-        </w:r>
-      </w:hyperlink>
-      <w:r>
-        <w:rPr>
-          <w:lang w:val="zh_TW" w:bidi="zh_TW"/>
-        </w:rPr>
-        <w:t>）。</w:t>
-      </w:r>
-    </w:p>
-    <w:p>
-      <w:pPr/>
-      <w:r>
-        <w:rPr>
-          <w:lang w:val="zh_TW" w:bidi="zh_TW"/>
-        </w:rPr>
-      </w:r>
-      <w:r>
-        <w:rPr>
-          <w:i/>
-          <w:lang w:val="zh_TW" w:bidi="zh_TW"/>
-        </w:rPr>
-        <w:t>另見</w:t>
-      </w:r>
-      <w:r>
-        <w:rPr>
-          <w:lang w:val="zh_TW" w:bidi="zh_TW"/>
-        </w:rPr>
-        <w:t xml:space="preserve"> </w:t>
-      </w:r>
-      <w:r>
-        <w:rPr>
-          <w:lang w:val="zh_TW" w:bidi="zh_TW"/>
-        </w:rPr>
-        <w:t>家庭生活和關係</w:t>
-      </w:r>
-      <w:r>
-        <w:rPr>
-          <w:lang w:val="zh_TW" w:bidi="zh_TW"/>
-        </w:rPr>
-        <w:t>；</w:t>
-      </w:r>
-      <w:r>
-        <w:rPr>
-          <w:lang w:val="zh_TW" w:bidi="zh_TW"/>
-        </w:rPr>
-        <w:t>兄弟（和姐妹）</w:t>
-      </w:r>
-      <w:r>
-        <w:rPr>
-          <w:lang w:val="zh_TW" w:bidi="zh_TW"/>
-        </w:rPr>
-      </w:r>
-      <w:r>
-        <w:rPr>
-          <w:lang w:val="zh_TW" w:bidi="zh_TW"/>
-        </w:rPr>
-      </w:r>
-    </w:p>
-    <w:p>
-      <w:pPr/>
-      <w:r>
-        <w:rPr>
-          <w:lang w:val="zh_TW" w:bidi="zh_TW"/>
-        </w:rPr>
-      </w:r>
-    </w:p>
-    <w:p>
-      <w:pPr>
-        <w:pStyle w:val="Heading2"/>
-      </w:pPr>
-      <w:r>
-        <w:rPr>
-          <w:lang w:val="zh_TW" w:bidi="zh_TW"/>
-        </w:rPr>
-        <w:t>兄弟（和姐妹）</w:t>
-      </w:r>
-      <w:r>
-        <w:rPr>
-          <w:lang w:val="zh_TW" w:bidi="zh_TW"/>
-        </w:rPr>
-      </w:r>
-    </w:p>
-    <w:p>
-      <w:pPr/>
-      <w:r>
-        <w:rPr>
-          <w:lang w:val="zh_TW" w:bidi="zh_TW"/>
-        </w:rPr>
-      </w:r>
-      <w:r>
-        <w:rPr>
-          <w:lang w:val="zh_TW" w:bidi="zh_TW"/>
-        </w:rPr>
-        <w:t>對神家中的成員的稱呼。有充分的證據表明，耶穌時代的猶太人經常自稱為弟兄（</w:t>
-      </w:r>
-      <w:hyperlink r:id="rId38">
-        <w:r>
-          <w:rPr>
-            <w:lang w:val="zh_TW" w:bidi="zh_TW"/>
-          </w:rPr>
-          <w:rPr>
-            <w:color w:val="0000EE"/>
-            <w:u w:val="single"/>
-          </w:rPr>
-          <w:t>徒2:29、37，</w:t>
-        </w:r>
-      </w:hyperlink>
-      <w:hyperlink r:id="rId39">
-        <w:r>
-          <w:rPr>
-            <w:lang w:val="zh_TW" w:bidi="zh_TW"/>
-          </w:rPr>
-          <w:rPr>
-            <w:color w:val="0000EE"/>
-            <w:u w:val="single"/>
-          </w:rPr>
-          <w:t>7:2，</w:t>
-        </w:r>
-      </w:hyperlink>
-      <w:hyperlink r:id="rId40">
-        <w:r>
-          <w:rPr>
-            <w:lang w:val="zh_TW" w:bidi="zh_TW"/>
-          </w:rPr>
-          <w:rPr>
-            <w:color w:val="0000EE"/>
-            <w:u w:val="single"/>
-          </w:rPr>
-          <w:t>22:5，</w:t>
-        </w:r>
-      </w:hyperlink>
-      <w:hyperlink r:id="rId41">
-        <w:r>
-          <w:rPr>
-            <w:lang w:val="zh_TW" w:bidi="zh_TW"/>
-          </w:rPr>
-          <w:rPr>
-            <w:color w:val="0000EE"/>
-            <w:u w:val="single"/>
-          </w:rPr>
-          <w:t>28:21</w:t>
-        </w:r>
-      </w:hyperlink>
-      <w:r>
-        <w:rPr>
-          <w:lang w:val="zh_TW" w:bidi="zh_TW"/>
-        </w:rPr>
-        <w:t>；</w:t>
-      </w:r>
-      <w:hyperlink r:id="rId42">
-        <w:r>
-          <w:rPr>
-            <w:lang w:val="zh_TW" w:bidi="zh_TW"/>
-          </w:rPr>
-          <w:rPr>
-            <w:color w:val="0000EE"/>
-            <w:u w:val="single"/>
-          </w:rPr>
-          <w:t>羅9:3</w:t>
-        </w:r>
-      </w:hyperlink>
-      <w:r>
-        <w:rPr>
-          <w:lang w:val="zh_TW" w:bidi="zh_TW"/>
-        </w:rPr>
-        <w:t>）。因此，對猶太基督徒來說，從一開始就自然地互稱為「弟兄」（即「弟兄姐妹」——這個詞包括男性和女性；</w:t>
-      </w:r>
-      <w:hyperlink r:id="rId43">
-        <w:r>
-          <w:rPr>
-            <w:lang w:val="zh_TW" w:bidi="zh_TW"/>
-          </w:rPr>
-          <w:rPr>
-            <w:color w:val="0000EE"/>
-            <w:u w:val="single"/>
-          </w:rPr>
-          <w:t>徒1:15–16，</w:t>
-        </w:r>
-      </w:hyperlink>
-      <w:hyperlink r:id="rId44">
-        <w:r>
-          <w:rPr>
-            <w:lang w:val="zh_TW" w:bidi="zh_TW"/>
-          </w:rPr>
-          <w:rPr>
-            <w:color w:val="0000EE"/>
-            <w:u w:val="single"/>
-          </w:rPr>
-          <w:t>9:30，</w:t>
-        </w:r>
-      </w:hyperlink>
-      <w:hyperlink r:id="rId45">
-        <w:r>
-          <w:rPr>
-            <w:lang w:val="zh_TW" w:bidi="zh_TW"/>
-          </w:rPr>
-          <w:rPr>
-            <w:color w:val="0000EE"/>
-            <w:u w:val="single"/>
-          </w:rPr>
-          <w:t>11:1</w:t>
-        </w:r>
-      </w:hyperlink>
-      <w:r>
-        <w:rPr>
-          <w:lang w:val="zh_TW" w:bidi="zh_TW"/>
-        </w:rPr>
-        <w:t>）。外邦的宗教群體成員也互稱兄弟，因此這一稱呼同樣在外邦教會中被接受（</w:t>
-      </w:r>
-      <w:hyperlink r:id="rId46">
-        <w:r>
-          <w:rPr>
-            <w:lang w:val="zh_TW" w:bidi="zh_TW"/>
-          </w:rPr>
-          <w:rPr>
-            <w:color w:val="0000EE"/>
-            <w:u w:val="single"/>
-          </w:rPr>
-          <w:t>徒17:14</w:t>
-        </w:r>
-      </w:hyperlink>
-      <w:r>
-        <w:rPr>
-          <w:lang w:val="zh_TW" w:bidi="zh_TW"/>
-        </w:rPr>
-        <w:t>；</w:t>
-      </w:r>
-      <w:hyperlink r:id="rId47">
-        <w:r>
-          <w:rPr>
-            <w:lang w:val="zh_TW" w:bidi="zh_TW"/>
-          </w:rPr>
-          <w:rPr>
-            <w:color w:val="0000EE"/>
-            <w:u w:val="single"/>
-          </w:rPr>
-          <w:t>羅1:13</w:t>
-        </w:r>
-      </w:hyperlink>
-      <w:r>
-        <w:rPr>
-          <w:lang w:val="zh_TW" w:bidi="zh_TW"/>
-        </w:rPr>
-        <w:t>；</w:t>
-      </w:r>
-      <w:hyperlink r:id="rId48">
-        <w:r>
-          <w:rPr>
-            <w:lang w:val="zh_TW" w:bidi="zh_TW"/>
-          </w:rPr>
-          <w:rPr>
-            <w:color w:val="0000EE"/>
-            <w:u w:val="single"/>
-          </w:rPr>
-          <w:t>林前1:1、10</w:t>
-        </w:r>
-      </w:hyperlink>
-      <w:r>
-        <w:rPr>
-          <w:lang w:val="zh_TW" w:bidi="zh_TW"/>
-        </w:rPr>
-        <w:t>；以及保羅寫給外邦人教會的書信中其它多處）。事實上，與「門徒」（在使徒行傳中）和「聖徒」（在保羅書信及啟示錄中總是以複數形式出現）一樣，「弟兄」是基督徒最常用的稱號之一，並且是雅各書和約翰一書中主要使用的稱號。</w:t>
-      </w:r>
-    </w:p>
-    <w:p>
-      <w:pPr/>
-      <w:r>
-        <w:rPr>
-          <w:lang w:val="zh_TW" w:bidi="zh_TW"/>
-        </w:rPr>
-      </w:r>
-      <w:r>
-        <w:rPr>
-          <w:lang w:val="zh_TW" w:bidi="zh_TW"/>
-        </w:rPr>
-        <w:t>每個基督徒都被稱為「弟兄」，而基督徒群體整體則被稱為「弟兄們」。此稱號強調基督徒群體的親密性，即信徒之間的關係如同血親般親近（甚至更親密——</w:t>
-      </w:r>
-      <w:hyperlink r:id="rId49">
-        <w:r>
-          <w:rPr>
-            <w:lang w:val="zh_TW" w:bidi="zh_TW"/>
-          </w:rPr>
-          <w:rPr>
-            <w:color w:val="0000EE"/>
-            <w:u w:val="single"/>
-          </w:rPr>
-          <w:t>可10:23–31</w:t>
-        </w:r>
-      </w:hyperlink>
-      <w:r>
-        <w:rPr>
-          <w:lang w:val="zh_TW" w:bidi="zh_TW"/>
-        </w:rPr>
-        <w:t>）。在約翰一書和雅各書中，這一稱呼突顯出貧窮基督徒對富裕基督徒的要求（</w:t>
-      </w:r>
-      <w:hyperlink r:id="rId50">
-        <w:r>
-          <w:rPr>
-            <w:lang w:val="zh_TW" w:bidi="zh_TW"/>
-          </w:rPr>
-          <w:rPr>
-            <w:color w:val="0000EE"/>
-            <w:u w:val="single"/>
-          </w:rPr>
-          <w:t>雅2:15</w:t>
-        </w:r>
-      </w:hyperlink>
-      <w:r>
-        <w:rPr>
-          <w:lang w:val="zh_TW" w:bidi="zh_TW"/>
-        </w:rPr>
-        <w:t>；</w:t>
-      </w:r>
-      <w:hyperlink r:id="rId51">
-        <w:r>
-          <w:rPr>
-            <w:lang w:val="zh_TW" w:bidi="zh_TW"/>
-          </w:rPr>
-          <w:rPr>
-            <w:color w:val="0000EE"/>
-            <w:u w:val="single"/>
-          </w:rPr>
-          <w:t>約壹3:10–18</w:t>
-        </w:r>
-      </w:hyperlink>
-      <w:r>
-        <w:rPr>
-          <w:lang w:val="zh_TW" w:bidi="zh_TW"/>
-        </w:rPr>
-        <w:t>）。它也表明基督徒群體成員之間的平等關係。</w:t>
+        <w:t>記載，當不可能變成真實，撒拉的笑就成了神所賜喜樂的記號。</w:t>
       </w:r>
       <w:r>
         <w:rPr>

--- a/zht/docx/159.content.docx
+++ b/zht/docx/159.content.docx
@@ -149,7 +149,7 @@
         <w:rPr>
           <w:lang w:val="zh_TW" w:bidi="zh_TW"/>
         </w:rPr>
-        <w:t>xiao</w:t>
+        <w:t>tou</w:t>
       </w:r>
       <w:r>
         <w:rPr>
@@ -212,7 +212,7 @@
         <w:rPr>
           <w:lang w:val="zh_TW" w:bidi="zh_TW"/>
         </w:rPr>
-        <w:t>小錢</w:t>
+        <w:t>頭</w:t>
       </w:r>
       <w:r>
         <w:rPr>
@@ -231,72 +231,7 @@
         <w:rPr>
           <w:lang w:val="zh_TW" w:bidi="zh_TW"/>
         </w:rPr>
-        <w:t>一種小型青銅幣或銅幣，其價值不到一分錢。</w:t>
-      </w:r>
-      <w:hyperlink r:id="rId13">
-        <w:r>
-          <w:rPr>
-            <w:lang w:val="zh_TW" w:bidi="zh_TW"/>
-          </w:rPr>
-          <w:rPr>
-            <w:color w:val="0000EE"/>
-            <w:u w:val="single"/>
-          </w:rPr>
-          <w:t>馬可福音十二章42節</w:t>
-        </w:r>
-      </w:hyperlink>
-      <w:r>
-        <w:rPr>
-          <w:lang w:val="zh_TW" w:bidi="zh_TW"/>
-        </w:rPr>
-        <w:t>中使用了這個詞。</w:t>
-      </w:r>
-      <w:r>
-        <w:rPr>
-          <w:i/>
-          <w:lang w:val="zh_TW" w:bidi="zh_TW"/>
-        </w:rPr>
-        <w:t>參</w:t>
-      </w:r>
-      <w:r>
-        <w:rPr>
-          <w:lang w:val="zh_TW" w:bidi="zh_TW"/>
-        </w:rPr>
-        <w:t xml:space="preserve">： </w:t>
-      </w:r>
-      <w:r>
-        <w:rPr>
-          <w:lang w:val="zh_TW" w:bidi="zh_TW"/>
-        </w:rPr>
-        <w:t>硬幣</w:t>
-      </w:r>
-      <w:r>
-        <w:rPr>
-          <w:lang w:val="zh_TW" w:bidi="zh_TW"/>
-        </w:rPr>
-        <w:t>；</w:t>
-      </w:r>
-      <w:r>
-        <w:rPr>
-          <w:lang w:val="zh_TW" w:bidi="zh_TW"/>
-        </w:rPr>
-        <w:t>金錢</w:t>
-      </w:r>
-      <w:r>
-        <w:rPr>
-          <w:lang w:val="zh_TW" w:bidi="zh_TW"/>
-        </w:rPr>
-        <w:t>。</w:t>
-      </w:r>
-      <w:r>
-        <w:rPr>
-          <w:lang w:val="zh_TW" w:bidi="zh_TW"/>
-        </w:rPr>
-      </w:r>
-      <w:r>
-        <w:rPr>
-          <w:lang w:val="zh_TW" w:bidi="zh_TW"/>
-        </w:rPr>
+        <w:t>身體的最頂部，包括大腦、主要感官和嘴巴。在聖經中多次出現來描述身體。希伯來文中的「頭」一詞在舊約聖經中也被用作比喻。它通常表示能力和權柄。</w:t>
       </w:r>
     </w:p>
     <w:p>
@@ -306,21 +241,377 @@
           <w:lang w:val="zh_TW" w:bidi="zh_TW"/>
         </w:rPr>
       </w:r>
-    </w:p>
-    <w:p>
-      <w:pPr>
-        <w:pStyle w:val="Heading2"/>
-      </w:pPr>
-      <w:r>
-        <w:rPr>
-          <w:lang w:val="zh_TW" w:bidi="zh_TW"/>
-        </w:rPr>
-        <w:t>笑</w:t>
-      </w:r>
-      <w:r>
-        <w:rPr>
-          <w:lang w:val="zh_TW" w:bidi="zh_TW"/>
-        </w:rPr>
+      <w:r>
+        <w:rPr>
+          <w:lang w:val="zh_TW" w:bidi="zh_TW"/>
+        </w:rPr>
+        <w:t>抬起一個人的頭（昂首）被視為是驕傲的行為（</w:t>
+      </w:r>
+      <w:hyperlink r:id="rId13">
+        <w:r>
+          <w:rPr>
+            <w:lang w:val="zh_TW" w:bidi="zh_TW"/>
+          </w:rPr>
+          <w:rPr>
+            <w:color w:val="0000EE"/>
+            <w:u w:val="single"/>
+          </w:rPr>
+          <w:t>詩140:9</w:t>
+        </w:r>
+      </w:hyperlink>
+      <w:r>
+        <w:rPr>
+          <w:lang w:val="zh_TW" w:bidi="zh_TW"/>
+        </w:rPr>
+        <w:t>）或榮譽（</w:t>
+      </w:r>
+      <w:hyperlink r:id="rId14">
+        <w:r>
+          <w:rPr>
+            <w:lang w:val="zh_TW" w:bidi="zh_TW"/>
+          </w:rPr>
+          <w:rPr>
+            <w:color w:val="0000EE"/>
+            <w:u w:val="single"/>
+          </w:rPr>
+          <w:t>創40:20</w:t>
+        </w:r>
+      </w:hyperlink>
+      <w:r>
+        <w:rPr>
+          <w:lang w:val="zh_TW" w:bidi="zh_TW"/>
+        </w:rPr>
+        <w:t>；</w:t>
+      </w:r>
+      <w:hyperlink r:id="rId15">
+        <w:r>
+          <w:rPr>
+            <w:lang w:val="zh_TW" w:bidi="zh_TW"/>
+          </w:rPr>
+          <w:rPr>
+            <w:color w:val="0000EE"/>
+            <w:u w:val="single"/>
+          </w:rPr>
+          <w:t>詩3:3</w:t>
+        </w:r>
+      </w:hyperlink>
+      <w:r>
+        <w:rPr>
+          <w:lang w:val="zh_TW" w:bidi="zh_TW"/>
+        </w:rPr>
+        <w:t>，</w:t>
+      </w:r>
+      <w:hyperlink r:id="rId16">
+        <w:r>
+          <w:rPr>
+            <w:lang w:val="zh_TW" w:bidi="zh_TW"/>
+          </w:rPr>
+          <w:rPr>
+            <w:color w:val="0000EE"/>
+            <w:u w:val="single"/>
+          </w:rPr>
+          <w:t>27:6</w:t>
+        </w:r>
+      </w:hyperlink>
+      <w:r>
+        <w:rPr>
+          <w:lang w:val="zh_TW" w:bidi="zh_TW"/>
+        </w:rPr>
+        <w:t>）。低頭表示謙卑（</w:t>
+      </w:r>
+      <w:hyperlink r:id="rId17">
+        <w:r>
+          <w:rPr>
+            <w:lang w:val="zh_TW" w:bidi="zh_TW"/>
+          </w:rPr>
+          <w:rPr>
+            <w:color w:val="0000EE"/>
+            <w:u w:val="single"/>
+          </w:rPr>
+          <w:t>賽58:5</w:t>
+        </w:r>
+      </w:hyperlink>
+      <w:r>
+        <w:rPr>
+          <w:lang w:val="zh_TW" w:bidi="zh_TW"/>
+        </w:rPr>
+        <w:t>）或悲傷（</w:t>
+      </w:r>
+      <w:hyperlink r:id="rId18">
+        <w:r>
+          <w:rPr>
+            <w:lang w:val="zh_TW" w:bidi="zh_TW"/>
+          </w:rPr>
+          <w:rPr>
+            <w:color w:val="0000EE"/>
+            <w:u w:val="single"/>
+          </w:rPr>
+          <w:t>哀2:10</w:t>
+        </w:r>
+      </w:hyperlink>
+      <w:r>
+        <w:rPr>
+          <w:lang w:val="zh_TW" w:bidi="zh_TW"/>
+        </w:rPr>
+        <w:t>）。這個希伯來文詞語被比喻用於山峰（</w:t>
+      </w:r>
+      <w:hyperlink r:id="rId19">
+        <w:r>
+          <w:rPr>
+            <w:lang w:val="zh_TW" w:bidi="zh_TW"/>
+          </w:rPr>
+          <w:rPr>
+            <w:color w:val="0000EE"/>
+            <w:u w:val="single"/>
+          </w:rPr>
+          <w:t>創8:5</w:t>
+        </w:r>
+      </w:hyperlink>
+      <w:r>
+        <w:rPr>
+          <w:lang w:val="zh_TW" w:bidi="zh_TW"/>
+        </w:rPr>
+        <w:t>）、建築物的頂部（</w:t>
+      </w:r>
+      <w:hyperlink r:id="rId20">
+        <w:r>
+          <w:rPr>
+            <w:lang w:val="zh_TW" w:bidi="zh_TW"/>
+          </w:rPr>
+          <w:rPr>
+            <w:color w:val="0000EE"/>
+            <w:u w:val="single"/>
+          </w:rPr>
+          <w:t>創11:4</w:t>
+        </w:r>
+      </w:hyperlink>
+      <w:r>
+        <w:rPr>
+          <w:lang w:val="zh_TW" w:bidi="zh_TW"/>
+        </w:rPr>
+        <w:t>）或樹木（</w:t>
+      </w:r>
+      <w:hyperlink r:id="rId21">
+        <w:r>
+          <w:rPr>
+            <w:lang w:val="zh_TW" w:bidi="zh_TW"/>
+          </w:rPr>
+          <w:rPr>
+            <w:color w:val="0000EE"/>
+            <w:u w:val="single"/>
+          </w:rPr>
+          <w:t>撒下5:24</w:t>
+        </w:r>
+      </w:hyperlink>
+      <w:r>
+        <w:rPr>
+          <w:lang w:val="zh_TW" w:bidi="zh_TW"/>
+        </w:rPr>
+        <w:t>），以及河流的源頭（</w:t>
+      </w:r>
+      <w:hyperlink r:id="rId22">
+        <w:r>
+          <w:rPr>
+            <w:lang w:val="zh_TW" w:bidi="zh_TW"/>
+          </w:rPr>
+          <w:rPr>
+            <w:color w:val="0000EE"/>
+            <w:u w:val="single"/>
+          </w:rPr>
+          <w:t>創2:10</w:t>
+        </w:r>
+      </w:hyperlink>
+      <w:r>
+        <w:rPr>
+          <w:lang w:val="zh_TW" w:bidi="zh_TW"/>
+        </w:rPr>
+        <w:t>）。這個詞通常用來指政治、軍事或家庭權柄的首位。在這個意義上，「頭」對所有屬於他的人有控制權（</w:t>
+      </w:r>
+      <w:hyperlink r:id="rId23">
+        <w:r>
+          <w:rPr>
+            <w:lang w:val="zh_TW" w:bidi="zh_TW"/>
+          </w:rPr>
+          <w:rPr>
+            <w:color w:val="0000EE"/>
+            <w:u w:val="single"/>
+          </w:rPr>
+          <w:t>士10:18</w:t>
+        </w:r>
+      </w:hyperlink>
+      <w:r>
+        <w:rPr>
+          <w:lang w:val="zh_TW" w:bidi="zh_TW"/>
+        </w:rPr>
+        <w:t>；</w:t>
+      </w:r>
+      <w:hyperlink r:id="rId24">
+        <w:r>
+          <w:rPr>
+            <w:lang w:val="zh_TW" w:bidi="zh_TW"/>
+          </w:rPr>
+          <w:rPr>
+            <w:color w:val="0000EE"/>
+            <w:u w:val="single"/>
+          </w:rPr>
+          <w:t>撒上15:17</w:t>
+        </w:r>
+      </w:hyperlink>
+      <w:r>
+        <w:rPr>
+          <w:lang w:val="zh_TW" w:bidi="zh_TW"/>
+        </w:rPr>
+        <w:t>；</w:t>
+      </w:r>
+      <w:hyperlink r:id="rId25">
+        <w:r>
+          <w:rPr>
+            <w:lang w:val="zh_TW" w:bidi="zh_TW"/>
+          </w:rPr>
+          <w:rPr>
+            <w:color w:val="0000EE"/>
+            <w:u w:val="single"/>
+          </w:rPr>
+          <w:t>詩18:43</w:t>
+        </w:r>
+      </w:hyperlink>
+      <w:r>
+        <w:rPr>
+          <w:lang w:val="zh_TW" w:bidi="zh_TW"/>
+        </w:rPr>
+        <w:t>；</w:t>
+      </w:r>
+      <w:hyperlink r:id="rId26">
+        <w:r>
+          <w:rPr>
+            <w:lang w:val="zh_TW" w:bidi="zh_TW"/>
+          </w:rPr>
+          <w:rPr>
+            <w:color w:val="0000EE"/>
+            <w:u w:val="single"/>
+          </w:rPr>
+          <w:t>賽7:8–9</w:t>
+        </w:r>
+      </w:hyperlink>
+      <w:r>
+        <w:rPr>
+          <w:lang w:val="zh_TW" w:bidi="zh_TW"/>
+        </w:rPr>
+        <w:t>；</w:t>
+      </w:r>
+      <w:hyperlink r:id="rId27">
+        <w:r>
+          <w:rPr>
+            <w:lang w:val="zh_TW" w:bidi="zh_TW"/>
+          </w:rPr>
+          <w:rPr>
+            <w:color w:val="0000EE"/>
+            <w:u w:val="single"/>
+          </w:rPr>
+          <w:t>耶31:7</w:t>
+        </w:r>
+      </w:hyperlink>
+      <w:r>
+        <w:rPr>
+          <w:lang w:val="zh_TW" w:bidi="zh_TW"/>
+        </w:rPr>
+        <w:t>；</w:t>
+      </w:r>
+      <w:hyperlink r:id="rId28">
+        <w:r>
+          <w:rPr>
+            <w:lang w:val="zh_TW" w:bidi="zh_TW"/>
+          </w:rPr>
+          <w:rPr>
+            <w:color w:val="0000EE"/>
+            <w:u w:val="single"/>
+          </w:rPr>
+          <w:t>何1:11</w:t>
+        </w:r>
+      </w:hyperlink>
+      <w:r>
+        <w:rPr>
+          <w:lang w:val="zh_TW" w:bidi="zh_TW"/>
+        </w:rPr>
+        <w:t>）。大衛在擔任亞吉的保鏢時被稱為「</w:t>
+      </w:r>
+      <w:r>
+        <w:rPr>
+          <w:lang w:val="zh_TW" w:bidi="zh_TW"/>
+        </w:rPr>
+        <w:t>我立你永遠作我的護衛長（有些譯本譯為：</w:t>
+      </w:r>
+      <w:r>
+        <w:rPr>
+          <w:lang w:val="zh_TW" w:bidi="zh_TW"/>
+        </w:rPr>
+        <w:t>我的頭，守護者</w:t>
+      </w:r>
+      <w:r>
+        <w:rPr>
+          <w:lang w:val="zh_TW" w:bidi="zh_TW"/>
+        </w:rPr>
+        <w:t>）</w:t>
+      </w:r>
+      <w:r>
+        <w:rPr>
+          <w:lang w:val="zh_TW" w:bidi="zh_TW"/>
+        </w:rPr>
+        <w:t>」（</w:t>
+      </w:r>
+      <w:hyperlink r:id="rId29">
+        <w:r>
+          <w:rPr>
+            <w:lang w:val="zh_TW" w:bidi="zh_TW"/>
+          </w:rPr>
+          <w:rPr>
+            <w:color w:val="0000EE"/>
+            <w:u w:val="single"/>
+          </w:rPr>
+          <w:t>撒上28:2</w:t>
+        </w:r>
+      </w:hyperlink>
+      <w:r>
+        <w:rPr>
+          <w:lang w:val="zh_TW" w:bidi="zh_TW"/>
+        </w:rPr>
+        <w:t>；參：</w:t>
+      </w:r>
+      <w:hyperlink r:id="rId30">
+        <w:r>
+          <w:rPr>
+            <w:lang w:val="zh_TW" w:bidi="zh_TW"/>
+          </w:rPr>
+          <w:rPr>
+            <w:color w:val="0000EE"/>
+            <w:u w:val="single"/>
+          </w:rPr>
+          <w:t>士9:53</w:t>
+        </w:r>
+      </w:hyperlink>
+      <w:r>
+        <w:rPr>
+          <w:lang w:val="zh_TW" w:bidi="zh_TW"/>
+        </w:rPr>
+        <w:t>；</w:t>
+      </w:r>
+      <w:hyperlink r:id="rId31">
+        <w:r>
+          <w:rPr>
+            <w:lang w:val="zh_TW" w:bidi="zh_TW"/>
+          </w:rPr>
+          <w:rPr>
+            <w:color w:val="0000EE"/>
+            <w:u w:val="single"/>
+          </w:rPr>
+          <w:t>詩68:21</w:t>
+        </w:r>
+      </w:hyperlink>
+      <w:r>
+        <w:rPr>
+          <w:lang w:val="zh_TW" w:bidi="zh_TW"/>
+        </w:rPr>
+        <w:t>）。</w:t>
       </w:r>
     </w:p>
     <w:p>
@@ -334,169 +625,7 @@
         <w:rPr>
           <w:lang w:val="zh_TW" w:bidi="zh_TW"/>
         </w:rPr>
-        <w:t>各種情緒的表達。笑能表達極其喜樂的快樂，當環境轉好時也是如此，例如猶大人從被擄歸回的時候（</w:t>
-      </w:r>
-      <w:hyperlink r:id="rId14">
-        <w:r>
-          <w:rPr>
-            <w:lang w:val="zh_TW" w:bidi="zh_TW"/>
-          </w:rPr>
-          <w:rPr>
-            <w:color w:val="0000EE"/>
-            <w:u w:val="single"/>
-          </w:rPr>
-          <w:t>詩126:2</w:t>
-        </w:r>
-      </w:hyperlink>
-      <w:r>
-        <w:rPr>
-          <w:lang w:val="zh_TW" w:bidi="zh_TW"/>
-        </w:rPr>
-        <w:t>）。約伯的一位安慰者也真誠卻又輕易地將這樣的喜樂送給約伯（</w:t>
-      </w:r>
-      <w:hyperlink r:id="rId15">
-        <w:r>
-          <w:rPr>
-            <w:lang w:val="zh_TW" w:bidi="zh_TW"/>
-          </w:rPr>
-          <w:rPr>
-            <w:color w:val="0000EE"/>
-            <w:u w:val="single"/>
-          </w:rPr>
-          <w:t>伯8:21</w:t>
-        </w:r>
-      </w:hyperlink>
-      <w:r>
-        <w:rPr>
-          <w:lang w:val="zh_TW" w:bidi="zh_TW"/>
-        </w:rPr>
-        <w:t>）。為了鼓勵其他人，笑也可以是帶著善意與友善的（</w:t>
-      </w:r>
-      <w:hyperlink r:id="rId16">
-        <w:r>
-          <w:rPr>
-            <w:lang w:val="zh_TW" w:bidi="zh_TW"/>
-          </w:rPr>
-          <w:rPr>
-            <w:color w:val="0000EE"/>
-            <w:u w:val="single"/>
-          </w:rPr>
-          <w:t>29:24</w:t>
-        </w:r>
-      </w:hyperlink>
-      <w:r>
-        <w:rPr>
-          <w:lang w:val="zh_TW" w:bidi="zh_TW"/>
-        </w:rPr>
-        <w:t>）。雖然「哭有時，笑有時」（</w:t>
-      </w:r>
-      <w:hyperlink r:id="rId17">
-        <w:r>
-          <w:rPr>
-            <w:lang w:val="zh_TW" w:bidi="zh_TW"/>
-          </w:rPr>
-          <w:rPr>
-            <w:color w:val="0000EE"/>
-            <w:u w:val="single"/>
-          </w:rPr>
-          <w:t>傳3:4</w:t>
-        </w:r>
-      </w:hyperlink>
-      <w:r>
-        <w:rPr>
-          <w:lang w:val="zh_TW" w:bidi="zh_TW"/>
-        </w:rPr>
-        <w:t>），但傳道者心裡存著疑問：人生不是一件可笑的事，憂愁反而能成為更好的教師（</w:t>
-      </w:r>
-      <w:hyperlink r:id="rId18">
-        <w:r>
-          <w:rPr>
-            <w:lang w:val="zh_TW" w:bidi="zh_TW"/>
-          </w:rPr>
-          <w:rPr>
-            <w:color w:val="0000EE"/>
-            <w:u w:val="single"/>
-          </w:rPr>
-          <w:t>2:2</w:t>
-        </w:r>
-      </w:hyperlink>
-      <w:r>
-        <w:rPr>
-          <w:lang w:val="zh_TW" w:bidi="zh_TW"/>
-        </w:rPr>
-        <w:t>，</w:t>
-      </w:r>
-      <w:hyperlink r:id="rId19">
-        <w:r>
-          <w:rPr>
-            <w:lang w:val="zh_TW" w:bidi="zh_TW"/>
-          </w:rPr>
-          <w:rPr>
-            <w:color w:val="0000EE"/>
-            <w:u w:val="single"/>
-          </w:rPr>
-          <w:t>7:3</w:t>
-        </w:r>
-      </w:hyperlink>
-      <w:r>
-        <w:rPr>
-          <w:lang w:val="zh_TW" w:bidi="zh_TW"/>
-        </w:rPr>
-        <w:t>）。然而，人能夠不把某些事太當真，也是好的。那位預備周全的賢德婦人「想到日後的景況就喜笑」（</w:t>
-      </w:r>
-      <w:hyperlink r:id="rId20">
-        <w:r>
-          <w:rPr>
-            <w:lang w:val="zh_TW" w:bidi="zh_TW"/>
-          </w:rPr>
-          <w:rPr>
-            <w:color w:val="0000EE"/>
-            <w:u w:val="single"/>
-          </w:rPr>
-          <w:t>箴31:25</w:t>
-        </w:r>
-      </w:hyperlink>
-      <w:r>
-        <w:rPr>
-          <w:lang w:val="zh_TW" w:bidi="zh_TW"/>
-        </w:rPr>
-        <w:t>）。約伯也得著了不必擔心爭戰和饑荒的應許（</w:t>
-      </w:r>
-      <w:hyperlink r:id="rId21">
-        <w:r>
-          <w:rPr>
-            <w:lang w:val="zh_TW" w:bidi="zh_TW"/>
-          </w:rPr>
-          <w:rPr>
-            <w:color w:val="0000EE"/>
-            <w:u w:val="single"/>
-          </w:rPr>
-          <w:t>伯5:22</w:t>
-        </w:r>
-      </w:hyperlink>
-      <w:r>
-        <w:rPr>
-          <w:lang w:val="zh_TW" w:bidi="zh_TW"/>
-        </w:rPr>
-        <w:t>；參</w:t>
-      </w:r>
-      <w:hyperlink r:id="rId22">
-        <w:r>
-          <w:rPr>
-            <w:lang w:val="zh_TW" w:bidi="zh_TW"/>
-          </w:rPr>
-          <w:rPr>
-            <w:color w:val="0000EE"/>
-            <w:u w:val="single"/>
-          </w:rPr>
-          <w:t>哈1:9</w:t>
-        </w:r>
-      </w:hyperlink>
-      <w:r>
-        <w:rPr>
-          <w:lang w:val="zh_TW" w:bidi="zh_TW"/>
-        </w:rPr>
-        <w:t>）。</w:t>
+        <w:t>希臘哲學家使用身體的特徵來代表宇宙。這個身體的頭部——稱為「宙斯」或理性——被視為是來創造和維持其餘成員（天體、人類、動物、植物和無生命的物體）的部分。宇宙，或「身體」，其存在歸功於「頭部」。</w:t>
       </w:r>
     </w:p>
     <w:p>
@@ -510,169 +639,7 @@
         <w:rPr>
           <w:lang w:val="zh_TW" w:bidi="zh_TW"/>
         </w:rPr>
-        <w:t>笑也帶著負面、嘲諷的意味。我們會嘲笑別人，也會笑他們受到羞辱。這個層面在舊約聖經裡特別突出。約伯和耶利米都抱怨自己成了笑柄（</w:t>
-      </w:r>
-      <w:hyperlink r:id="rId23">
-        <w:r>
-          <w:rPr>
-            <w:lang w:val="zh_TW" w:bidi="zh_TW"/>
-          </w:rPr>
-          <w:rPr>
-            <w:color w:val="0000EE"/>
-            <w:u w:val="single"/>
-          </w:rPr>
-          <w:t>伯12:4</w:t>
-        </w:r>
-      </w:hyperlink>
-      <w:r>
-        <w:rPr>
-          <w:lang w:val="zh_TW" w:bidi="zh_TW"/>
-        </w:rPr>
-        <w:t>；</w:t>
-      </w:r>
-      <w:hyperlink r:id="rId24">
-        <w:r>
-          <w:rPr>
-            <w:lang w:val="zh_TW" w:bidi="zh_TW"/>
-          </w:rPr>
-          <w:rPr>
-            <w:color w:val="0000EE"/>
-            <w:u w:val="single"/>
-          </w:rPr>
-          <w:t>耶20:7</w:t>
-        </w:r>
-      </w:hyperlink>
-      <w:r>
-        <w:rPr>
-          <w:lang w:val="zh_TW" w:bidi="zh_TW"/>
-        </w:rPr>
-        <w:t>）。以色列這個民族也抱怨，仇敵在他們的患難中譏笑他們（</w:t>
-      </w:r>
-      <w:hyperlink r:id="rId25">
-        <w:r>
-          <w:rPr>
-            <w:lang w:val="zh_TW" w:bidi="zh_TW"/>
-          </w:rPr>
-          <w:rPr>
-            <w:color w:val="0000EE"/>
-            <w:u w:val="single"/>
-          </w:rPr>
-          <w:t>詩80:6</w:t>
-        </w:r>
-      </w:hyperlink>
-      <w:r>
-        <w:rPr>
-          <w:lang w:val="zh_TW" w:bidi="zh_TW"/>
-        </w:rPr>
-        <w:t>；參</w:t>
-      </w:r>
-      <w:hyperlink r:id="rId26">
-        <w:r>
-          <w:rPr>
-            <w:lang w:val="zh_TW" w:bidi="zh_TW"/>
-          </w:rPr>
-          <w:rPr>
-            <w:color w:val="0000EE"/>
-            <w:u w:val="single"/>
-          </w:rPr>
-          <w:t>代下30:10</w:t>
-        </w:r>
-      </w:hyperlink>
-      <w:r>
-        <w:rPr>
-          <w:lang w:val="zh_TW" w:bidi="zh_TW"/>
-        </w:rPr>
-        <w:t>）。有時這樣的笑確實有其理由。在</w:t>
-      </w:r>
-      <w:hyperlink r:id="rId27">
-        <w:r>
-          <w:rPr>
-            <w:lang w:val="zh_TW" w:bidi="zh_TW"/>
-          </w:rPr>
-          <w:rPr>
-            <w:color w:val="0000EE"/>
-            <w:u w:val="single"/>
-          </w:rPr>
-          <w:t>詩篇五十二篇6節</w:t>
-        </w:r>
-      </w:hyperlink>
-      <w:r>
-        <w:rPr>
-          <w:lang w:val="zh_TW" w:bidi="zh_TW"/>
-        </w:rPr>
-        <w:t>中，義人得著應許：他們終究會笑到最後，而被嘲笑的是那惡人、不信的人——他以為自己可以將神排除在生命之外。在</w:t>
-      </w:r>
-      <w:hyperlink r:id="rId28">
-        <w:r>
-          <w:rPr>
-            <w:lang w:val="zh_TW" w:bidi="zh_TW"/>
-          </w:rPr>
-          <w:rPr>
-            <w:color w:val="0000EE"/>
-            <w:u w:val="single"/>
-          </w:rPr>
-          <w:t>箴言一章26節</w:t>
-        </w:r>
-      </w:hyperlink>
-      <w:r>
-        <w:rPr>
-          <w:lang w:val="zh_TW" w:bidi="zh_TW"/>
-        </w:rPr>
-        <w:t>，擬人化的智慧警告說：她要在那些拒絕聽從她勸告之人的災難中發笑；那會是他們罪有應得的結果。在這個意義上，詩篇有三處將笑描寫為神的反應。神嗤笑那些策劃敵擋他受膏君王的列邦（</w:t>
-      </w:r>
-      <w:hyperlink r:id="rId29">
-        <w:r>
-          <w:rPr>
-            <w:lang w:val="zh_TW" w:bidi="zh_TW"/>
-          </w:rPr>
-          <w:rPr>
-            <w:color w:val="0000EE"/>
-            <w:u w:val="single"/>
-          </w:rPr>
-          <w:t>詩2:4</w:t>
-        </w:r>
-      </w:hyperlink>
-      <w:r>
-        <w:rPr>
-          <w:lang w:val="zh_TW" w:bidi="zh_TW"/>
-        </w:rPr>
-        <w:t>）。他嗤笑惡人，因為他知道他們正走向災禍（</w:t>
-      </w:r>
-      <w:hyperlink r:id="rId30">
-        <w:r>
-          <w:rPr>
-            <w:lang w:val="zh_TW" w:bidi="zh_TW"/>
-          </w:rPr>
-          <w:rPr>
-            <w:color w:val="0000EE"/>
-            <w:u w:val="single"/>
-          </w:rPr>
-          <w:t>37:13</w:t>
-        </w:r>
-      </w:hyperlink>
-      <w:r>
-        <w:rPr>
-          <w:lang w:val="zh_TW" w:bidi="zh_TW"/>
-        </w:rPr>
-        <w:t>）。詩人也邀請神嗤笑他的仇敵（</w:t>
-      </w:r>
-      <w:hyperlink r:id="rId31">
-        <w:r>
-          <w:rPr>
-            <w:lang w:val="zh_TW" w:bidi="zh_TW"/>
-          </w:rPr>
-          <w:rPr>
-            <w:color w:val="0000EE"/>
-            <w:u w:val="single"/>
-          </w:rPr>
-          <w:t>59:8</w:t>
-        </w:r>
-      </w:hyperlink>
-      <w:r>
-        <w:rPr>
-          <w:lang w:val="zh_TW" w:bidi="zh_TW"/>
-        </w:rPr>
-        <w:t>）。這種屬神的笑是用來表達：真理終究必然得勝。</w:t>
+        <w:t>在公元前460年（通常被認為是希波克拉底〔Hippocrates〕最早著作的日期）和公元200年（發展希波克拉底研究的蓋倫〔Galen〕去世）之間，希臘醫學科學逐漸理解頭部是智慧的所在。身體之所以能夠有效地運作，是因為大腦能夠解釋從身體（眼睛、耳朵、皮膚等）接收到的數據，並且能夠根據接收到的數據向身體的各個部份發出適當的信號，大腦解釋和指導的能力使身體的存在完全依賴於它。</w:t>
       </w:r>
     </w:p>
     <w:p>
@@ -686,7 +653,7 @@
         <w:rPr>
           <w:lang w:val="zh_TW" w:bidi="zh_TW"/>
         </w:rPr>
-        <w:t>笑在亞伯拉罕的敘事裡佔有一個特別的位置。它被用在他兒子以撒的名字上；這名字的意思是「他笑」，或「願（神）（向他）微笑」。希伯來的故事喜歡將字詞的意思表達出來，所以人對以撒——這個承載神對族長應許的管道——出生的反應就用笑來描述。這在神學上很重要，因為它往往與信心形成對比。在</w:t>
+        <w:t>在新約中，這個詞指的是人類的頭部（</w:t>
       </w:r>
       <w:hyperlink r:id="rId32">
         <w:r>
@@ -697,14 +664,14 @@
             <w:color w:val="0000EE"/>
             <w:u w:val="single"/>
           </w:rPr>
-          <w:t>創世記十七章17節</w:t>
+          <w:t>太5:36</w:t>
         </w:r>
       </w:hyperlink>
       <w:r>
         <w:rPr>
           <w:lang w:val="zh_TW" w:bidi="zh_TW"/>
         </w:rPr>
-        <w:t>中，由於撒拉已年老，亞伯拉罕的笑是他對神那看來不切實際、要賜他一個兒子的應許所作出的難以置信的回應。在</w:t>
+        <w:t>，</w:t>
       </w:r>
       <w:hyperlink r:id="rId33">
         <w:r>
@@ -715,14 +682,14 @@
             <w:color w:val="0000EE"/>
             <w:u w:val="single"/>
           </w:rPr>
-          <w:t>創世記十八章12節</w:t>
+          <w:t>6:17</w:t>
         </w:r>
       </w:hyperlink>
       <w:r>
         <w:rPr>
           <w:lang w:val="zh_TW" w:bidi="zh_TW"/>
         </w:rPr>
-        <w:t>中，撒拉在偷聽的時候無法壓住她的笑——她九十多歲還會懷孕，實在太荒謬了。但到了最後，</w:t>
+        <w:t>，</w:t>
       </w:r>
       <w:hyperlink r:id="rId34">
         <w:r>
@@ -733,14 +700,492 @@
             <w:color w:val="0000EE"/>
             <w:u w:val="single"/>
           </w:rPr>
-          <w:t>創世記二十一章6節</w:t>
+          <w:t>14:8</w:t>
         </w:r>
       </w:hyperlink>
       <w:r>
         <w:rPr>
           <w:lang w:val="zh_TW" w:bidi="zh_TW"/>
         </w:rPr>
-        <w:t>記載，當不可能變成真實，撒拉的笑就成了神所賜喜樂的記號。</w:t>
+        <w:t>，</w:t>
+      </w:r>
+      <w:hyperlink r:id="rId35">
+        <w:r>
+          <w:rPr>
+            <w:lang w:val="zh_TW" w:bidi="zh_TW"/>
+          </w:rPr>
+          <w:rPr>
+            <w:color w:val="0000EE"/>
+            <w:u w:val="single"/>
+          </w:rPr>
+          <w:t>26:7</w:t>
+        </w:r>
+      </w:hyperlink>
+      <w:r>
+        <w:rPr>
+          <w:lang w:val="zh_TW" w:bidi="zh_TW"/>
+        </w:rPr>
+        <w:t>；</w:t>
+      </w:r>
+      <w:hyperlink r:id="rId36">
+        <w:r>
+          <w:rPr>
+            <w:lang w:val="zh_TW" w:bidi="zh_TW"/>
+          </w:rPr>
+          <w:rPr>
+            <w:color w:val="0000EE"/>
+            <w:u w:val="single"/>
+          </w:rPr>
+          <w:t>可6:27</w:t>
+        </w:r>
+      </w:hyperlink>
+      <w:r>
+        <w:rPr>
+          <w:lang w:val="zh_TW" w:bidi="zh_TW"/>
+        </w:rPr>
+        <w:t>，</w:t>
+      </w:r>
+      <w:hyperlink r:id="rId37">
+        <w:r>
+          <w:rPr>
+            <w:lang w:val="zh_TW" w:bidi="zh_TW"/>
+          </w:rPr>
+          <w:rPr>
+            <w:color w:val="0000EE"/>
+            <w:u w:val="single"/>
+          </w:rPr>
+          <w:t>14:3</w:t>
+        </w:r>
+      </w:hyperlink>
+      <w:r>
+        <w:rPr>
+          <w:lang w:val="zh_TW" w:bidi="zh_TW"/>
+        </w:rPr>
+        <w:t>；</w:t>
+      </w:r>
+      <w:hyperlink r:id="rId38">
+        <w:r>
+          <w:rPr>
+            <w:lang w:val="zh_TW" w:bidi="zh_TW"/>
+          </w:rPr>
+          <w:rPr>
+            <w:color w:val="0000EE"/>
+            <w:u w:val="single"/>
+          </w:rPr>
+          <w:t>路7:46</w:t>
+        </w:r>
+      </w:hyperlink>
+      <w:r>
+        <w:rPr>
+          <w:lang w:val="zh_TW" w:bidi="zh_TW"/>
+        </w:rPr>
+        <w:t>；</w:t>
+      </w:r>
+      <w:hyperlink r:id="rId39">
+        <w:r>
+          <w:rPr>
+            <w:lang w:val="zh_TW" w:bidi="zh_TW"/>
+          </w:rPr>
+          <w:rPr>
+            <w:color w:val="0000EE"/>
+            <w:u w:val="single"/>
+          </w:rPr>
+          <w:t>約13:9</w:t>
+        </w:r>
+      </w:hyperlink>
+      <w:r>
+        <w:rPr>
+          <w:lang w:val="zh_TW" w:bidi="zh_TW"/>
+        </w:rPr>
+        <w:t>，</w:t>
+      </w:r>
+      <w:hyperlink r:id="rId40">
+        <w:r>
+          <w:rPr>
+            <w:lang w:val="zh_TW" w:bidi="zh_TW"/>
+          </w:rPr>
+          <w:rPr>
+            <w:color w:val="0000EE"/>
+            <w:u w:val="single"/>
+          </w:rPr>
+          <w:t>20:7</w:t>
+        </w:r>
+      </w:hyperlink>
+      <w:r>
+        <w:rPr>
+          <w:lang w:val="zh_TW" w:bidi="zh_TW"/>
+        </w:rPr>
+        <w:t>），指天啟生物（</w:t>
+      </w:r>
+      <w:hyperlink r:id="rId41">
+        <w:r>
+          <w:rPr>
+            <w:lang w:val="zh_TW" w:bidi="zh_TW"/>
+          </w:rPr>
+          <w:rPr>
+            <w:color w:val="0000EE"/>
+            <w:u w:val="single"/>
+          </w:rPr>
+          <w:t>啟1:14</w:t>
+        </w:r>
+      </w:hyperlink>
+      <w:r>
+        <w:rPr>
+          <w:lang w:val="zh_TW" w:bidi="zh_TW"/>
+        </w:rPr>
+        <w:t>，</w:t>
+      </w:r>
+      <w:hyperlink r:id="rId42">
+        <w:r>
+          <w:rPr>
+            <w:lang w:val="zh_TW" w:bidi="zh_TW"/>
+          </w:rPr>
+          <w:rPr>
+            <w:color w:val="0000EE"/>
+            <w:u w:val="single"/>
+          </w:rPr>
+          <w:t>4:4</w:t>
+        </w:r>
+      </w:hyperlink>
+      <w:r>
+        <w:rPr>
+          <w:lang w:val="zh_TW" w:bidi="zh_TW"/>
+        </w:rPr>
+        <w:t>，</w:t>
+      </w:r>
+      <w:hyperlink r:id="rId43">
+        <w:r>
+          <w:rPr>
+            <w:lang w:val="zh_TW" w:bidi="zh_TW"/>
+          </w:rPr>
+          <w:rPr>
+            <w:color w:val="0000EE"/>
+            <w:u w:val="single"/>
+          </w:rPr>
+          <w:t>12:1</w:t>
+        </w:r>
+      </w:hyperlink>
+      <w:r>
+        <w:rPr>
+          <w:lang w:val="zh_TW" w:bidi="zh_TW"/>
+        </w:rPr>
+        <w:t>），以及動物（</w:t>
+      </w:r>
+      <w:hyperlink r:id="rId44">
+        <w:r>
+          <w:rPr>
+            <w:lang w:val="zh_TW" w:bidi="zh_TW"/>
+          </w:rPr>
+          <w:rPr>
+            <w:color w:val="0000EE"/>
+            <w:u w:val="single"/>
+          </w:rPr>
+          <w:t>啟9:7、17、19</w:t>
+        </w:r>
+      </w:hyperlink>
+      <w:r>
+        <w:rPr>
+          <w:lang w:val="zh_TW" w:bidi="zh_TW"/>
+        </w:rPr>
+        <w:t>，</w:t>
+      </w:r>
+      <w:hyperlink r:id="rId45">
+        <w:r>
+          <w:rPr>
+            <w:lang w:val="zh_TW" w:bidi="zh_TW"/>
+          </w:rPr>
+          <w:rPr>
+            <w:color w:val="0000EE"/>
+            <w:u w:val="single"/>
+          </w:rPr>
+          <w:t>12:3</w:t>
+        </w:r>
+      </w:hyperlink>
+      <w:r>
+        <w:rPr>
+          <w:lang w:val="zh_TW" w:bidi="zh_TW"/>
+        </w:rPr>
+        <w:t>）。此外，它出現在諸如「</w:t>
+      </w:r>
+      <w:r>
+        <w:rPr>
+          <w:lang w:val="zh_TW" w:bidi="zh_TW"/>
+        </w:rPr>
+        <w:t>炭火堆在他的頭上</w:t>
+      </w:r>
+      <w:r>
+        <w:rPr>
+          <w:lang w:val="zh_TW" w:bidi="zh_TW"/>
+        </w:rPr>
+        <w:t>」這樣的表達中，意指以善報惡（</w:t>
+      </w:r>
+      <w:hyperlink r:id="rId46">
+        <w:r>
+          <w:rPr>
+            <w:lang w:val="zh_TW" w:bidi="zh_TW"/>
+          </w:rPr>
+          <w:rPr>
+            <w:color w:val="0000EE"/>
+            <w:u w:val="single"/>
+          </w:rPr>
+          <w:t>羅12:20</w:t>
+        </w:r>
+      </w:hyperlink>
+      <w:r>
+        <w:rPr>
+          <w:lang w:val="zh_TW" w:bidi="zh_TW"/>
+        </w:rPr>
+        <w:t>；參：</w:t>
+      </w:r>
+      <w:hyperlink r:id="rId47">
+        <w:r>
+          <w:rPr>
+            <w:lang w:val="zh_TW" w:bidi="zh_TW"/>
+          </w:rPr>
+          <w:rPr>
+            <w:color w:val="0000EE"/>
+            <w:u w:val="single"/>
+          </w:rPr>
+          <w:t>太5:44</w:t>
+        </w:r>
+      </w:hyperlink>
+      <w:r>
+        <w:rPr>
+          <w:lang w:val="zh_TW" w:bidi="zh_TW"/>
+        </w:rPr>
+        <w:t>）；「剪髮」或「</w:t>
+      </w:r>
+      <w:r>
+        <w:rPr>
+          <w:lang w:val="zh_TW" w:bidi="zh_TW"/>
+        </w:rPr>
+        <w:t>剃</w:t>
+      </w:r>
+      <w:r>
+        <w:rPr>
+          <w:lang w:val="zh_TW" w:bidi="zh_TW"/>
+        </w:rPr>
+        <w:t>頭」表示一個誓言（</w:t>
+      </w:r>
+      <w:hyperlink r:id="rId48">
+        <w:r>
+          <w:rPr>
+            <w:lang w:val="zh_TW" w:bidi="zh_TW"/>
+          </w:rPr>
+          <w:rPr>
+            <w:color w:val="0000EE"/>
+            <w:u w:val="single"/>
+          </w:rPr>
+          <w:t>徒21:24</w:t>
+        </w:r>
+      </w:hyperlink>
+      <w:r>
+        <w:rPr>
+          <w:lang w:val="zh_TW" w:bidi="zh_TW"/>
+        </w:rPr>
+        <w:t>）；以及「</w:t>
+      </w:r>
+      <w:r>
+        <w:rPr>
+          <w:lang w:val="zh_TW" w:bidi="zh_TW"/>
+        </w:rPr>
+        <w:t>枕頭</w:t>
+      </w:r>
+      <w:r>
+        <w:rPr>
+          <w:lang w:val="zh_TW" w:bidi="zh_TW"/>
+        </w:rPr>
+        <w:t>」，意指睡覺（</w:t>
+      </w:r>
+      <w:hyperlink r:id="rId49">
+        <w:r>
+          <w:rPr>
+            <w:lang w:val="zh_TW" w:bidi="zh_TW"/>
+          </w:rPr>
+          <w:rPr>
+            <w:color w:val="0000EE"/>
+            <w:u w:val="single"/>
+          </w:rPr>
+          <w:t>太8:20</w:t>
+        </w:r>
+      </w:hyperlink>
+      <w:r>
+        <w:rPr>
+          <w:lang w:val="zh_TW" w:bidi="zh_TW"/>
+        </w:rPr>
+        <w:t>；</w:t>
+      </w:r>
+      <w:hyperlink r:id="rId50">
+        <w:r>
+          <w:rPr>
+            <w:lang w:val="zh_TW" w:bidi="zh_TW"/>
+          </w:rPr>
+          <w:rPr>
+            <w:color w:val="0000EE"/>
+            <w:u w:val="single"/>
+          </w:rPr>
+          <w:t>路9:58</w:t>
+        </w:r>
+      </w:hyperlink>
+      <w:r>
+        <w:rPr>
+          <w:lang w:val="zh_TW" w:bidi="zh_TW"/>
+        </w:rPr>
+        <w:t>）。</w:t>
+      </w:r>
+    </w:p>
+    <w:p>
+      <w:pPr/>
+      <w:r>
+        <w:rPr>
+          <w:lang w:val="zh_TW" w:bidi="zh_TW"/>
+        </w:rPr>
+      </w:r>
+      <w:r>
+        <w:rPr>
+          <w:lang w:val="zh_TW" w:bidi="zh_TW"/>
+        </w:rPr>
+        <w:t>使徒保羅借用了舊約中對該詞語的隱喻，來表達神對基督的權柄、基督對人的權柄，以及男人對婦女的權柄（</w:t>
+      </w:r>
+      <w:hyperlink r:id="rId51">
+        <w:r>
+          <w:rPr>
+            <w:lang w:val="zh_TW" w:bidi="zh_TW"/>
+          </w:rPr>
+          <w:rPr>
+            <w:color w:val="0000EE"/>
+            <w:u w:val="single"/>
+          </w:rPr>
+          <w:t>林前11:3–16；</w:t>
+        </w:r>
+      </w:hyperlink>
+      <w:r>
+        <w:rPr>
+          <w:lang w:val="zh_TW" w:bidi="zh_TW"/>
+        </w:rPr>
+        <w:t>參：</w:t>
+      </w:r>
+      <w:hyperlink r:id="rId52">
+        <w:r>
+          <w:rPr>
+            <w:lang w:val="zh_TW" w:bidi="zh_TW"/>
+          </w:rPr>
+          <w:rPr>
+            <w:color w:val="0000EE"/>
+            <w:u w:val="single"/>
+          </w:rPr>
+          <w:t>弗 5:23</w:t>
+        </w:r>
+      </w:hyperlink>
+      <w:r>
+        <w:rPr>
+          <w:lang w:val="zh_TW" w:bidi="zh_TW"/>
+        </w:rPr>
+        <w:t>）。在這些關係的亮光中，保羅鼓勵哥林多的婦女在敬拜時戴上面紗，面紗賦予婦女在神面前與男人平等敬拜的權柄。這詞再次被用來表達基督對宇宙的主權（</w:t>
+      </w:r>
+      <w:hyperlink r:id="rId53">
+        <w:r>
+          <w:rPr>
+            <w:lang w:val="zh_TW" w:bidi="zh_TW"/>
+          </w:rPr>
+          <w:rPr>
+            <w:color w:val="0000EE"/>
+            <w:u w:val="single"/>
+          </w:rPr>
+          <w:t>弗1:21–22</w:t>
+        </w:r>
+      </w:hyperlink>
+      <w:r>
+        <w:rPr>
+          <w:lang w:val="zh_TW" w:bidi="zh_TW"/>
+        </w:rPr>
+        <w:t>；</w:t>
+      </w:r>
+      <w:hyperlink r:id="rId54">
+        <w:r>
+          <w:rPr>
+            <w:lang w:val="zh_TW" w:bidi="zh_TW"/>
+          </w:rPr>
+          <w:rPr>
+            <w:color w:val="0000EE"/>
+            <w:u w:val="single"/>
+          </w:rPr>
+          <w:t>西2:10</w:t>
+        </w:r>
+      </w:hyperlink>
+      <w:r>
+        <w:rPr>
+          <w:lang w:val="zh_TW" w:bidi="zh_TW"/>
+        </w:rPr>
+        <w:t>）。</w:t>
+      </w:r>
+    </w:p>
+    <w:p>
+      <w:pPr/>
+      <w:r>
+        <w:rPr>
+          <w:lang w:val="zh_TW" w:bidi="zh_TW"/>
+        </w:rPr>
+      </w:r>
+      <w:r>
+        <w:rPr>
+          <w:lang w:val="zh_TW" w:bidi="zh_TW"/>
+        </w:rPr>
+        <w:t>保羅使用頭與身體的表達來說明基督與祂自己教會之間的關係（</w:t>
+      </w:r>
+      <w:hyperlink r:id="rId55">
+        <w:r>
+          <w:rPr>
+            <w:lang w:val="zh_TW" w:bidi="zh_TW"/>
+          </w:rPr>
+          <w:rPr>
+            <w:color w:val="0000EE"/>
+            <w:u w:val="single"/>
+          </w:rPr>
+          <w:t>弗4:15</w:t>
+        </w:r>
+      </w:hyperlink>
+      <w:r>
+        <w:rPr>
+          <w:lang w:val="zh_TW" w:bidi="zh_TW"/>
+        </w:rPr>
+        <w:t>，</w:t>
+      </w:r>
+      <w:hyperlink r:id="rId52">
+        <w:r>
+          <w:rPr>
+            <w:lang w:val="zh_TW" w:bidi="zh_TW"/>
+          </w:rPr>
+          <w:rPr>
+            <w:color w:val="0000EE"/>
+            <w:u w:val="single"/>
+          </w:rPr>
+          <w:t>5:23</w:t>
+        </w:r>
+      </w:hyperlink>
+      <w:r>
+        <w:rPr>
+          <w:lang w:val="zh_TW" w:bidi="zh_TW"/>
+        </w:rPr>
+        <w:t>；參</w:t>
+      </w:r>
+      <w:hyperlink r:id="rId56">
+        <w:r>
+          <w:rPr>
+            <w:lang w:val="zh_TW" w:bidi="zh_TW"/>
+          </w:rPr>
+          <w:rPr>
+            <w:color w:val="0000EE"/>
+            <w:u w:val="single"/>
+          </w:rPr>
+          <w:t>林前12:12–27</w:t>
+        </w:r>
+      </w:hyperlink>
+      <w:r>
+        <w:rPr>
+          <w:lang w:val="zh_TW" w:bidi="zh_TW"/>
+        </w:rPr>
+        <w:t>）。除了舊約的意義外，在保羅時代中，當時的人對醫學上的理解可能提供了見解，因為基督不僅是教會的主宰者，也是提供其方向和團結的動力。教會存在的能力及其活動的焦點根植於其「頭」，就是耶穌基督的工作。在這個理解中，現代解經家認為，頭不僅意味著「權柄」，更意味著「源頭」一詞。因此，作為頭的人是源頭，是供應者。這些解釋者認為神是基督的供應者，基督是教會的供應者，而男人是婦女的供應者。</w:t>
       </w:r>
       <w:r>
         <w:rPr>

--- a/zht/docx/159.content.docx
+++ b/zht/docx/159.content.docx
@@ -19,7 +19,7 @@
         <w:rPr>
           <w:lang w:val="zh_TW" w:bidi="zh_TW"/>
         </w:rPr>
-        <w:t>Resource: Tyndale Open Bible Dictionary</w:t>
+        <w:t>Resource: Aquifer Open Bible Dictionary</w:t>
       </w:r>
       <w:r>
         <w:rPr>
@@ -112,7 +112,7 @@
         <w:rPr>
           <w:lang w:val="zh_TW" w:bidi="zh_TW"/>
         </w:rPr>
-        <w:t>Tyndale Open Bible Dictionary</w:t>
+        <w:t>Aquifer Open Bible Dictionary</w:t>
       </w:r>
     </w:p>
     <w:p>
@@ -149,7 +149,7 @@
         <w:rPr>
           <w:lang w:val="zh_TW" w:bidi="zh_TW"/>
         </w:rPr>
-        <w:t>tou</w:t>
+        <w:t>tong</w:t>
       </w:r>
       <w:r>
         <w:rPr>
@@ -212,7 +212,7 @@
         <w:rPr>
           <w:lang w:val="zh_TW" w:bidi="zh_TW"/>
         </w:rPr>
-        <w:t>頭</w:t>
+        <w:t>通姦</w:t>
       </w:r>
       <w:r>
         <w:rPr>
@@ -231,7 +231,7 @@
         <w:rPr>
           <w:lang w:val="zh_TW" w:bidi="zh_TW"/>
         </w:rPr>
-        <w:t>身體的最頂部，包括大腦、主要感官和嘴巴。在聖經中多次出現來描述身體。希伯來文中的「頭」一詞在舊約聖經中也被用作比喻。它通常表示能力和權柄。</w:t>
+        <w:t>不貞、性方面的不道德（簡稱：性不道德）。「淫亂（fornication）」一詞在聖經中有幾種不同的意思。</w:t>
       </w:r>
     </w:p>
     <w:p>
@@ -245,7 +245,7 @@
         <w:rPr>
           <w:lang w:val="zh_TW" w:bidi="zh_TW"/>
         </w:rPr>
-        <w:t>抬起一個人的頭（昂首）被視為是驕傲的行為（</w:t>
+        <w:t>它的廣義含義是指所有非法的性行為，也就是除丈夫和妻子之間的性行為外的任何性行為。例如，在</w:t>
       </w:r>
       <w:hyperlink r:id="rId13">
         <w:r>
@@ -256,14 +256,14 @@
             <w:color w:val="0000EE"/>
             <w:u w:val="single"/>
           </w:rPr>
-          <w:t>詩140:9</w:t>
+          <w:t>哥林多前書五章1節</w:t>
         </w:r>
       </w:hyperlink>
       <w:r>
         <w:rPr>
           <w:lang w:val="zh_TW" w:bidi="zh_TW"/>
         </w:rPr>
-        <w:t>）或榮譽（</w:t>
+        <w:t>中，這個詞被用於指當地教會所容忍的一種罪：有一個人顯然與他的繼母同居。在</w:t>
       </w:r>
       <w:hyperlink r:id="rId14">
         <w:r>
@@ -274,14 +274,14 @@
             <w:color w:val="0000EE"/>
             <w:u w:val="single"/>
           </w:rPr>
-          <w:t>創40:20</w:t>
+          <w:t>羅馬書一章29節</w:t>
         </w:r>
       </w:hyperlink>
       <w:r>
         <w:rPr>
           <w:lang w:val="zh_TW" w:bidi="zh_TW"/>
         </w:rPr>
-        <w:t>；</w:t>
+        <w:t>的一系列可怕的罪行中，使徒保羅將「淫亂」列入其中，似乎意在將其涵蓋所有形式的性方面不道德的行為。在哥林多前書中，保羅在上下文中暗示這個詞指各種非法的性活動（</w:t>
       </w:r>
       <w:hyperlink r:id="rId15">
         <w:r>
@@ -292,14 +292,14 @@
             <w:color w:val="0000EE"/>
             <w:u w:val="single"/>
           </w:rPr>
-          <w:t>詩3:3</w:t>
+          <w:t>6:13、18</w:t>
         </w:r>
       </w:hyperlink>
       <w:r>
         <w:rPr>
           <w:lang w:val="zh_TW" w:bidi="zh_TW"/>
         </w:rPr>
-        <w:t>，</w:t>
+        <w:t>）。在</w:t>
       </w:r>
       <w:hyperlink r:id="rId16">
         <w:r>
@@ -310,308 +310,14 @@
             <w:color w:val="0000EE"/>
             <w:u w:val="single"/>
           </w:rPr>
-          <w:t>27:6</w:t>
+          <w:t>哥林多前書七章2節</w:t>
         </w:r>
       </w:hyperlink>
       <w:r>
         <w:rPr>
           <w:lang w:val="zh_TW" w:bidi="zh_TW"/>
         </w:rPr>
-        <w:t>）。低頭表示謙卑（</w:t>
-      </w:r>
-      <w:hyperlink r:id="rId17">
-        <w:r>
-          <w:rPr>
-            <w:lang w:val="zh_TW" w:bidi="zh_TW"/>
-          </w:rPr>
-          <w:rPr>
-            <w:color w:val="0000EE"/>
-            <w:u w:val="single"/>
-          </w:rPr>
-          <w:t>賽58:5</w:t>
-        </w:r>
-      </w:hyperlink>
-      <w:r>
-        <w:rPr>
-          <w:lang w:val="zh_TW" w:bidi="zh_TW"/>
-        </w:rPr>
-        <w:t>）或悲傷（</w:t>
-      </w:r>
-      <w:hyperlink r:id="rId18">
-        <w:r>
-          <w:rPr>
-            <w:lang w:val="zh_TW" w:bidi="zh_TW"/>
-          </w:rPr>
-          <w:rPr>
-            <w:color w:val="0000EE"/>
-            <w:u w:val="single"/>
-          </w:rPr>
-          <w:t>哀2:10</w:t>
-        </w:r>
-      </w:hyperlink>
-      <w:r>
-        <w:rPr>
-          <w:lang w:val="zh_TW" w:bidi="zh_TW"/>
-        </w:rPr>
-        <w:t>）。這個希伯來文詞語被比喻用於山峰（</w:t>
-      </w:r>
-      <w:hyperlink r:id="rId19">
-        <w:r>
-          <w:rPr>
-            <w:lang w:val="zh_TW" w:bidi="zh_TW"/>
-          </w:rPr>
-          <w:rPr>
-            <w:color w:val="0000EE"/>
-            <w:u w:val="single"/>
-          </w:rPr>
-          <w:t>創8:5</w:t>
-        </w:r>
-      </w:hyperlink>
-      <w:r>
-        <w:rPr>
-          <w:lang w:val="zh_TW" w:bidi="zh_TW"/>
-        </w:rPr>
-        <w:t>）、建築物的頂部（</w:t>
-      </w:r>
-      <w:hyperlink r:id="rId20">
-        <w:r>
-          <w:rPr>
-            <w:lang w:val="zh_TW" w:bidi="zh_TW"/>
-          </w:rPr>
-          <w:rPr>
-            <w:color w:val="0000EE"/>
-            <w:u w:val="single"/>
-          </w:rPr>
-          <w:t>創11:4</w:t>
-        </w:r>
-      </w:hyperlink>
-      <w:r>
-        <w:rPr>
-          <w:lang w:val="zh_TW" w:bidi="zh_TW"/>
-        </w:rPr>
-        <w:t>）或樹木（</w:t>
-      </w:r>
-      <w:hyperlink r:id="rId21">
-        <w:r>
-          <w:rPr>
-            <w:lang w:val="zh_TW" w:bidi="zh_TW"/>
-          </w:rPr>
-          <w:rPr>
-            <w:color w:val="0000EE"/>
-            <w:u w:val="single"/>
-          </w:rPr>
-          <w:t>撒下5:24</w:t>
-        </w:r>
-      </w:hyperlink>
-      <w:r>
-        <w:rPr>
-          <w:lang w:val="zh_TW" w:bidi="zh_TW"/>
-        </w:rPr>
-        <w:t>），以及河流的源頭（</w:t>
-      </w:r>
-      <w:hyperlink r:id="rId22">
-        <w:r>
-          <w:rPr>
-            <w:lang w:val="zh_TW" w:bidi="zh_TW"/>
-          </w:rPr>
-          <w:rPr>
-            <w:color w:val="0000EE"/>
-            <w:u w:val="single"/>
-          </w:rPr>
-          <w:t>創2:10</w:t>
-        </w:r>
-      </w:hyperlink>
-      <w:r>
-        <w:rPr>
-          <w:lang w:val="zh_TW" w:bidi="zh_TW"/>
-        </w:rPr>
-        <w:t>）。這個詞通常用來指政治、軍事或家庭權柄的首位。在這個意義上，「頭」對所有屬於他的人有控制權（</w:t>
-      </w:r>
-      <w:hyperlink r:id="rId23">
-        <w:r>
-          <w:rPr>
-            <w:lang w:val="zh_TW" w:bidi="zh_TW"/>
-          </w:rPr>
-          <w:rPr>
-            <w:color w:val="0000EE"/>
-            <w:u w:val="single"/>
-          </w:rPr>
-          <w:t>士10:18</w:t>
-        </w:r>
-      </w:hyperlink>
-      <w:r>
-        <w:rPr>
-          <w:lang w:val="zh_TW" w:bidi="zh_TW"/>
-        </w:rPr>
-        <w:t>；</w:t>
-      </w:r>
-      <w:hyperlink r:id="rId24">
-        <w:r>
-          <w:rPr>
-            <w:lang w:val="zh_TW" w:bidi="zh_TW"/>
-          </w:rPr>
-          <w:rPr>
-            <w:color w:val="0000EE"/>
-            <w:u w:val="single"/>
-          </w:rPr>
-          <w:t>撒上15:17</w:t>
-        </w:r>
-      </w:hyperlink>
-      <w:r>
-        <w:rPr>
-          <w:lang w:val="zh_TW" w:bidi="zh_TW"/>
-        </w:rPr>
-        <w:t>；</w:t>
-      </w:r>
-      <w:hyperlink r:id="rId25">
-        <w:r>
-          <w:rPr>
-            <w:lang w:val="zh_TW" w:bidi="zh_TW"/>
-          </w:rPr>
-          <w:rPr>
-            <w:color w:val="0000EE"/>
-            <w:u w:val="single"/>
-          </w:rPr>
-          <w:t>詩18:43</w:t>
-        </w:r>
-      </w:hyperlink>
-      <w:r>
-        <w:rPr>
-          <w:lang w:val="zh_TW" w:bidi="zh_TW"/>
-        </w:rPr>
-        <w:t>；</w:t>
-      </w:r>
-      <w:hyperlink r:id="rId26">
-        <w:r>
-          <w:rPr>
-            <w:lang w:val="zh_TW" w:bidi="zh_TW"/>
-          </w:rPr>
-          <w:rPr>
-            <w:color w:val="0000EE"/>
-            <w:u w:val="single"/>
-          </w:rPr>
-          <w:t>賽7:8–9</w:t>
-        </w:r>
-      </w:hyperlink>
-      <w:r>
-        <w:rPr>
-          <w:lang w:val="zh_TW" w:bidi="zh_TW"/>
-        </w:rPr>
-        <w:t>；</w:t>
-      </w:r>
-      <w:hyperlink r:id="rId27">
-        <w:r>
-          <w:rPr>
-            <w:lang w:val="zh_TW" w:bidi="zh_TW"/>
-          </w:rPr>
-          <w:rPr>
-            <w:color w:val="0000EE"/>
-            <w:u w:val="single"/>
-          </w:rPr>
-          <w:t>耶31:7</w:t>
-        </w:r>
-      </w:hyperlink>
-      <w:r>
-        <w:rPr>
-          <w:lang w:val="zh_TW" w:bidi="zh_TW"/>
-        </w:rPr>
-        <w:t>；</w:t>
-      </w:r>
-      <w:hyperlink r:id="rId28">
-        <w:r>
-          <w:rPr>
-            <w:lang w:val="zh_TW" w:bidi="zh_TW"/>
-          </w:rPr>
-          <w:rPr>
-            <w:color w:val="0000EE"/>
-            <w:u w:val="single"/>
-          </w:rPr>
-          <w:t>何1:11</w:t>
-        </w:r>
-      </w:hyperlink>
-      <w:r>
-        <w:rPr>
-          <w:lang w:val="zh_TW" w:bidi="zh_TW"/>
-        </w:rPr>
-        <w:t>）。大衛在擔任亞吉的保鏢時被稱為「</w:t>
-      </w:r>
-      <w:r>
-        <w:rPr>
-          <w:lang w:val="zh_TW" w:bidi="zh_TW"/>
-        </w:rPr>
-        <w:t>我立你永遠作我的護衛長（有些譯本譯為：</w:t>
-      </w:r>
-      <w:r>
-        <w:rPr>
-          <w:lang w:val="zh_TW" w:bidi="zh_TW"/>
-        </w:rPr>
-        <w:t>我的頭，守護者</w:t>
-      </w:r>
-      <w:r>
-        <w:rPr>
-          <w:lang w:val="zh_TW" w:bidi="zh_TW"/>
-        </w:rPr>
-        <w:t>）</w:t>
-      </w:r>
-      <w:r>
-        <w:rPr>
-          <w:lang w:val="zh_TW" w:bidi="zh_TW"/>
-        </w:rPr>
-        <w:t>」（</w:t>
-      </w:r>
-      <w:hyperlink r:id="rId29">
-        <w:r>
-          <w:rPr>
-            <w:lang w:val="zh_TW" w:bidi="zh_TW"/>
-          </w:rPr>
-          <w:rPr>
-            <w:color w:val="0000EE"/>
-            <w:u w:val="single"/>
-          </w:rPr>
-          <w:t>撒上28:2</w:t>
-        </w:r>
-      </w:hyperlink>
-      <w:r>
-        <w:rPr>
-          <w:lang w:val="zh_TW" w:bidi="zh_TW"/>
-        </w:rPr>
-        <w:t>；參：</w:t>
-      </w:r>
-      <w:hyperlink r:id="rId30">
-        <w:r>
-          <w:rPr>
-            <w:lang w:val="zh_TW" w:bidi="zh_TW"/>
-          </w:rPr>
-          <w:rPr>
-            <w:color w:val="0000EE"/>
-            <w:u w:val="single"/>
-          </w:rPr>
-          <w:t>士9:53</w:t>
-        </w:r>
-      </w:hyperlink>
-      <w:r>
-        <w:rPr>
-          <w:lang w:val="zh_TW" w:bidi="zh_TW"/>
-        </w:rPr>
-        <w:t>；</w:t>
-      </w:r>
-      <w:hyperlink r:id="rId31">
-        <w:r>
-          <w:rPr>
-            <w:lang w:val="zh_TW" w:bidi="zh_TW"/>
-          </w:rPr>
-          <w:rPr>
-            <w:color w:val="0000EE"/>
-            <w:u w:val="single"/>
-          </w:rPr>
-          <w:t>詩68:21</w:t>
-        </w:r>
-      </w:hyperlink>
-      <w:r>
-        <w:rPr>
-          <w:lang w:val="zh_TW" w:bidi="zh_TW"/>
-        </w:rPr>
-        <w:t>）。</w:t>
+        <w:t>中，保羅使用了「淫亂」的希臘文複數形式，暗示這種罪行可能以多種形式表現出來。他因此指出，哥林多人應該結婚並合宜地共同生活。「淫亂」廣義含義中的一種罪行是姦淫。</w:t>
       </w:r>
     </w:p>
     <w:p>
@@ -625,7 +331,61 @@
         <w:rPr>
           <w:lang w:val="zh_TW" w:bidi="zh_TW"/>
         </w:rPr>
-        <w:t>希臘哲學家使用身體的特徵來代表宇宙。這個身體的頭部——稱為「宙斯」或理性——被視為是來創造和維持其餘成員（天體、人類、動物、植物和無生命的物體）的部分。宇宙，或「身體」，其存在歸功於「頭部」。</w:t>
+        <w:t>「淫亂」也有一種更為狹義的含義，指未婚之間的性不道德行為。在那些將「淫亂」和「姦淫」並列的聖經清單中，暗示了這種含義。耶穌所列的出於人心中的污穢罪行包括「淫亂（譯註：和合本譯為苟合）」和「姦淫」（</w:t>
+      </w:r>
+      <w:hyperlink r:id="rId17">
+        <w:r>
+          <w:rPr>
+            <w:lang w:val="zh_TW" w:bidi="zh_TW"/>
+          </w:rPr>
+          <w:rPr>
+            <w:color w:val="0000EE"/>
+            <w:u w:val="single"/>
+          </w:rPr>
+          <w:t>太15:19</w:t>
+        </w:r>
+      </w:hyperlink>
+      <w:r>
+        <w:rPr>
+          <w:lang w:val="zh_TW" w:bidi="zh_TW"/>
+        </w:rPr>
+        <w:t>；</w:t>
+      </w:r>
+      <w:hyperlink r:id="rId18">
+        <w:r>
+          <w:rPr>
+            <w:lang w:val="zh_TW" w:bidi="zh_TW"/>
+          </w:rPr>
+          <w:rPr>
+            <w:color w:val="0000EE"/>
+            <w:u w:val="single"/>
+          </w:rPr>
+          <w:t>可7:21–22</w:t>
+        </w:r>
+      </w:hyperlink>
+      <w:r>
+        <w:rPr>
+          <w:lang w:val="zh_TW" w:bidi="zh_TW"/>
+        </w:rPr>
+        <w:t>）。保羅列出的那些不能承受神的國的罪人中也包括淫亂的和姦淫的（</w:t>
+      </w:r>
+      <w:hyperlink r:id="rId19">
+        <w:r>
+          <w:rPr>
+            <w:lang w:val="zh_TW" w:bidi="zh_TW"/>
+          </w:rPr>
+          <w:rPr>
+            <w:color w:val="0000EE"/>
+            <w:u w:val="single"/>
+          </w:rPr>
+          <w:t>林前6:9</w:t>
+        </w:r>
+      </w:hyperlink>
+      <w:r>
+        <w:rPr>
+          <w:lang w:val="zh_TW" w:bidi="zh_TW"/>
+        </w:rPr>
+        <w:t>）。</w:t>
       </w:r>
     </w:p>
     <w:p>
@@ -639,7 +399,43 @@
         <w:rPr>
           <w:lang w:val="zh_TW" w:bidi="zh_TW"/>
         </w:rPr>
-        <w:t>在公元前460年（通常被認為是希波克拉底〔Hippocrates〕最早著作的日期）和公元200年（發展希波克拉底研究的蓋倫〔Galen〕去世）之間，希臘醫學科學逐漸理解頭部是智慧的所在。身體之所以能夠有效地運作，是因為大腦能夠解釋從身體（眼睛、耳朵、皮膚等）接收到的數據，並且能夠根據接收到的數據向身體的各個部份發出適當的信號，大腦解釋和指導的能力使身體的存在完全依賴於它。</w:t>
+        <w:t>「淫亂」在</w:t>
+      </w:r>
+      <w:hyperlink r:id="rId20">
+        <w:r>
+          <w:rPr>
+            <w:lang w:val="zh_TW" w:bidi="zh_TW"/>
+          </w:rPr>
+          <w:rPr>
+            <w:color w:val="0000EE"/>
+            <w:u w:val="single"/>
+          </w:rPr>
+          <w:t>馬太福音五章32節</w:t>
+        </w:r>
+      </w:hyperlink>
+      <w:r>
+        <w:rPr>
+          <w:lang w:val="zh_TW" w:bidi="zh_TW"/>
+        </w:rPr>
+        <w:t>和</w:t>
+      </w:r>
+      <w:hyperlink r:id="rId21">
+        <w:r>
+          <w:rPr>
+            <w:lang w:val="zh_TW" w:bidi="zh_TW"/>
+          </w:rPr>
+          <w:rPr>
+            <w:color w:val="0000EE"/>
+            <w:u w:val="single"/>
+          </w:rPr>
+          <w:t>十九章9節</w:t>
+        </w:r>
+      </w:hyperlink>
+      <w:r>
+        <w:rPr>
+          <w:lang w:val="zh_TW" w:bidi="zh_TW"/>
+        </w:rPr>
+        <w:t>通常被現今的聖經學者理解為專指姦淫。對於希臘文porneia的翻譯涉及解釋而非純翻譯。學者們對耶穌關於休妻的例外說法是否指淫亂的廣義或狹義含義存在分歧。他可能僅指姦淫，也可能將它與其它性罪一併包括在內。</w:t>
       </w:r>
     </w:p>
     <w:p>
@@ -653,9 +449,9 @@
         <w:rPr>
           <w:lang w:val="zh_TW" w:bidi="zh_TW"/>
         </w:rPr>
-        <w:t>在新約中，這個詞指的是人類的頭部（</w:t>
-      </w:r>
-      <w:hyperlink r:id="rId32">
+        <w:t>「淫亂」一詞在舊約和新約中也有比喻性的用法。起源於以色列和教會作為主的妻子或新娘的描述，背離神和拜偶像被稱為淫亂（例如，見</w:t>
+      </w:r>
+      <w:hyperlink r:id="rId22">
         <w:r>
           <w:rPr>
             <w:lang w:val="zh_TW" w:bidi="zh_TW"/>
@@ -664,16 +460,16 @@
             <w:color w:val="0000EE"/>
             <w:u w:val="single"/>
           </w:rPr>
-          <w:t>太5:36</w:t>
+          <w:t>耶2章</w:t>
         </w:r>
       </w:hyperlink>
       <w:r>
         <w:rPr>
           <w:lang w:val="zh_TW" w:bidi="zh_TW"/>
         </w:rPr>
-        <w:t>，</w:t>
-      </w:r>
-      <w:hyperlink r:id="rId33">
+        <w:t>）。</w:t>
+      </w:r>
+      <w:hyperlink r:id="rId23">
         <w:r>
           <w:rPr>
             <w:lang w:val="zh_TW" w:bidi="zh_TW"/>
@@ -682,16 +478,16 @@
             <w:color w:val="0000EE"/>
             <w:u w:val="single"/>
           </w:rPr>
-          <w:t>6:17</w:t>
+          <w:t>以西結書第十六章</w:t>
         </w:r>
       </w:hyperlink>
       <w:r>
         <w:rPr>
           <w:lang w:val="zh_TW" w:bidi="zh_TW"/>
         </w:rPr>
-        <w:t>，</w:t>
-      </w:r>
-      <w:hyperlink r:id="rId34">
+        <w:t>用對婚姻誓言的不忠來象徵耶路撒冷與神之間偏離正道的關係。耶路撒冷對神而言成了一個「行淫的妻」。何西阿書的前三章使用先知何西阿與其淫亂的妻子歌篾的關係，來比喻以色列民族如何對其「丈夫」（神）犯下淫亂之罪，轉而追求其它神。在啟示錄中，「淫亂」和「邪淫」的比喻用法用於大巴比倫——大淫婦（</w:t>
+      </w:r>
+      <w:hyperlink r:id="rId24">
         <w:r>
           <w:rPr>
             <w:lang w:val="zh_TW" w:bidi="zh_TW"/>
@@ -700,16 +496,10 @@
             <w:color w:val="0000EE"/>
             <w:u w:val="single"/>
           </w:rPr>
-          <w:t>14:8</w:t>
+          <w:t>啟14:8，</w:t>
         </w:r>
       </w:hyperlink>
-      <w:r>
-        <w:rPr>
-          <w:lang w:val="zh_TW" w:bidi="zh_TW"/>
-        </w:rPr>
-        <w:t>，</w:t>
-      </w:r>
-      <w:hyperlink r:id="rId35">
+      <w:hyperlink r:id="rId25">
         <w:r>
           <w:rPr>
             <w:lang w:val="zh_TW" w:bidi="zh_TW"/>
@@ -718,16 +508,10 @@
             <w:color w:val="0000EE"/>
             <w:u w:val="single"/>
           </w:rPr>
-          <w:t>26:7</w:t>
+          <w:t>17:2–4，</w:t>
         </w:r>
       </w:hyperlink>
-      <w:r>
-        <w:rPr>
-          <w:lang w:val="zh_TW" w:bidi="zh_TW"/>
-        </w:rPr>
-        <w:t>；</w:t>
-      </w:r>
-      <w:hyperlink r:id="rId36">
+      <w:hyperlink r:id="rId26">
         <w:r>
           <w:rPr>
             <w:lang w:val="zh_TW" w:bidi="zh_TW"/>
@@ -736,16 +520,10 @@
             <w:color w:val="0000EE"/>
             <w:u w:val="single"/>
           </w:rPr>
-          <w:t>可6:27</w:t>
+          <w:t>18:3，</w:t>
         </w:r>
       </w:hyperlink>
-      <w:r>
-        <w:rPr>
-          <w:lang w:val="zh_TW" w:bidi="zh_TW"/>
-        </w:rPr>
-        <w:t>，</w:t>
-      </w:r>
-      <w:hyperlink r:id="rId37">
+      <w:hyperlink r:id="rId27">
         <w:r>
           <w:rPr>
             <w:lang w:val="zh_TW" w:bidi="zh_TW"/>
@@ -754,277 +532,7 @@
             <w:color w:val="0000EE"/>
             <w:u w:val="single"/>
           </w:rPr>
-          <w:t>14:3</w:t>
-        </w:r>
-      </w:hyperlink>
-      <w:r>
-        <w:rPr>
-          <w:lang w:val="zh_TW" w:bidi="zh_TW"/>
-        </w:rPr>
-        <w:t>；</w:t>
-      </w:r>
-      <w:hyperlink r:id="rId38">
-        <w:r>
-          <w:rPr>
-            <w:lang w:val="zh_TW" w:bidi="zh_TW"/>
-          </w:rPr>
-          <w:rPr>
-            <w:color w:val="0000EE"/>
-            <w:u w:val="single"/>
-          </w:rPr>
-          <w:t>路7:46</w:t>
-        </w:r>
-      </w:hyperlink>
-      <w:r>
-        <w:rPr>
-          <w:lang w:val="zh_TW" w:bidi="zh_TW"/>
-        </w:rPr>
-        <w:t>；</w:t>
-      </w:r>
-      <w:hyperlink r:id="rId39">
-        <w:r>
-          <w:rPr>
-            <w:lang w:val="zh_TW" w:bidi="zh_TW"/>
-          </w:rPr>
-          <w:rPr>
-            <w:color w:val="0000EE"/>
-            <w:u w:val="single"/>
-          </w:rPr>
-          <w:t>約13:9</w:t>
-        </w:r>
-      </w:hyperlink>
-      <w:r>
-        <w:rPr>
-          <w:lang w:val="zh_TW" w:bidi="zh_TW"/>
-        </w:rPr>
-        <w:t>，</w:t>
-      </w:r>
-      <w:hyperlink r:id="rId40">
-        <w:r>
-          <w:rPr>
-            <w:lang w:val="zh_TW" w:bidi="zh_TW"/>
-          </w:rPr>
-          <w:rPr>
-            <w:color w:val="0000EE"/>
-            <w:u w:val="single"/>
-          </w:rPr>
-          <w:t>20:7</w:t>
-        </w:r>
-      </w:hyperlink>
-      <w:r>
-        <w:rPr>
-          <w:lang w:val="zh_TW" w:bidi="zh_TW"/>
-        </w:rPr>
-        <w:t>），指天啟生物（</w:t>
-      </w:r>
-      <w:hyperlink r:id="rId41">
-        <w:r>
-          <w:rPr>
-            <w:lang w:val="zh_TW" w:bidi="zh_TW"/>
-          </w:rPr>
-          <w:rPr>
-            <w:color w:val="0000EE"/>
-            <w:u w:val="single"/>
-          </w:rPr>
-          <w:t>啟1:14</w:t>
-        </w:r>
-      </w:hyperlink>
-      <w:r>
-        <w:rPr>
-          <w:lang w:val="zh_TW" w:bidi="zh_TW"/>
-        </w:rPr>
-        <w:t>，</w:t>
-      </w:r>
-      <w:hyperlink r:id="rId42">
-        <w:r>
-          <w:rPr>
-            <w:lang w:val="zh_TW" w:bidi="zh_TW"/>
-          </w:rPr>
-          <w:rPr>
-            <w:color w:val="0000EE"/>
-            <w:u w:val="single"/>
-          </w:rPr>
-          <w:t>4:4</w:t>
-        </w:r>
-      </w:hyperlink>
-      <w:r>
-        <w:rPr>
-          <w:lang w:val="zh_TW" w:bidi="zh_TW"/>
-        </w:rPr>
-        <w:t>，</w:t>
-      </w:r>
-      <w:hyperlink r:id="rId43">
-        <w:r>
-          <w:rPr>
-            <w:lang w:val="zh_TW" w:bidi="zh_TW"/>
-          </w:rPr>
-          <w:rPr>
-            <w:color w:val="0000EE"/>
-            <w:u w:val="single"/>
-          </w:rPr>
-          <w:t>12:1</w:t>
-        </w:r>
-      </w:hyperlink>
-      <w:r>
-        <w:rPr>
-          <w:lang w:val="zh_TW" w:bidi="zh_TW"/>
-        </w:rPr>
-        <w:t>），以及動物（</w:t>
-      </w:r>
-      <w:hyperlink r:id="rId44">
-        <w:r>
-          <w:rPr>
-            <w:lang w:val="zh_TW" w:bidi="zh_TW"/>
-          </w:rPr>
-          <w:rPr>
-            <w:color w:val="0000EE"/>
-            <w:u w:val="single"/>
-          </w:rPr>
-          <w:t>啟9:7、17、19</w:t>
-        </w:r>
-      </w:hyperlink>
-      <w:r>
-        <w:rPr>
-          <w:lang w:val="zh_TW" w:bidi="zh_TW"/>
-        </w:rPr>
-        <w:t>，</w:t>
-      </w:r>
-      <w:hyperlink r:id="rId45">
-        <w:r>
-          <w:rPr>
-            <w:lang w:val="zh_TW" w:bidi="zh_TW"/>
-          </w:rPr>
-          <w:rPr>
-            <w:color w:val="0000EE"/>
-            <w:u w:val="single"/>
-          </w:rPr>
-          <w:t>12:3</w:t>
-        </w:r>
-      </w:hyperlink>
-      <w:r>
-        <w:rPr>
-          <w:lang w:val="zh_TW" w:bidi="zh_TW"/>
-        </w:rPr>
-        <w:t>）。此外，它出現在諸如「</w:t>
-      </w:r>
-      <w:r>
-        <w:rPr>
-          <w:lang w:val="zh_TW" w:bidi="zh_TW"/>
-        </w:rPr>
-        <w:t>炭火堆在他的頭上</w:t>
-      </w:r>
-      <w:r>
-        <w:rPr>
-          <w:lang w:val="zh_TW" w:bidi="zh_TW"/>
-        </w:rPr>
-        <w:t>」這樣的表達中，意指以善報惡（</w:t>
-      </w:r>
-      <w:hyperlink r:id="rId46">
-        <w:r>
-          <w:rPr>
-            <w:lang w:val="zh_TW" w:bidi="zh_TW"/>
-          </w:rPr>
-          <w:rPr>
-            <w:color w:val="0000EE"/>
-            <w:u w:val="single"/>
-          </w:rPr>
-          <w:t>羅12:20</w:t>
-        </w:r>
-      </w:hyperlink>
-      <w:r>
-        <w:rPr>
-          <w:lang w:val="zh_TW" w:bidi="zh_TW"/>
-        </w:rPr>
-        <w:t>；參：</w:t>
-      </w:r>
-      <w:hyperlink r:id="rId47">
-        <w:r>
-          <w:rPr>
-            <w:lang w:val="zh_TW" w:bidi="zh_TW"/>
-          </w:rPr>
-          <w:rPr>
-            <w:color w:val="0000EE"/>
-            <w:u w:val="single"/>
-          </w:rPr>
-          <w:t>太5:44</w:t>
-        </w:r>
-      </w:hyperlink>
-      <w:r>
-        <w:rPr>
-          <w:lang w:val="zh_TW" w:bidi="zh_TW"/>
-        </w:rPr>
-        <w:t>）；「剪髮」或「</w:t>
-      </w:r>
-      <w:r>
-        <w:rPr>
-          <w:lang w:val="zh_TW" w:bidi="zh_TW"/>
-        </w:rPr>
-        <w:t>剃</w:t>
-      </w:r>
-      <w:r>
-        <w:rPr>
-          <w:lang w:val="zh_TW" w:bidi="zh_TW"/>
-        </w:rPr>
-        <w:t>頭」表示一個誓言（</w:t>
-      </w:r>
-      <w:hyperlink r:id="rId48">
-        <w:r>
-          <w:rPr>
-            <w:lang w:val="zh_TW" w:bidi="zh_TW"/>
-          </w:rPr>
-          <w:rPr>
-            <w:color w:val="0000EE"/>
-            <w:u w:val="single"/>
-          </w:rPr>
-          <w:t>徒21:24</w:t>
-        </w:r>
-      </w:hyperlink>
-      <w:r>
-        <w:rPr>
-          <w:lang w:val="zh_TW" w:bidi="zh_TW"/>
-        </w:rPr>
-        <w:t>）；以及「</w:t>
-      </w:r>
-      <w:r>
-        <w:rPr>
-          <w:lang w:val="zh_TW" w:bidi="zh_TW"/>
-        </w:rPr>
-        <w:t>枕頭</w:t>
-      </w:r>
-      <w:r>
-        <w:rPr>
-          <w:lang w:val="zh_TW" w:bidi="zh_TW"/>
-        </w:rPr>
-        <w:t>」，意指睡覺（</w:t>
-      </w:r>
-      <w:hyperlink r:id="rId49">
-        <w:r>
-          <w:rPr>
-            <w:lang w:val="zh_TW" w:bidi="zh_TW"/>
-          </w:rPr>
-          <w:rPr>
-            <w:color w:val="0000EE"/>
-            <w:u w:val="single"/>
-          </w:rPr>
-          <w:t>太8:20</w:t>
-        </w:r>
-      </w:hyperlink>
-      <w:r>
-        <w:rPr>
-          <w:lang w:val="zh_TW" w:bidi="zh_TW"/>
-        </w:rPr>
-        <w:t>；</w:t>
-      </w:r>
-      <w:hyperlink r:id="rId50">
-        <w:r>
-          <w:rPr>
-            <w:lang w:val="zh_TW" w:bidi="zh_TW"/>
-          </w:rPr>
-          <w:rPr>
-            <w:color w:val="0000EE"/>
-            <w:u w:val="single"/>
-          </w:rPr>
-          <w:t>路9:58</w:t>
+          <w:t>19:2</w:t>
         </w:r>
       </w:hyperlink>
       <w:r>
@@ -1043,81 +551,38 @@
       </w:r>
       <w:r>
         <w:rPr>
-          <w:lang w:val="zh_TW" w:bidi="zh_TW"/>
-        </w:rPr>
-        <w:t>使徒保羅借用了舊約中對該詞語的隱喻，來表達神對基督的權柄、基督對人的權柄，以及男人對婦女的權柄（</w:t>
-      </w:r>
-      <w:hyperlink r:id="rId51">
-        <w:r>
-          <w:rPr>
-            <w:lang w:val="zh_TW" w:bidi="zh_TW"/>
-          </w:rPr>
-          <w:rPr>
-            <w:color w:val="0000EE"/>
-            <w:u w:val="single"/>
-          </w:rPr>
-          <w:t>林前11:3–16；</w:t>
-        </w:r>
-      </w:hyperlink>
-      <w:r>
-        <w:rPr>
-          <w:lang w:val="zh_TW" w:bidi="zh_TW"/>
-        </w:rPr>
-        <w:t>參：</w:t>
-      </w:r>
-      <w:hyperlink r:id="rId52">
-        <w:r>
-          <w:rPr>
-            <w:lang w:val="zh_TW" w:bidi="zh_TW"/>
-          </w:rPr>
-          <w:rPr>
-            <w:color w:val="0000EE"/>
-            <w:u w:val="single"/>
-          </w:rPr>
-          <w:t>弗 5:23</w:t>
-        </w:r>
-      </w:hyperlink>
-      <w:r>
-        <w:rPr>
-          <w:lang w:val="zh_TW" w:bidi="zh_TW"/>
-        </w:rPr>
-        <w:t>）。在這些關係的亮光中，保羅鼓勵哥林多的婦女在敬拜時戴上面紗，面紗賦予婦女在神面前與男人平等敬拜的權柄。這詞再次被用來表達基督對宇宙的主權（</w:t>
-      </w:r>
-      <w:hyperlink r:id="rId53">
-        <w:r>
-          <w:rPr>
-            <w:lang w:val="zh_TW" w:bidi="zh_TW"/>
-          </w:rPr>
-          <w:rPr>
-            <w:color w:val="0000EE"/>
-            <w:u w:val="single"/>
-          </w:rPr>
-          <w:t>弗1:21–22</w:t>
-        </w:r>
-      </w:hyperlink>
-      <w:r>
-        <w:rPr>
-          <w:lang w:val="zh_TW" w:bidi="zh_TW"/>
-        </w:rPr>
-        <w:t>；</w:t>
-      </w:r>
-      <w:hyperlink r:id="rId54">
-        <w:r>
-          <w:rPr>
-            <w:lang w:val="zh_TW" w:bidi="zh_TW"/>
-          </w:rPr>
-          <w:rPr>
-            <w:color w:val="0000EE"/>
-            <w:u w:val="single"/>
-          </w:rPr>
-          <w:t>西2:10</w:t>
-        </w:r>
-      </w:hyperlink>
-      <w:r>
-        <w:rPr>
-          <w:lang w:val="zh_TW" w:bidi="zh_TW"/>
-        </w:rPr>
-        <w:t>）。</w:t>
+          <w:i/>
+          <w:lang w:val="zh_TW" w:bidi="zh_TW"/>
+        </w:rPr>
+        <w:t>另見</w:t>
+      </w:r>
+      <w:r>
+        <w:rPr>
+          <w:lang w:val="zh_TW" w:bidi="zh_TW"/>
+        </w:rPr>
+        <w:t xml:space="preserve"> </w:t>
+      </w:r>
+      <w:r>
+        <w:rPr>
+          <w:lang w:val="zh_TW" w:bidi="zh_TW"/>
+        </w:rPr>
+        <w:t>姦淫</w:t>
+      </w:r>
+      <w:r>
+        <w:rPr>
+          <w:lang w:val="zh_TW" w:bidi="zh_TW"/>
+        </w:rPr>
+        <w:t>。</w:t>
+      </w:r>
+      <w:r>
+        <w:rPr>
+          <w:lang w:val="zh_TW" w:bidi="zh_TW"/>
+        </w:rPr>
+      </w:r>
+      <w:r>
+        <w:rPr>
+          <w:lang w:val="zh_TW" w:bidi="zh_TW"/>
+        </w:rPr>
       </w:r>
     </w:p>
     <w:p>
@@ -1127,13 +592,37 @@
           <w:lang w:val="zh_TW" w:bidi="zh_TW"/>
         </w:rPr>
       </w:r>
-      <w:r>
-        <w:rPr>
-          <w:lang w:val="zh_TW" w:bidi="zh_TW"/>
-        </w:rPr>
-        <w:t>保羅使用頭與身體的表達來說明基督與祂自己教會之間的關係（</w:t>
-      </w:r>
-      <w:hyperlink r:id="rId55">
+    </w:p>
+    <w:p>
+      <w:pPr>
+        <w:pStyle w:val="Heading2"/>
+      </w:pPr>
+      <w:r>
+        <w:rPr>
+          <w:lang w:val="zh_TW" w:bidi="zh_TW"/>
+        </w:rPr>
+        <w:t>童貞女</w:t>
+      </w:r>
+      <w:r>
+        <w:rPr>
+          <w:lang w:val="zh_TW" w:bidi="zh_TW"/>
+        </w:rPr>
+      </w:r>
+    </w:p>
+    <w:p>
+      <w:pPr/>
+      <w:r>
+        <w:rPr>
+          <w:lang w:val="zh_TW" w:bidi="zh_TW"/>
+        </w:rPr>
+      </w:r>
+      <w:r>
+        <w:rPr>
+          <w:lang w:val="zh_TW" w:bidi="zh_TW"/>
+        </w:rPr>
+        <w:t>這是用來描述女性，或用來比喻地方、國家和教會的詞。該詞是在描述一位性徵成熟但尚未發生性行為的女性。耶穌的母親馬利亞就是一個明顯的例子（</w:t>
+      </w:r>
+      <w:hyperlink r:id="rId28">
         <w:r>
           <w:rPr>
             <w:lang w:val="zh_TW" w:bidi="zh_TW"/>
@@ -1142,16 +631,30 @@
             <w:color w:val="0000EE"/>
             <w:u w:val="single"/>
           </w:rPr>
-          <w:t>弗4:15</w:t>
+          <w:t>太1:18–25</w:t>
         </w:r>
       </w:hyperlink>
       <w:r>
         <w:rPr>
           <w:lang w:val="zh_TW" w:bidi="zh_TW"/>
         </w:rPr>
-        <w:t>，</w:t>
-      </w:r>
-      <w:hyperlink r:id="rId52">
+        <w:t>）。</w:t>
+      </w:r>
+    </w:p>
+    <w:p>
+      <w:pPr/>
+      <w:r>
+        <w:rPr>
+          <w:lang w:val="zh_TW" w:bidi="zh_TW"/>
+        </w:rPr>
+      </w:r>
+      <w:r>
+        <w:rPr>
+          <w:lang w:val="zh_TW" w:bidi="zh_TW"/>
+        </w:rPr>
+        <w:t>舊約聖經非常重視在婚姻前保持貞潔。利百加成為適合以撒的新娘，其中一個特質就是她的貞潔（</w:t>
+      </w:r>
+      <w:hyperlink r:id="rId29">
         <w:r>
           <w:rPr>
             <w:lang w:val="zh_TW" w:bidi="zh_TW"/>
@@ -1160,16 +663,16 @@
             <w:color w:val="0000EE"/>
             <w:u w:val="single"/>
           </w:rPr>
-          <w:t>5:23</w:t>
+          <w:t>創24:16</w:t>
         </w:r>
       </w:hyperlink>
       <w:r>
         <w:rPr>
           <w:lang w:val="zh_TW" w:bidi="zh_TW"/>
         </w:rPr>
-        <w:t>；參</w:t>
-      </w:r>
-      <w:hyperlink r:id="rId56">
+        <w:t>）。律法規定祭司只能娶貞潔的女子為妻（</w:t>
+      </w:r>
+      <w:hyperlink r:id="rId30">
         <w:r>
           <w:rPr>
             <w:lang w:val="zh_TW" w:bidi="zh_TW"/>
@@ -1178,14 +681,407 @@
             <w:color w:val="0000EE"/>
             <w:u w:val="single"/>
           </w:rPr>
-          <w:t>林前12:12–27</w:t>
+          <w:t>利21:7</w:t>
         </w:r>
       </w:hyperlink>
       <w:r>
         <w:rPr>
           <w:lang w:val="zh_TW" w:bidi="zh_TW"/>
         </w:rPr>
-        <w:t>）。除了舊約的意義外，在保羅時代中，當時的人對醫學上的理解可能提供了見解，因為基督不僅是教會的主宰者，也是提供其方向和團結的動力。教會存在的能力及其活動的焦點根植於其「頭」，就是耶穌基督的工作。在這個理解中，現代解經家認為，頭不僅意味著「權柄」，更意味著「源頭」一詞。因此，作為頭的人是源頭，是供應者。這些解釋者認為神是基督的供應者，基督是教會的供應者，而男人是婦女的供應者。</w:t>
+        <w:t>、</w:t>
+      </w:r>
+      <w:hyperlink r:id="rId30">
+        <w:r>
+          <w:rPr>
+            <w:lang w:val="zh_TW" w:bidi="zh_TW"/>
+          </w:rPr>
+          <w:rPr>
+            <w:color w:val="0000EE"/>
+            <w:u w:val="single"/>
+          </w:rPr>
+          <w:t>13</w:t>
+        </w:r>
+      </w:hyperlink>
+      <w:hyperlink r:id="rId31">
+        <w:r>
+          <w:rPr>
+            <w:lang w:val="zh_TW" w:bidi="zh_TW"/>
+          </w:rPr>
+          <w:rPr>
+            <w:color w:val="0000EE"/>
+            <w:u w:val="single"/>
+          </w:rPr>
+          <w:t>–</w:t>
+        </w:r>
+      </w:hyperlink>
+      <w:hyperlink r:id="rId30">
+        <w:r>
+          <w:rPr>
+            <w:lang w:val="zh_TW" w:bidi="zh_TW"/>
+          </w:rPr>
+          <w:rPr>
+            <w:color w:val="0000EE"/>
+            <w:u w:val="single"/>
+          </w:rPr>
+          <w:t>14</w:t>
+        </w:r>
+      </w:hyperlink>
+      <w:r>
+        <w:rPr>
+          <w:lang w:val="zh_TW" w:bidi="zh_TW"/>
+        </w:rPr>
+        <w:t>）。而祭司應該是那些生活最符合神標準的人。</w:t>
+      </w:r>
+    </w:p>
+    <w:p>
+      <w:pPr/>
+      <w:r>
+        <w:rPr>
+          <w:lang w:val="zh_TW" w:bidi="zh_TW"/>
+        </w:rPr>
+      </w:r>
+      <w:r>
+        <w:rPr>
+          <w:lang w:val="zh_TW" w:bidi="zh_TW"/>
+        </w:rPr>
+        <w:t>這反映了聖經對婚姻的教導，也使專一的忠誠成為婚姻的理想。新約聖經禁止婚前性行為，表達了這一理想（</w:t>
+      </w:r>
+      <w:hyperlink r:id="rId15">
+        <w:r>
+          <w:rPr>
+            <w:lang w:val="zh_TW" w:bidi="zh_TW"/>
+          </w:rPr>
+          <w:rPr>
+            <w:color w:val="0000EE"/>
+            <w:u w:val="single"/>
+          </w:rPr>
+          <w:t>林前6:13</w:t>
+        </w:r>
+      </w:hyperlink>
+      <w:r>
+        <w:rPr>
+          <w:lang w:val="zh_TW" w:bidi="zh_TW"/>
+        </w:rPr>
+        <w:t>、</w:t>
+      </w:r>
+      <w:hyperlink r:id="rId15">
+        <w:r>
+          <w:rPr>
+            <w:lang w:val="zh_TW" w:bidi="zh_TW"/>
+          </w:rPr>
+          <w:rPr>
+            <w:color w:val="0000EE"/>
+            <w:u w:val="single"/>
+          </w:rPr>
+          <w:t>18</w:t>
+        </w:r>
+      </w:hyperlink>
+      <w:r>
+        <w:rPr>
+          <w:lang w:val="zh_TW" w:bidi="zh_TW"/>
+        </w:rPr>
+        <w:t>）。新約聖經使用「童女（或童身）」來描述對神忠心的基督徒（</w:t>
+      </w:r>
+      <w:hyperlink r:id="rId32">
+        <w:r>
+          <w:rPr>
+            <w:lang w:val="zh_TW" w:bidi="zh_TW"/>
+          </w:rPr>
+          <w:rPr>
+            <w:color w:val="0000EE"/>
+            <w:u w:val="single"/>
+          </w:rPr>
+          <w:t>啟14:4</w:t>
+        </w:r>
+      </w:hyperlink>
+      <w:r>
+        <w:rPr>
+          <w:lang w:val="zh_TW" w:bidi="zh_TW"/>
+        </w:rPr>
+        <w:t>；參</w:t>
+      </w:r>
+      <w:hyperlink r:id="rId33">
+        <w:r>
+          <w:rPr>
+            <w:lang w:val="zh_TW" w:bidi="zh_TW"/>
+          </w:rPr>
+          <w:rPr>
+            <w:color w:val="0000EE"/>
+            <w:u w:val="single"/>
+          </w:rPr>
+          <w:t>林後11:2</w:t>
+        </w:r>
+      </w:hyperlink>
+      <w:r>
+        <w:rPr>
+          <w:lang w:val="zh_TW" w:bidi="zh_TW"/>
+        </w:rPr>
+        <w:t>）。</w:t>
+      </w:r>
+    </w:p>
+    <w:p>
+      <w:pPr/>
+      <w:r>
+        <w:rPr>
+          <w:lang w:val="zh_TW" w:bidi="zh_TW"/>
+        </w:rPr>
+      </w:r>
+      <w:r>
+        <w:rPr>
+          <w:lang w:val="zh_TW" w:bidi="zh_TW"/>
+        </w:rPr>
+        <w:t>從負面的角度來看，舊約聖經在處罰失去貞潔的問題上強調了相同的原則。如果男人在道德上負有責任，那麼他必須娶女子為妻或賠償女子的父親（</w:t>
+      </w:r>
+      <w:hyperlink r:id="rId34">
+        <w:r>
+          <w:rPr>
+            <w:lang w:val="zh_TW" w:bidi="zh_TW"/>
+          </w:rPr>
+          <w:rPr>
+            <w:color w:val="0000EE"/>
+            <w:u w:val="single"/>
+          </w:rPr>
+          <w:t>出22:16–17</w:t>
+        </w:r>
+      </w:hyperlink>
+      <w:r>
+        <w:rPr>
+          <w:lang w:val="zh_TW" w:bidi="zh_TW"/>
+        </w:rPr>
+        <w:t>）。如果女性自己有責任，其懲罰就是死刑（</w:t>
+      </w:r>
+      <w:hyperlink r:id="rId35">
+        <w:r>
+          <w:rPr>
+            <w:lang w:val="zh_TW" w:bidi="zh_TW"/>
+          </w:rPr>
+          <w:rPr>
+            <w:color w:val="0000EE"/>
+            <w:u w:val="single"/>
+          </w:rPr>
+          <w:t>申22:20–21</w:t>
+        </w:r>
+      </w:hyperlink>
+      <w:r>
+        <w:rPr>
+          <w:lang w:val="zh_TW" w:bidi="zh_TW"/>
+        </w:rPr>
+        <w:t>）。然而，舊約聖經中很少提及對於終生守貞的讚美。耶利米被吩咐不要娶妻，僅僅是為了強調神對即將到來的審判的警告（</w:t>
+      </w:r>
+      <w:hyperlink r:id="rId36">
+        <w:r>
+          <w:rPr>
+            <w:lang w:val="zh_TW" w:bidi="zh_TW"/>
+          </w:rPr>
+          <w:rPr>
+            <w:color w:val="0000EE"/>
+            <w:u w:val="single"/>
+          </w:rPr>
+          <w:t>耶16:2</w:t>
+        </w:r>
+      </w:hyperlink>
+      <w:r>
+        <w:rPr>
+          <w:lang w:val="zh_TW" w:bidi="zh_TW"/>
+        </w:rPr>
+        <w:t>）。從女性的角度來看，終生保持未婚貞潔和沒有子女是一種悲劇（參</w:t>
+      </w:r>
+      <w:hyperlink r:id="rId37">
+        <w:r>
+          <w:rPr>
+            <w:lang w:val="zh_TW" w:bidi="zh_TW"/>
+          </w:rPr>
+          <w:rPr>
+            <w:color w:val="0000EE"/>
+            <w:u w:val="single"/>
+          </w:rPr>
+          <w:t>士11:37</w:t>
+        </w:r>
+      </w:hyperlink>
+      <w:r>
+        <w:rPr>
+          <w:lang w:val="zh_TW" w:bidi="zh_TW"/>
+        </w:rPr>
+        <w:t>）。</w:t>
+      </w:r>
+    </w:p>
+    <w:p>
+      <w:pPr/>
+      <w:r>
+        <w:rPr>
+          <w:lang w:val="zh_TW" w:bidi="zh_TW"/>
+        </w:rPr>
+      </w:r>
+      <w:r>
+        <w:rPr>
+          <w:lang w:val="zh_TW" w:bidi="zh_TW"/>
+        </w:rPr>
+        <w:t>新約聖經重視婚姻，但更清楚地顯明基督徒男女保持貞潔的益處。保羅宣稱，獨身對某些人來說是神的恩賜，因為其對基督徒的事奉有正面的果效（</w:t>
+      </w:r>
+      <w:hyperlink r:id="rId38">
+        <w:r>
+          <w:rPr>
+            <w:lang w:val="zh_TW" w:bidi="zh_TW"/>
+          </w:rPr>
+          <w:rPr>
+            <w:color w:val="0000EE"/>
+            <w:u w:val="single"/>
+          </w:rPr>
+          <w:t>林前7:7</w:t>
+        </w:r>
+      </w:hyperlink>
+      <w:r>
+        <w:rPr>
+          <w:lang w:val="zh_TW" w:bidi="zh_TW"/>
+        </w:rPr>
+        <w:t>、</w:t>
+      </w:r>
+      <w:hyperlink r:id="rId38">
+        <w:r>
+          <w:rPr>
+            <w:lang w:val="zh_TW" w:bidi="zh_TW"/>
+          </w:rPr>
+          <w:rPr>
+            <w:color w:val="0000EE"/>
+            <w:u w:val="single"/>
+          </w:rPr>
+          <w:t>25</w:t>
+        </w:r>
+      </w:hyperlink>
+      <w:hyperlink r:id="rId39">
+        <w:r>
+          <w:rPr>
+            <w:lang w:val="zh_TW" w:bidi="zh_TW"/>
+          </w:rPr>
+          <w:rPr>
+            <w:color w:val="0000EE"/>
+            <w:u w:val="single"/>
+          </w:rPr>
+          <w:t>–</w:t>
+        </w:r>
+      </w:hyperlink>
+      <w:hyperlink r:id="rId38">
+        <w:r>
+          <w:rPr>
+            <w:lang w:val="zh_TW" w:bidi="zh_TW"/>
+          </w:rPr>
+          <w:rPr>
+            <w:color w:val="0000EE"/>
+            <w:u w:val="single"/>
+          </w:rPr>
+          <w:t>38</w:t>
+        </w:r>
+      </w:hyperlink>
+      <w:r>
+        <w:rPr>
+          <w:lang w:val="zh_TW" w:bidi="zh_TW"/>
+        </w:rPr>
+        <w:t>）。耶穌讚揚那些為了天國而「</w:t>
+      </w:r>
+      <w:r>
+        <w:rPr>
+          <w:lang w:val="zh_TW" w:bidi="zh_TW"/>
+        </w:rPr>
+        <w:t>自閹</w:t>
+      </w:r>
+      <w:r>
+        <w:rPr>
+          <w:lang w:val="zh_TW" w:bidi="zh_TW"/>
+        </w:rPr>
+        <w:t>」的人（</w:t>
+      </w:r>
+      <w:hyperlink r:id="rId40">
+        <w:r>
+          <w:rPr>
+            <w:lang w:val="zh_TW" w:bidi="zh_TW"/>
+          </w:rPr>
+          <w:rPr>
+            <w:color w:val="0000EE"/>
+            <w:u w:val="single"/>
+          </w:rPr>
+          <w:t>太19:12</w:t>
+        </w:r>
+      </w:hyperlink>
+      <w:r>
+        <w:rPr>
+          <w:lang w:val="zh_TW" w:bidi="zh_TW"/>
+        </w:rPr>
+        <w:t>）。</w:t>
+      </w:r>
+    </w:p>
+    <w:p>
+      <w:pPr/>
+      <w:r>
+        <w:rPr>
+          <w:lang w:val="zh_TW" w:bidi="zh_TW"/>
+        </w:rPr>
+      </w:r>
+      <w:r>
+        <w:rPr>
+          <w:i/>
+          <w:lang w:val="zh_TW" w:bidi="zh_TW"/>
+        </w:rPr>
+        <w:t xml:space="preserve">另見 </w:t>
+      </w:r>
+      <w:r>
+        <w:rPr>
+          <w:lang w:val="zh_TW" w:bidi="zh_TW"/>
+        </w:rPr>
+        <w:t>家庭生活與關係</w:t>
+      </w:r>
+      <w:r>
+        <w:rPr>
+          <w:lang w:val="zh_TW" w:bidi="zh_TW"/>
+        </w:rPr>
+        <w:t>；</w:t>
+      </w:r>
+      <w:r>
+        <w:rPr>
+          <w:lang w:val="zh_TW" w:bidi="zh_TW"/>
+        </w:rPr>
+        <w:t>婚姻，婚姻習俗</w:t>
+      </w:r>
+      <w:r>
+        <w:rPr>
+          <w:lang w:val="zh_TW" w:bidi="zh_TW"/>
+        </w:rPr>
+        <w:t>；</w:t>
+      </w:r>
+      <w:r>
+        <w:rPr>
+          <w:lang w:val="zh_TW" w:bidi="zh_TW"/>
+        </w:rPr>
+        <w:t>性，性別</w:t>
+      </w:r>
+      <w:r>
+        <w:rPr>
+          <w:lang w:val="zh_TW" w:bidi="zh_TW"/>
+        </w:rPr>
+        <w:t>；</w:t>
+      </w:r>
+      <w:r>
+        <w:rPr>
+          <w:lang w:val="zh_TW" w:bidi="zh_TW"/>
+        </w:rPr>
+        <w:t>耶穌由童貞女所生</w:t>
+      </w:r>
+      <w:r>
+        <w:rPr>
+          <w:lang w:val="zh_TW" w:bidi="zh_TW"/>
+        </w:rPr>
+        <w:t>；</w:t>
+      </w:r>
+      <w:r>
+        <w:rPr>
+          <w:lang w:val="zh_TW" w:bidi="zh_TW"/>
+        </w:rPr>
+        <w:t>婦女</w:t>
+      </w:r>
+      <w:r>
+        <w:rPr>
+          <w:lang w:val="zh_TW" w:bidi="zh_TW"/>
+        </w:rPr>
+        <w:t>。</w:t>
       </w:r>
       <w:r>
         <w:rPr>

--- a/zht/docx/159.content.docx
+++ b/zht/docx/159.content.docx
@@ -149,7 +149,7 @@
         <w:rPr>
           <w:lang w:val="zh_TW" w:bidi="zh_TW"/>
         </w:rPr>
-        <w:t>tong</w:t>
+        <w:t>tan</w:t>
       </w:r>
       <w:r>
         <w:rPr>
@@ -212,7 +212,7 @@
         <w:rPr>
           <w:lang w:val="zh_TW" w:bidi="zh_TW"/>
         </w:rPr>
-        <w:t>通姦</w:t>
+        <w:t>癱瘓、癱子、癱瘓的</w:t>
       </w:r>
       <w:r>
         <w:rPr>
@@ -231,7 +231,7 @@
         <w:rPr>
           <w:lang w:val="zh_TW" w:bidi="zh_TW"/>
         </w:rPr>
-        <w:t>不貞、性方面的不道德（簡稱：性不道德）。「淫亂（fornication）」一詞在聖經中有幾種不同的意思。</w:t>
+        <w:t>中樞神經系統器質性疾病引起的症狀，造成暫時或永久的知覺喪失和/或自主肌肉控制。這種退化性疾病通常無法根治。新約中提到了一些癱瘓（或稱麻痺）的病例，所有這些病例都與基督的醫治事工有關。</w:t>
       </w:r>
     </w:p>
     <w:p>
@@ -245,7 +245,7 @@
         <w:rPr>
           <w:lang w:val="zh_TW" w:bidi="zh_TW"/>
         </w:rPr>
-        <w:t>它的廣義含義是指所有非法的性行為，也就是除丈夫和妻子之間的性行為外的任何性行為。例如，在</w:t>
+        <w:t>在加利利尋求耶穌醫治的病人中就有癱子，如加利利地區的病人（</w:t>
       </w:r>
       <w:hyperlink r:id="rId13">
         <w:r>
@@ -256,14 +256,14 @@
             <w:color w:val="0000EE"/>
             <w:u w:val="single"/>
           </w:rPr>
-          <w:t>哥林多前書五章1節</w:t>
+          <w:t>太4:24</w:t>
         </w:r>
       </w:hyperlink>
       <w:r>
         <w:rPr>
           <w:lang w:val="zh_TW" w:bidi="zh_TW"/>
         </w:rPr>
-        <w:t>中，這個詞被用於指當地教會所容忍的一種罪：有一個人顯然與他的繼母同居。在</w:t>
+        <w:t>）、耶路撒冷畢士大池邊的病人（</w:t>
       </w:r>
       <w:hyperlink r:id="rId14">
         <w:r>
@@ -274,14 +274,14 @@
             <w:color w:val="0000EE"/>
             <w:u w:val="single"/>
           </w:rPr>
-          <w:t>羅馬書一章29節</w:t>
+          <w:t>約5:3</w:t>
         </w:r>
       </w:hyperlink>
       <w:r>
         <w:rPr>
           <w:lang w:val="zh_TW" w:bidi="zh_TW"/>
         </w:rPr>
-        <w:t>的一系列可怕的罪行中，使徒保羅將「淫亂」列入其中，似乎意在將其涵蓋所有形式的性方面不道德的行為。在哥林多前書中，保羅在上下文中暗示這個詞指各種非法的性活動（</w:t>
+        <w:t>），以及在撒馬利亞由腓利所醫治的病人之中也有癱子（</w:t>
       </w:r>
       <w:hyperlink r:id="rId15">
         <w:r>
@@ -292,14 +292,14 @@
             <w:color w:val="0000EE"/>
             <w:u w:val="single"/>
           </w:rPr>
-          <w:t>6:13、18</w:t>
+          <w:t>徒8:7</w:t>
         </w:r>
       </w:hyperlink>
       <w:r>
         <w:rPr>
           <w:lang w:val="zh_TW" w:bidi="zh_TW"/>
         </w:rPr>
-        <w:t>）。在</w:t>
+        <w:t>）。百夫長的癱瘓僕人被路加描述為病得很重，幾乎要死（</w:t>
       </w:r>
       <w:hyperlink r:id="rId16">
         <w:r>
@@ -310,14 +310,86 @@
             <w:color w:val="0000EE"/>
             <w:u w:val="single"/>
           </w:rPr>
-          <w:t>哥林多前書七章2節</w:t>
+          <w:t>路7:2</w:t>
         </w:r>
       </w:hyperlink>
       <w:r>
         <w:rPr>
           <w:lang w:val="zh_TW" w:bidi="zh_TW"/>
         </w:rPr>
-        <w:t>中，保羅使用了「淫亂」的希臘文複數形式，暗示這種罪行可能以多種形式表現出來。他因此指出，哥林多人應該結婚並合宜地共同生活。「淫亂」廣義含義中的一種罪行是姦淫。</w:t>
+        <w:t>）。這人可能罹患了一種通常會致命的癱瘓症，起初從雙腿開始癱瘓，並迅速向上蔓延到全身。迦百農的癱子很可能是患有截癱，即下半身癱瘓的症狀（</w:t>
+      </w:r>
+      <w:hyperlink r:id="rId17">
+        <w:r>
+          <w:rPr>
+            <w:lang w:val="zh_TW" w:bidi="zh_TW"/>
+          </w:rPr>
+          <w:rPr>
+            <w:color w:val="0000EE"/>
+            <w:u w:val="single"/>
+          </w:rPr>
+          <w:t>太9:2、6</w:t>
+        </w:r>
+      </w:hyperlink>
+      <w:r>
+        <w:rPr>
+          <w:lang w:val="zh_TW" w:bidi="zh_TW"/>
+        </w:rPr>
+        <w:t>；</w:t>
+      </w:r>
+      <w:hyperlink r:id="rId18">
+        <w:r>
+          <w:rPr>
+            <w:lang w:val="zh_TW" w:bidi="zh_TW"/>
+          </w:rPr>
+          <w:rPr>
+            <w:color w:val="0000EE"/>
+            <w:u w:val="single"/>
+          </w:rPr>
+          <w:t>可2:3–10</w:t>
+        </w:r>
+      </w:hyperlink>
+      <w:r>
+        <w:rPr>
+          <w:lang w:val="zh_TW" w:bidi="zh_TW"/>
+        </w:rPr>
+        <w:t>；</w:t>
+      </w:r>
+      <w:hyperlink r:id="rId19">
+        <w:r>
+          <w:rPr>
+            <w:lang w:val="zh_TW" w:bidi="zh_TW"/>
+          </w:rPr>
+          <w:rPr>
+            <w:color w:val="0000EE"/>
+            <w:u w:val="single"/>
+          </w:rPr>
+          <w:t>路5:18、24</w:t>
+        </w:r>
+      </w:hyperlink>
+      <w:r>
+        <w:rPr>
+          <w:lang w:val="zh_TW" w:bidi="zh_TW"/>
+        </w:rPr>
+        <w:t>）。這種疾病可能是由於出生時受傷或脊髓損傷引起的。也許彼得在呂大的醫治事件中，癱子以尼雅也患有半身不遂的癱瘓（</w:t>
+      </w:r>
+      <w:hyperlink r:id="rId20">
+        <w:r>
+          <w:rPr>
+            <w:lang w:val="zh_TW" w:bidi="zh_TW"/>
+          </w:rPr>
+          <w:rPr>
+            <w:color w:val="0000EE"/>
+            <w:u w:val="single"/>
+          </w:rPr>
+          <w:t>徒9:33</w:t>
+        </w:r>
+      </w:hyperlink>
+      <w:r>
+        <w:rPr>
+          <w:lang w:val="zh_TW" w:bidi="zh_TW"/>
+        </w:rPr>
+        <w:t>）。</w:t>
       </w:r>
     </w:p>
     <w:p>
@@ -329,63 +401,50 @@
       </w:r>
       <w:r>
         <w:rPr>
-          <w:lang w:val="zh_TW" w:bidi="zh_TW"/>
-        </w:rPr>
-        <w:t>「淫亂」也有一種更為狹義的含義，指未婚之間的性不道德行為。在那些將「淫亂」和「姦淫」並列的聖經清單中，暗示了這種含義。耶穌所列的出於人心中的污穢罪行包括「淫亂（譯註：和合本譯為苟合）」和「姦淫」（</w:t>
-      </w:r>
-      <w:hyperlink r:id="rId17">
-        <w:r>
-          <w:rPr>
-            <w:lang w:val="zh_TW" w:bidi="zh_TW"/>
-          </w:rPr>
-          <w:rPr>
-            <w:color w:val="0000EE"/>
-            <w:u w:val="single"/>
-          </w:rPr>
-          <w:t>太15:19</w:t>
-        </w:r>
-      </w:hyperlink>
+          <w:i/>
+          <w:lang w:val="zh_TW" w:bidi="zh_TW"/>
+        </w:rPr>
+        <w:t>另見</w:t>
+      </w:r>
+      <w:r>
+        <w:rPr>
+          <w:lang w:val="zh_TW" w:bidi="zh_TW"/>
+        </w:rPr>
+        <w:t xml:space="preserve"> </w:t>
+      </w:r>
+      <w:r>
+        <w:rPr>
+          <w:lang w:val="zh_TW" w:bidi="zh_TW"/>
+        </w:rPr>
+        <w:t>疾病</w:t>
+      </w:r>
       <w:r>
         <w:rPr>
           <w:lang w:val="zh_TW" w:bidi="zh_TW"/>
         </w:rPr>
         <w:t>；</w:t>
       </w:r>
-      <w:hyperlink r:id="rId18">
-        <w:r>
-          <w:rPr>
-            <w:lang w:val="zh_TW" w:bidi="zh_TW"/>
-          </w:rPr>
-          <w:rPr>
-            <w:color w:val="0000EE"/>
-            <w:u w:val="single"/>
-          </w:rPr>
-          <w:t>可7:21–22</w:t>
-        </w:r>
-      </w:hyperlink>
-      <w:r>
-        <w:rPr>
-          <w:lang w:val="zh_TW" w:bidi="zh_TW"/>
-        </w:rPr>
-        <w:t>）。保羅列出的那些不能承受神的國的罪人中也包括淫亂的和姦淫的（</w:t>
-      </w:r>
-      <w:hyperlink r:id="rId19">
-        <w:r>
-          <w:rPr>
-            <w:lang w:val="zh_TW" w:bidi="zh_TW"/>
-          </w:rPr>
-          <w:rPr>
-            <w:color w:val="0000EE"/>
-            <w:u w:val="single"/>
-          </w:rPr>
-          <w:t>林前6:9</w:t>
-        </w:r>
-      </w:hyperlink>
-      <w:r>
-        <w:rPr>
-          <w:lang w:val="zh_TW" w:bidi="zh_TW"/>
-        </w:rPr>
-        <w:t>）。</w:t>
+      <w:r>
+        <w:rPr>
+          <w:lang w:val="zh_TW" w:bidi="zh_TW"/>
+        </w:rPr>
+        <w:t>藥物和醫療實踐</w:t>
+      </w:r>
+      <w:r>
+        <w:rPr>
+          <w:lang w:val="zh_TW" w:bidi="zh_TW"/>
+        </w:rPr>
+        <w:t>。</w:t>
+      </w:r>
+      <w:r>
+        <w:rPr>
+          <w:lang w:val="zh_TW" w:bidi="zh_TW"/>
+        </w:rPr>
+      </w:r>
+      <w:r>
+        <w:rPr>
+          <w:lang w:val="zh_TW" w:bidi="zh_TW"/>
+        </w:rPr>
       </w:r>
     </w:p>
     <w:p>
@@ -395,47 +454,21 @@
           <w:lang w:val="zh_TW" w:bidi="zh_TW"/>
         </w:rPr>
       </w:r>
-      <w:r>
-        <w:rPr>
-          <w:lang w:val="zh_TW" w:bidi="zh_TW"/>
-        </w:rPr>
-        <w:t>「淫亂」在</w:t>
-      </w:r>
-      <w:hyperlink r:id="rId20">
-        <w:r>
-          <w:rPr>
-            <w:lang w:val="zh_TW" w:bidi="zh_TW"/>
-          </w:rPr>
-          <w:rPr>
-            <w:color w:val="0000EE"/>
-            <w:u w:val="single"/>
-          </w:rPr>
-          <w:t>馬太福音五章32節</w:t>
-        </w:r>
-      </w:hyperlink>
-      <w:r>
-        <w:rPr>
-          <w:lang w:val="zh_TW" w:bidi="zh_TW"/>
-        </w:rPr>
-        <w:t>和</w:t>
-      </w:r>
-      <w:hyperlink r:id="rId21">
-        <w:r>
-          <w:rPr>
-            <w:lang w:val="zh_TW" w:bidi="zh_TW"/>
-          </w:rPr>
-          <w:rPr>
-            <w:color w:val="0000EE"/>
-            <w:u w:val="single"/>
-          </w:rPr>
-          <w:t>十九章9節</w:t>
-        </w:r>
-      </w:hyperlink>
-      <w:r>
-        <w:rPr>
-          <w:lang w:val="zh_TW" w:bidi="zh_TW"/>
-        </w:rPr>
-        <w:t>通常被現今的聖經學者理解為專指姦淫。對於希臘文porneia的翻譯涉及解釋而非純翻譯。學者們對耶穌關於休妻的例外說法是否指淫亂的廣義或狹義含義存在分歧。他可能僅指姦淫，也可能將它與其它性罪一併包括在內。</w:t>
+    </w:p>
+    <w:p>
+      <w:pPr>
+        <w:pStyle w:val="Heading2"/>
+      </w:pPr>
+      <w:r>
+        <w:rPr>
+          <w:lang w:val="zh_TW" w:bidi="zh_TW"/>
+        </w:rPr>
+        <w:t>壇（祭壇）</w:t>
+      </w:r>
+      <w:r>
+        <w:rPr>
+          <w:lang w:val="zh_TW" w:bidi="zh_TW"/>
+        </w:rPr>
       </w:r>
     </w:p>
     <w:p>
@@ -449,9 +482,9 @@
         <w:rPr>
           <w:lang w:val="zh_TW" w:bidi="zh_TW"/>
         </w:rPr>
-        <w:t>「淫亂」一詞在舊約和新約中也有比喻性的用法。起源於以色列和教會作為主的妻子或新娘的描述，背離神和拜偶像被稱為淫亂（例如，見</w:t>
-      </w:r>
-      <w:hyperlink r:id="rId22">
+        <w:t>祭壇是用來向神明獻上動物祭或燔祭的高臺。其它獻祭禮儀也包括燒香（</w:t>
+      </w:r>
+      <w:hyperlink r:id="rId21">
         <w:r>
           <w:rPr>
             <w:lang w:val="zh_TW" w:bidi="zh_TW"/>
@@ -460,86 +493,14 @@
             <w:color w:val="0000EE"/>
             <w:u w:val="single"/>
           </w:rPr>
-          <w:t>耶2章</w:t>
+          <w:t>出30:1–10</w:t>
         </w:r>
       </w:hyperlink>
       <w:r>
         <w:rPr>
           <w:lang w:val="zh_TW" w:bidi="zh_TW"/>
         </w:rPr>
-        <w:t>）。</w:t>
-      </w:r>
-      <w:hyperlink r:id="rId23">
-        <w:r>
-          <w:rPr>
-            <w:lang w:val="zh_TW" w:bidi="zh_TW"/>
-          </w:rPr>
-          <w:rPr>
-            <w:color w:val="0000EE"/>
-            <w:u w:val="single"/>
-          </w:rPr>
-          <w:t>以西結書第十六章</w:t>
-        </w:r>
-      </w:hyperlink>
-      <w:r>
-        <w:rPr>
-          <w:lang w:val="zh_TW" w:bidi="zh_TW"/>
-        </w:rPr>
-        <w:t>用對婚姻誓言的不忠來象徵耶路撒冷與神之間偏離正道的關係。耶路撒冷對神而言成了一個「行淫的妻」。何西阿書的前三章使用先知何西阿與其淫亂的妻子歌篾的關係，來比喻以色列民族如何對其「丈夫」（神）犯下淫亂之罪，轉而追求其它神。在啟示錄中，「淫亂」和「邪淫」的比喻用法用於大巴比倫——大淫婦（</w:t>
-      </w:r>
-      <w:hyperlink r:id="rId24">
-        <w:r>
-          <w:rPr>
-            <w:lang w:val="zh_TW" w:bidi="zh_TW"/>
-          </w:rPr>
-          <w:rPr>
-            <w:color w:val="0000EE"/>
-            <w:u w:val="single"/>
-          </w:rPr>
-          <w:t>啟14:8，</w:t>
-        </w:r>
-      </w:hyperlink>
-      <w:hyperlink r:id="rId25">
-        <w:r>
-          <w:rPr>
-            <w:lang w:val="zh_TW" w:bidi="zh_TW"/>
-          </w:rPr>
-          <w:rPr>
-            <w:color w:val="0000EE"/>
-            <w:u w:val="single"/>
-          </w:rPr>
-          <w:t>17:2–4，</w:t>
-        </w:r>
-      </w:hyperlink>
-      <w:hyperlink r:id="rId26">
-        <w:r>
-          <w:rPr>
-            <w:lang w:val="zh_TW" w:bidi="zh_TW"/>
-          </w:rPr>
-          <w:rPr>
-            <w:color w:val="0000EE"/>
-            <w:u w:val="single"/>
-          </w:rPr>
-          <w:t>18:3，</w:t>
-        </w:r>
-      </w:hyperlink>
-      <w:hyperlink r:id="rId27">
-        <w:r>
-          <w:rPr>
-            <w:lang w:val="zh_TW" w:bidi="zh_TW"/>
-          </w:rPr>
-          <w:rPr>
-            <w:color w:val="0000EE"/>
-            <w:u w:val="single"/>
-          </w:rPr>
-          <w:t>19:2</w:t>
-        </w:r>
-      </w:hyperlink>
-      <w:r>
-        <w:rPr>
-          <w:lang w:val="zh_TW" w:bidi="zh_TW"/>
-        </w:rPr>
-        <w:t>）。</w:t>
+        <w:t>）。在希伯來文中，「祭壇」一詞與動詞「宰殺」出自同一字根，兩者的含義都指向以禮儀方式宰殺牲畜獻給神，作為遮蓋罪的贖罪祭。古代近東許多族群都實行此類獻祭；以色列的鄰邦迦南人也有自己的祭壇與儀式。祭壇通常是一處隆起的高地或高臺。</w:t>
       </w:r>
     </w:p>
     <w:p>
@@ -551,38 +512,261 @@
       </w:r>
       <w:r>
         <w:rPr>
-          <w:i/>
-          <w:lang w:val="zh_TW" w:bidi="zh_TW"/>
-        </w:rPr>
-        <w:t>另見</w:t>
-      </w:r>
-      <w:r>
-        <w:rPr>
-          <w:lang w:val="zh_TW" w:bidi="zh_TW"/>
-        </w:rPr>
-        <w:t xml:space="preserve"> </w:t>
-      </w:r>
-      <w:r>
-        <w:rPr>
-          <w:lang w:val="zh_TW" w:bidi="zh_TW"/>
-        </w:rPr>
-        <w:t>姦淫</w:t>
-      </w:r>
-      <w:r>
-        <w:rPr>
-          <w:lang w:val="zh_TW" w:bidi="zh_TW"/>
-        </w:rPr>
-        <w:t>。</w:t>
-      </w:r>
-      <w:r>
-        <w:rPr>
-          <w:lang w:val="zh_TW" w:bidi="zh_TW"/>
-        </w:rPr>
-      </w:r>
-      <w:r>
-        <w:rPr>
-          <w:lang w:val="zh_TW" w:bidi="zh_TW"/>
-        </w:rPr>
+          <w:lang w:val="zh_TW" w:bidi="zh_TW"/>
+        </w:rPr>
+        <w:t>舊約聖經中提過幾個由人所築起的祭壇：</w:t>
+      </w:r>
+    </w:p>
+    <w:p>
+      <w:pPr>
+        <w:pStyle w:val="ListBullet"/>
+        <w:spacing w:line="240" w:lineRule="auto"/>
+        <w:ind w:left="720"/>
+      </w:pPr>
+      <w:r>
+        <w:rPr>
+          <w:lang w:val="zh_TW" w:bidi="zh_TW"/>
+        </w:rPr>
+      </w:r>
+      <w:r>
+        <w:rPr>
+          <w:lang w:val="zh_TW" w:bidi="zh_TW"/>
+        </w:rPr>
+        <w:t>挪亞獻上燔祭（</w:t>
+      </w:r>
+      <w:hyperlink r:id="rId22">
+        <w:r>
+          <w:rPr>
+            <w:lang w:val="zh_TW" w:bidi="zh_TW"/>
+          </w:rPr>
+          <w:rPr>
+            <w:color w:val="0000EE"/>
+            <w:u w:val="single"/>
+          </w:rPr>
+          <w:t>創8:20</w:t>
+        </w:r>
+      </w:hyperlink>
+      <w:r>
+        <w:rPr>
+          <w:lang w:val="zh_TW" w:bidi="zh_TW"/>
+        </w:rPr>
+        <w:t>）。</w:t>
+      </w:r>
+    </w:p>
+    <w:p>
+      <w:pPr>
+        <w:pStyle w:val="ListBullet"/>
+        <w:spacing w:line="240" w:lineRule="auto"/>
+        <w:ind w:left="720"/>
+      </w:pPr>
+      <w:r>
+        <w:rPr>
+          <w:lang w:val="zh_TW" w:bidi="zh_TW"/>
+        </w:rPr>
+      </w:r>
+      <w:r>
+        <w:rPr>
+          <w:lang w:val="zh_TW" w:bidi="zh_TW"/>
+        </w:rPr>
+        <w:t>亞伯拉罕在示劍築了一座壇，在伯特利築了一座，並在摩利亞山築了一座（</w:t>
+      </w:r>
+      <w:hyperlink r:id="rId23">
+        <w:r>
+          <w:rPr>
+            <w:lang w:val="zh_TW" w:bidi="zh_TW"/>
+          </w:rPr>
+          <w:rPr>
+            <w:color w:val="0000EE"/>
+            <w:u w:val="single"/>
+          </w:rPr>
+          <w:t>創12:7</w:t>
+        </w:r>
+      </w:hyperlink>
+      <w:r>
+        <w:rPr>
+          <w:lang w:val="zh_TW" w:bidi="zh_TW"/>
+        </w:rPr>
+        <w:t>、</w:t>
+      </w:r>
+      <w:hyperlink r:id="rId24">
+        <w:r>
+          <w:rPr>
+            <w:lang w:val="zh_TW" w:bidi="zh_TW"/>
+          </w:rPr>
+          <w:rPr>
+            <w:color w:val="0000EE"/>
+            <w:u w:val="single"/>
+          </w:rPr>
+          <w:t>8</w:t>
+        </w:r>
+      </w:hyperlink>
+      <w:r>
+        <w:rPr>
+          <w:lang w:val="zh_TW" w:bidi="zh_TW"/>
+        </w:rPr>
+        <w:t>，</w:t>
+      </w:r>
+      <w:hyperlink r:id="rId25">
+        <w:r>
+          <w:rPr>
+            <w:lang w:val="zh_TW" w:bidi="zh_TW"/>
+          </w:rPr>
+          <w:rPr>
+            <w:color w:val="0000EE"/>
+            <w:u w:val="single"/>
+          </w:rPr>
+          <w:t>22:9</w:t>
+        </w:r>
+      </w:hyperlink>
+      <w:r>
+        <w:rPr>
+          <w:lang w:val="zh_TW" w:bidi="zh_TW"/>
+        </w:rPr>
+        <w:t>）。</w:t>
+      </w:r>
+    </w:p>
+    <w:p>
+      <w:pPr>
+        <w:pStyle w:val="ListBullet"/>
+        <w:spacing w:line="240" w:lineRule="auto"/>
+        <w:ind w:left="720"/>
+      </w:pPr>
+      <w:r>
+        <w:rPr>
+          <w:lang w:val="zh_TW" w:bidi="zh_TW"/>
+        </w:rPr>
+      </w:r>
+      <w:r>
+        <w:rPr>
+          <w:lang w:val="zh_TW" w:bidi="zh_TW"/>
+        </w:rPr>
+        <w:t>以撒在別是巴築了一座壇（</w:t>
+      </w:r>
+      <w:hyperlink r:id="rId26">
+        <w:r>
+          <w:rPr>
+            <w:lang w:val="zh_TW" w:bidi="zh_TW"/>
+          </w:rPr>
+          <w:rPr>
+            <w:color w:val="0000EE"/>
+            <w:u w:val="single"/>
+          </w:rPr>
+          <w:t>創26:25</w:t>
+        </w:r>
+      </w:hyperlink>
+      <w:r>
+        <w:rPr>
+          <w:lang w:val="zh_TW" w:bidi="zh_TW"/>
+        </w:rPr>
+        <w:t>），</w:t>
+      </w:r>
+    </w:p>
+    <w:p>
+      <w:pPr>
+        <w:pStyle w:val="ListBullet"/>
+        <w:spacing w:line="240" w:lineRule="auto"/>
+        <w:ind w:left="720"/>
+      </w:pPr>
+      <w:r>
+        <w:rPr>
+          <w:lang w:val="zh_TW" w:bidi="zh_TW"/>
+        </w:rPr>
+      </w:r>
+      <w:r>
+        <w:rPr>
+          <w:lang w:val="zh_TW" w:bidi="zh_TW"/>
+        </w:rPr>
+        <w:t>雅各在示劍和伯特利築了一座壇（</w:t>
+      </w:r>
+      <w:hyperlink r:id="rId27">
+        <w:r>
+          <w:rPr>
+            <w:lang w:val="zh_TW" w:bidi="zh_TW"/>
+          </w:rPr>
+          <w:rPr>
+            <w:color w:val="0000EE"/>
+            <w:u w:val="single"/>
+          </w:rPr>
+          <w:t>創33:20</w:t>
+        </w:r>
+      </w:hyperlink>
+      <w:r>
+        <w:rPr>
+          <w:lang w:val="zh_TW" w:bidi="zh_TW"/>
+        </w:rPr>
+        <w:t>，</w:t>
+      </w:r>
+      <w:hyperlink r:id="rId28">
+        <w:r>
+          <w:rPr>
+            <w:lang w:val="zh_TW" w:bidi="zh_TW"/>
+          </w:rPr>
+          <w:rPr>
+            <w:color w:val="0000EE"/>
+            <w:u w:val="single"/>
+          </w:rPr>
+          <w:t>35:7</w:t>
+        </w:r>
+      </w:hyperlink>
+      <w:r>
+        <w:rPr>
+          <w:lang w:val="zh_TW" w:bidi="zh_TW"/>
+        </w:rPr>
+        <w:t>）。</w:t>
+      </w:r>
+    </w:p>
+    <w:p>
+      <w:pPr>
+        <w:pStyle w:val="ListBullet"/>
+        <w:spacing w:line="240" w:lineRule="auto"/>
+        <w:ind w:left="720"/>
+      </w:pPr>
+      <w:r>
+        <w:rPr>
+          <w:lang w:val="zh_TW" w:bidi="zh_TW"/>
+        </w:rPr>
+      </w:r>
+      <w:r>
+        <w:rPr>
+          <w:lang w:val="zh_TW" w:bidi="zh_TW"/>
+        </w:rPr>
+        <w:t>摩西在利非訂築了一個，並在何烈山築了另一個（</w:t>
+      </w:r>
+      <w:hyperlink r:id="rId29">
+        <w:r>
+          <w:rPr>
+            <w:lang w:val="zh_TW" w:bidi="zh_TW"/>
+          </w:rPr>
+          <w:rPr>
+            <w:color w:val="0000EE"/>
+            <w:u w:val="single"/>
+          </w:rPr>
+          <w:t>出17:15</w:t>
+        </w:r>
+      </w:hyperlink>
+      <w:r>
+        <w:rPr>
+          <w:lang w:val="zh_TW" w:bidi="zh_TW"/>
+        </w:rPr>
+        <w:t>，</w:t>
+      </w:r>
+      <w:hyperlink r:id="rId30">
+        <w:r>
+          <w:rPr>
+            <w:lang w:val="zh_TW" w:bidi="zh_TW"/>
+          </w:rPr>
+          <w:rPr>
+            <w:color w:val="0000EE"/>
+            <w:u w:val="single"/>
+          </w:rPr>
+          <w:t>24:4</w:t>
+        </w:r>
+      </w:hyperlink>
+      <w:r>
+        <w:rPr>
+          <w:lang w:val="zh_TW" w:bidi="zh_TW"/>
+        </w:rPr>
+        <w:t>）。</w:t>
       </w:r>
     </w:p>
     <w:p>
@@ -592,21 +776,11 @@
           <w:lang w:val="zh_TW" w:bidi="zh_TW"/>
         </w:rPr>
       </w:r>
-    </w:p>
-    <w:p>
-      <w:pPr>
-        <w:pStyle w:val="Heading2"/>
-      </w:pPr>
-      <w:r>
-        <w:rPr>
-          <w:lang w:val="zh_TW" w:bidi="zh_TW"/>
-        </w:rPr>
-        <w:t>童貞女</w:t>
-      </w:r>
-      <w:r>
-        <w:rPr>
-          <w:lang w:val="zh_TW" w:bidi="zh_TW"/>
-        </w:rPr>
+      <w:r>
+        <w:rPr>
+          <w:lang w:val="zh_TW" w:bidi="zh_TW"/>
+        </w:rPr>
+        <w:t>上述每一次築壇，都是為了紀念神所賜的幫助與拯救。</w:t>
       </w:r>
     </w:p>
     <w:p>
@@ -620,9 +794,9 @@
         <w:rPr>
           <w:lang w:val="zh_TW" w:bidi="zh_TW"/>
         </w:rPr>
-        <w:t>這是用來描述女性，或用來比喻地方、國家和教會的詞。該詞是在描述一位性徵成熟但尚未發生性行為的女性。耶穌的母親馬利亞就是一個明顯的例子（</w:t>
-      </w:r>
-      <w:hyperlink r:id="rId28">
+        <w:t>出埃及記第25至27章中，提到其中有兩座祭壇。較大的燔祭壇以皂莢木製成，外包裹着銅，尺寸為長寬各5肘、高3肘（約2.3×2.3×1.4公尺，或7.5×7.5×4.5英尺），用於獻燔祭（</w:t>
+      </w:r>
+      <w:hyperlink r:id="rId31">
         <w:r>
           <w:rPr>
             <w:lang w:val="zh_TW" w:bidi="zh_TW"/>
@@ -631,7 +805,61 @@
             <w:color w:val="0000EE"/>
             <w:u w:val="single"/>
           </w:rPr>
-          <w:t>太1:18–25</w:t>
+          <w:t>出27:1–8</w:t>
+        </w:r>
+      </w:hyperlink>
+      <w:r>
+        <w:rPr>
+          <w:lang w:val="zh_TW" w:bidi="zh_TW"/>
+        </w:rPr>
+        <w:t>，</w:t>
+      </w:r>
+      <w:hyperlink r:id="rId32">
+        <w:r>
+          <w:rPr>
+            <w:lang w:val="zh_TW" w:bidi="zh_TW"/>
+          </w:rPr>
+          <w:rPr>
+            <w:color w:val="0000EE"/>
+            <w:u w:val="single"/>
+          </w:rPr>
+          <w:t>38:1–7</w:t>
+        </w:r>
+      </w:hyperlink>
+      <w:r>
+        <w:rPr>
+          <w:lang w:val="zh_TW" w:bidi="zh_TW"/>
+        </w:rPr>
+        <w:t>）。較小的金香壇用於燒香，約為45 公分（18 英吋）見方、高90公分（3 英尺）（</w:t>
+      </w:r>
+      <w:hyperlink r:id="rId21">
+        <w:r>
+          <w:rPr>
+            <w:lang w:val="zh_TW" w:bidi="zh_TW"/>
+          </w:rPr>
+          <w:rPr>
+            <w:color w:val="0000EE"/>
+            <w:u w:val="single"/>
+          </w:rPr>
+          <w:t>出30:1–10</w:t>
+        </w:r>
+      </w:hyperlink>
+      <w:r>
+        <w:rPr>
+          <w:lang w:val="zh_TW" w:bidi="zh_TW"/>
+        </w:rPr>
+        <w:t>，</w:t>
+      </w:r>
+      <w:hyperlink r:id="rId33">
+        <w:r>
+          <w:rPr>
+            <w:lang w:val="zh_TW" w:bidi="zh_TW"/>
+          </w:rPr>
+          <w:rPr>
+            <w:color w:val="0000EE"/>
+            <w:u w:val="single"/>
+          </w:rPr>
+          <w:t>40:5</w:t>
         </w:r>
       </w:hyperlink>
       <w:r>
@@ -652,9 +880,9 @@
         <w:rPr>
           <w:lang w:val="zh_TW" w:bidi="zh_TW"/>
         </w:rPr>
-        <w:t>舊約聖經非常重視在婚姻前保持貞潔。利百加成為適合以撒的新娘，其中一個特質就是她的貞潔（</w:t>
-      </w:r>
-      <w:hyperlink r:id="rId29">
+        <w:t>在</w:t>
+      </w:r>
+      <w:hyperlink r:id="rId34">
         <w:r>
           <w:rPr>
             <w:lang w:val="zh_TW" w:bidi="zh_TW"/>
@@ -663,16 +891,46 @@
             <w:color w:val="0000EE"/>
             <w:u w:val="single"/>
           </w:rPr>
-          <w:t>創24:16</w:t>
+          <w:t>出埃及記二十章24至26節</w:t>
         </w:r>
       </w:hyperlink>
       <w:r>
         <w:rPr>
           <w:lang w:val="zh_TW" w:bidi="zh_TW"/>
         </w:rPr>
-        <w:t>）。律法規定祭司只能娶貞潔的女子為妻（</w:t>
-      </w:r>
-      <w:hyperlink r:id="rId30">
+        <w:t>中，神吩咐以色列人用土或未鑿成的石頭築壇，並在「</w:t>
+      </w:r>
+      <w:r>
+        <w:rPr>
+          <w:lang w:val="zh_TW" w:bidi="zh_TW"/>
+        </w:rPr>
+        <w:t>凡記下我名的地方</w:t>
+      </w:r>
+      <w:r>
+        <w:rPr>
+          <w:lang w:val="zh_TW" w:bidi="zh_TW"/>
+        </w:rPr>
+        <w:t>」獻上燔祭與平安祭。這也是舊約聖經中個人與群體屢次築壇的原因，例如：</w:t>
+      </w:r>
+    </w:p>
+    <w:p>
+      <w:pPr>
+        <w:pStyle w:val="ListBullet"/>
+        <w:spacing w:line="240" w:lineRule="auto"/>
+        <w:ind w:left="720"/>
+      </w:pPr>
+      <w:r>
+        <w:rPr>
+          <w:lang w:val="zh_TW" w:bidi="zh_TW"/>
+        </w:rPr>
+      </w:r>
+      <w:r>
+        <w:rPr>
+          <w:lang w:val="zh_TW" w:bidi="zh_TW"/>
+        </w:rPr>
+        <w:t>約書亞在以巴路山上築了一座壇（</w:t>
+      </w:r>
+      <w:hyperlink r:id="rId35">
         <w:r>
           <w:rPr>
             <w:lang w:val="zh_TW" w:bidi="zh_TW"/>
@@ -681,16 +939,34 @@
             <w:color w:val="0000EE"/>
             <w:u w:val="single"/>
           </w:rPr>
-          <w:t>利21:7</w:t>
+          <w:t>書8:30–31</w:t>
         </w:r>
       </w:hyperlink>
       <w:r>
         <w:rPr>
           <w:lang w:val="zh_TW" w:bidi="zh_TW"/>
         </w:rPr>
-        <w:t>、</w:t>
-      </w:r>
-      <w:hyperlink r:id="rId30">
+        <w:t>）。</w:t>
+      </w:r>
+    </w:p>
+    <w:p>
+      <w:pPr>
+        <w:pStyle w:val="ListBullet"/>
+        <w:spacing w:line="240" w:lineRule="auto"/>
+        <w:ind w:left="720"/>
+      </w:pPr>
+      <w:r>
+        <w:rPr>
+          <w:lang w:val="zh_TW" w:bidi="zh_TW"/>
+        </w:rPr>
+      </w:r>
+      <w:r>
+        <w:rPr>
+          <w:lang w:val="zh_TW" w:bidi="zh_TW"/>
+        </w:rPr>
+        <w:t>呂便人、迦得人和瑪拿西半支派在約旦河東岸築了一座壇（</w:t>
+      </w:r>
+      <w:hyperlink r:id="rId36">
         <w:r>
           <w:rPr>
             <w:lang w:val="zh_TW" w:bidi="zh_TW"/>
@@ -699,10 +975,34 @@
             <w:color w:val="0000EE"/>
             <w:u w:val="single"/>
           </w:rPr>
-          <w:t>13</w:t>
+          <w:t>書22:10–16</w:t>
         </w:r>
       </w:hyperlink>
-      <w:hyperlink r:id="rId31">
+      <w:r>
+        <w:rPr>
+          <w:lang w:val="zh_TW" w:bidi="zh_TW"/>
+        </w:rPr>
+        <w:t>）。</w:t>
+      </w:r>
+    </w:p>
+    <w:p>
+      <w:pPr>
+        <w:pStyle w:val="ListBullet"/>
+        <w:spacing w:line="240" w:lineRule="auto"/>
+        <w:ind w:left="720"/>
+      </w:pPr>
+      <w:r>
+        <w:rPr>
+          <w:lang w:val="zh_TW" w:bidi="zh_TW"/>
+        </w:rPr>
+      </w:r>
+      <w:r>
+        <w:rPr>
+          <w:lang w:val="zh_TW" w:bidi="zh_TW"/>
+        </w:rPr>
+        <w:t>基甸在俄弗拉了一座壇（</w:t>
+      </w:r>
+      <w:hyperlink r:id="rId37">
         <w:r>
           <w:rPr>
             <w:lang w:val="zh_TW" w:bidi="zh_TW"/>
@@ -711,10 +1011,34 @@
             <w:color w:val="0000EE"/>
             <w:u w:val="single"/>
           </w:rPr>
-          <w:t>–</w:t>
+          <w:t>士6:24</w:t>
         </w:r>
       </w:hyperlink>
-      <w:hyperlink r:id="rId30">
+      <w:r>
+        <w:rPr>
+          <w:lang w:val="zh_TW" w:bidi="zh_TW"/>
+        </w:rPr>
+        <w:t>）。</w:t>
+      </w:r>
+    </w:p>
+    <w:p>
+      <w:pPr>
+        <w:pStyle w:val="ListBullet"/>
+        <w:spacing w:line="240" w:lineRule="auto"/>
+        <w:ind w:left="720"/>
+      </w:pPr>
+      <w:r>
+        <w:rPr>
+          <w:lang w:val="zh_TW" w:bidi="zh_TW"/>
+        </w:rPr>
+      </w:r>
+      <w:r>
+        <w:rPr>
+          <w:lang w:val="zh_TW" w:bidi="zh_TW"/>
+        </w:rPr>
+        <w:t>大衛的家族在伯利恆築了一座壇（</w:t>
+      </w:r>
+      <w:hyperlink r:id="rId38">
         <w:r>
           <w:rPr>
             <w:lang w:val="zh_TW" w:bidi="zh_TW"/>
@@ -723,14 +1047,104 @@
             <w:color w:val="0000EE"/>
             <w:u w:val="single"/>
           </w:rPr>
-          <w:t>14</w:t>
+          <w:t>撒上20:6</w:t>
         </w:r>
       </w:hyperlink>
       <w:r>
         <w:rPr>
           <w:lang w:val="zh_TW" w:bidi="zh_TW"/>
         </w:rPr>
-        <w:t>）。而祭司應該是那些生活最符合神標準的人。</w:t>
+        <w:t>、</w:t>
+      </w:r>
+      <w:hyperlink r:id="rId38">
+        <w:r>
+          <w:rPr>
+            <w:lang w:val="zh_TW" w:bidi="zh_TW"/>
+          </w:rPr>
+          <w:rPr>
+            <w:color w:val="0000EE"/>
+            <w:u w:val="single"/>
+          </w:rPr>
+          <w:t>29</w:t>
+        </w:r>
+      </w:hyperlink>
+      <w:r>
+        <w:rPr>
+          <w:lang w:val="zh_TW" w:bidi="zh_TW"/>
+        </w:rPr>
+        <w:t>）。</w:t>
+      </w:r>
+    </w:p>
+    <w:p>
+      <w:pPr>
+        <w:pStyle w:val="ListBullet"/>
+        <w:spacing w:line="240" w:lineRule="auto"/>
+        <w:ind w:left="720"/>
+      </w:pPr>
+      <w:r>
+        <w:rPr>
+          <w:lang w:val="zh_TW" w:bidi="zh_TW"/>
+        </w:rPr>
+      </w:r>
+      <w:r>
+        <w:rPr>
+          <w:lang w:val="zh_TW" w:bidi="zh_TW"/>
+        </w:rPr>
+        <w:t>大衛在亞勞拿的禾場上築了一座壇（</w:t>
+      </w:r>
+      <w:hyperlink r:id="rId39">
+        <w:r>
+          <w:rPr>
+            <w:lang w:val="zh_TW" w:bidi="zh_TW"/>
+          </w:rPr>
+          <w:rPr>
+            <w:color w:val="0000EE"/>
+            <w:u w:val="single"/>
+          </w:rPr>
+          <w:t>撒下24:25</w:t>
+        </w:r>
+      </w:hyperlink>
+      <w:r>
+        <w:rPr>
+          <w:lang w:val="zh_TW" w:bidi="zh_TW"/>
+        </w:rPr>
+        <w:t>）。禾場是一個平坦的地方，用來將穀物與莖分開。</w:t>
+      </w:r>
+    </w:p>
+    <w:p>
+      <w:pPr>
+        <w:pStyle w:val="ListBullet"/>
+        <w:spacing w:line="240" w:lineRule="auto"/>
+        <w:ind w:left="720"/>
+      </w:pPr>
+      <w:r>
+        <w:rPr>
+          <w:lang w:val="zh_TW" w:bidi="zh_TW"/>
+        </w:rPr>
+      </w:r>
+      <w:r>
+        <w:rPr>
+          <w:lang w:val="zh_TW" w:bidi="zh_TW"/>
+        </w:rPr>
+        <w:t>以利亞在迦密山上築了一座壇（</w:t>
+      </w:r>
+      <w:hyperlink r:id="rId40">
+        <w:r>
+          <w:rPr>
+            <w:lang w:val="zh_TW" w:bidi="zh_TW"/>
+          </w:rPr>
+          <w:rPr>
+            <w:color w:val="0000EE"/>
+            <w:u w:val="single"/>
+          </w:rPr>
+          <w:t>王上18:30</w:t>
+        </w:r>
+      </w:hyperlink>
+      <w:r>
+        <w:rPr>
+          <w:lang w:val="zh_TW" w:bidi="zh_TW"/>
+        </w:rPr>
+        <w:t>）。</w:t>
       </w:r>
     </w:p>
     <w:p>
@@ -744,79 +1158,7 @@
         <w:rPr>
           <w:lang w:val="zh_TW" w:bidi="zh_TW"/>
         </w:rPr>
-        <w:t>這反映了聖經對婚姻的教導，也使專一的忠誠成為婚姻的理想。新約聖經禁止婚前性行為，表達了這一理想（</w:t>
-      </w:r>
-      <w:hyperlink r:id="rId15">
-        <w:r>
-          <w:rPr>
-            <w:lang w:val="zh_TW" w:bidi="zh_TW"/>
-          </w:rPr>
-          <w:rPr>
-            <w:color w:val="0000EE"/>
-            <w:u w:val="single"/>
-          </w:rPr>
-          <w:t>林前6:13</w:t>
-        </w:r>
-      </w:hyperlink>
-      <w:r>
-        <w:rPr>
-          <w:lang w:val="zh_TW" w:bidi="zh_TW"/>
-        </w:rPr>
-        <w:t>、</w:t>
-      </w:r>
-      <w:hyperlink r:id="rId15">
-        <w:r>
-          <w:rPr>
-            <w:lang w:val="zh_TW" w:bidi="zh_TW"/>
-          </w:rPr>
-          <w:rPr>
-            <w:color w:val="0000EE"/>
-            <w:u w:val="single"/>
-          </w:rPr>
-          <w:t>18</w:t>
-        </w:r>
-      </w:hyperlink>
-      <w:r>
-        <w:rPr>
-          <w:lang w:val="zh_TW" w:bidi="zh_TW"/>
-        </w:rPr>
-        <w:t>）。新約聖經使用「童女（或童身）」來描述對神忠心的基督徒（</w:t>
-      </w:r>
-      <w:hyperlink r:id="rId32">
-        <w:r>
-          <w:rPr>
-            <w:lang w:val="zh_TW" w:bidi="zh_TW"/>
-          </w:rPr>
-          <w:rPr>
-            <w:color w:val="0000EE"/>
-            <w:u w:val="single"/>
-          </w:rPr>
-          <w:t>啟14:4</w:t>
-        </w:r>
-      </w:hyperlink>
-      <w:r>
-        <w:rPr>
-          <w:lang w:val="zh_TW" w:bidi="zh_TW"/>
-        </w:rPr>
-        <w:t>；參</w:t>
-      </w:r>
-      <w:hyperlink r:id="rId33">
-        <w:r>
-          <w:rPr>
-            <w:lang w:val="zh_TW" w:bidi="zh_TW"/>
-          </w:rPr>
-          <w:rPr>
-            <w:color w:val="0000EE"/>
-            <w:u w:val="single"/>
-          </w:rPr>
-          <w:t>林後11:2</w:t>
-        </w:r>
-      </w:hyperlink>
-      <w:r>
-        <w:rPr>
-          <w:lang w:val="zh_TW" w:bidi="zh_TW"/>
-        </w:rPr>
-        <w:t>）。</w:t>
+        <w:t>除了以利亞在迦密山上的祭壇外，人們在所羅門建成聖殿之前築了這些祭壇。</w:t>
       </w:r>
     </w:p>
     <w:p>
@@ -830,9 +1172,9 @@
         <w:rPr>
           <w:lang w:val="zh_TW" w:bidi="zh_TW"/>
         </w:rPr>
-        <w:t>從負面的角度來看，舊約聖經在處罰失去貞潔的問題上強調了相同的原則。如果男人在道德上負有責任，那麼他必須娶女子為妻或賠償女子的父親（</w:t>
-      </w:r>
-      <w:hyperlink r:id="rId34">
+        <w:t>如同會幕，所羅門的聖殿也有兩座祭壇。其中一座為銅製壇，長寬各20肘（約7.6公尺或25英尺），高10肘（約3.8公尺或12.5英尺），是聖殿敬拜的中心。亞哈斯王奉亞述王提革拉·毗列色之命，將銅壇從原來的位置移除（</w:t>
+      </w:r>
+      <w:hyperlink r:id="rId41">
         <w:r>
           <w:rPr>
             <w:lang w:val="zh_TW" w:bidi="zh_TW"/>
@@ -841,16 +1183,16 @@
             <w:color w:val="0000EE"/>
             <w:u w:val="single"/>
           </w:rPr>
-          <w:t>出22:16–17</w:t>
+          <w:t>王下16:14</w:t>
         </w:r>
       </w:hyperlink>
       <w:r>
         <w:rPr>
           <w:lang w:val="zh_TW" w:bidi="zh_TW"/>
         </w:rPr>
-        <w:t>）。如果女性自己有責任，其懲罰就是死刑（</w:t>
-      </w:r>
-      <w:hyperlink r:id="rId35">
+        <w:t>）。後來希西家又把它復歸原處（</w:t>
+      </w:r>
+      <w:hyperlink r:id="rId42">
         <w:r>
           <w:rPr>
             <w:lang w:val="zh_TW" w:bidi="zh_TW"/>
@@ -859,16 +1201,16 @@
             <w:color w:val="0000EE"/>
             <w:u w:val="single"/>
           </w:rPr>
-          <w:t>申22:20–21</w:t>
+          <w:t>代下29:18</w:t>
         </w:r>
       </w:hyperlink>
       <w:r>
         <w:rPr>
           <w:lang w:val="zh_TW" w:bidi="zh_TW"/>
         </w:rPr>
-        <w:t>）。然而，舊約聖經中很少提及對於終生守貞的讚美。耶利米被吩咐不要娶妻，僅僅是為了強調神對即將到來的審判的警告（</w:t>
-      </w:r>
-      <w:hyperlink r:id="rId36">
+        <w:t>）。另一座為燒香的壇，以香柏木製成、包裹着金，立在幔子前（</w:t>
+      </w:r>
+      <w:hyperlink r:id="rId43">
         <w:r>
           <w:rPr>
             <w:lang w:val="zh_TW" w:bidi="zh_TW"/>
@@ -877,25 +1219,7 @@
             <w:color w:val="0000EE"/>
             <w:u w:val="single"/>
           </w:rPr>
-          <w:t>耶16:2</w:t>
-        </w:r>
-      </w:hyperlink>
-      <w:r>
-        <w:rPr>
-          <w:lang w:val="zh_TW" w:bidi="zh_TW"/>
-        </w:rPr>
-        <w:t>）。從女性的角度來看，終生保持未婚貞潔和沒有子女是一種悲劇（參</w:t>
-      </w:r>
-      <w:hyperlink r:id="rId37">
-        <w:r>
-          <w:rPr>
-            <w:lang w:val="zh_TW" w:bidi="zh_TW"/>
-          </w:rPr>
-          <w:rPr>
-            <w:color w:val="0000EE"/>
-            <w:u w:val="single"/>
-          </w:rPr>
-          <w:t>士11:37</w:t>
+          <w:t>王上6:20–22</w:t>
         </w:r>
       </w:hyperlink>
       <w:r>
@@ -916,9 +1240,9 @@
         <w:rPr>
           <w:lang w:val="zh_TW" w:bidi="zh_TW"/>
         </w:rPr>
-        <w:t>新約聖經重視婚姻，但更清楚地顯明基督徒男女保持貞潔的益處。保羅宣稱，獨身對某些人來說是神的恩賜，因為其對基督徒的事奉有正面的果效（</w:t>
-      </w:r>
-      <w:hyperlink r:id="rId38">
+        <w:t>所羅門聖殿被毀、猶太人被擄之後，先知以西結曾在異象中看見聖殿復興。異象中的燔祭壇分三層上升，高達10肘（約5.3公尺或17.5英尺），其底座約為20平方肘（約10.6公尺或35英尺）。這座尺寸特別巨大的祭壇，凸顯出以色列對贖罪的迫切需要（</w:t>
+      </w:r>
+      <w:hyperlink r:id="rId44">
         <w:r>
           <w:rPr>
             <w:lang w:val="zh_TW" w:bidi="zh_TW"/>
@@ -927,86 +1251,14 @@
             <w:color w:val="0000EE"/>
             <w:u w:val="single"/>
           </w:rPr>
-          <w:t>林前7:7</w:t>
+          <w:t>結43:13–17</w:t>
         </w:r>
       </w:hyperlink>
       <w:r>
         <w:rPr>
           <w:lang w:val="zh_TW" w:bidi="zh_TW"/>
         </w:rPr>
-        <w:t>、</w:t>
-      </w:r>
-      <w:hyperlink r:id="rId38">
-        <w:r>
-          <w:rPr>
-            <w:lang w:val="zh_TW" w:bidi="zh_TW"/>
-          </w:rPr>
-          <w:rPr>
-            <w:color w:val="0000EE"/>
-            <w:u w:val="single"/>
-          </w:rPr>
-          <w:t>25</w:t>
-        </w:r>
-      </w:hyperlink>
-      <w:hyperlink r:id="rId39">
-        <w:r>
-          <w:rPr>
-            <w:lang w:val="zh_TW" w:bidi="zh_TW"/>
-          </w:rPr>
-          <w:rPr>
-            <w:color w:val="0000EE"/>
-            <w:u w:val="single"/>
-          </w:rPr>
-          <w:t>–</w:t>
-        </w:r>
-      </w:hyperlink>
-      <w:hyperlink r:id="rId38">
-        <w:r>
-          <w:rPr>
-            <w:lang w:val="zh_TW" w:bidi="zh_TW"/>
-          </w:rPr>
-          <w:rPr>
-            <w:color w:val="0000EE"/>
-            <w:u w:val="single"/>
-          </w:rPr>
-          <w:t>38</w:t>
-        </w:r>
-      </w:hyperlink>
-      <w:r>
-        <w:rPr>
-          <w:lang w:val="zh_TW" w:bidi="zh_TW"/>
-        </w:rPr>
-        <w:t>）。耶穌讚揚那些為了天國而「</w:t>
-      </w:r>
-      <w:r>
-        <w:rPr>
-          <w:lang w:val="zh_TW" w:bidi="zh_TW"/>
-        </w:rPr>
-        <w:t>自閹</w:t>
-      </w:r>
-      <w:r>
-        <w:rPr>
-          <w:lang w:val="zh_TW" w:bidi="zh_TW"/>
-        </w:rPr>
-        <w:t>」的人（</w:t>
-      </w:r>
-      <w:hyperlink r:id="rId40">
-        <w:r>
-          <w:rPr>
-            <w:lang w:val="zh_TW" w:bidi="zh_TW"/>
-          </w:rPr>
-          <w:rPr>
-            <w:color w:val="0000EE"/>
-            <w:u w:val="single"/>
-          </w:rPr>
-          <w:t>太19:12</w:t>
-        </w:r>
-      </w:hyperlink>
-      <w:r>
-        <w:rPr>
-          <w:lang w:val="zh_TW" w:bidi="zh_TW"/>
-        </w:rPr>
-        <w:t>）。</w:t>
+        <w:t>）。在該異象中並未提到燒香的壇。</w:t>
       </w:r>
     </w:p>
     <w:p>
@@ -1018,16 +1270,356 @@
       </w:r>
       <w:r>
         <w:rPr>
+          <w:lang w:val="zh_TW" w:bidi="zh_TW"/>
+        </w:rPr>
+        <w:t>所羅巴伯曾築燔祭壇（</w:t>
+      </w:r>
+      <w:hyperlink r:id="rId45">
+        <w:r>
+          <w:rPr>
+            <w:lang w:val="zh_TW" w:bidi="zh_TW"/>
+          </w:rPr>
+          <w:rPr>
+            <w:color w:val="0000EE"/>
+            <w:u w:val="single"/>
+          </w:rPr>
+          <w:t>拉3:2</w:t>
+        </w:r>
+      </w:hyperlink>
+      <w:r>
+        <w:rPr>
+          <w:lang w:val="zh_TW" w:bidi="zh_TW"/>
+        </w:rPr>
+        <w:t>）。安提阿古·伊皮法尼則褻瀆此壇，使其不潔；他可能是在其上設立宙斯的像（</w:t>
+      </w:r>
+      <w:hyperlink r:id="rId46">
+        <w:r>
+          <w:rPr>
+            <w:lang w:val="zh_TW" w:bidi="zh_TW"/>
+          </w:rPr>
+          <w:rPr>
+            <w:color w:val="0000EE"/>
+            <w:u w:val="single"/>
+          </w:rPr>
+          <w:t>馬加比一書1:54</w:t>
+        </w:r>
+      </w:hyperlink>
+      <w:r>
+        <w:rPr>
+          <w:lang w:val="zh_TW" w:bidi="zh_TW"/>
+        </w:rPr>
+        <w:t>）。當時亦有香壇；安提阿古·伊皮法尼於公元前169年移走金香壇（</w:t>
+      </w:r>
+      <w:hyperlink r:id="rId46">
+        <w:r>
+          <w:rPr>
+            <w:lang w:val="zh_TW" w:bidi="zh_TW"/>
+          </w:rPr>
+          <w:rPr>
+            <w:color w:val="0000EE"/>
+            <w:u w:val="single"/>
+          </w:rPr>
+          <w:t>馬加比一書</w:t>
+        </w:r>
+      </w:hyperlink>
+      <w:hyperlink r:id="rId47">
+        <w:r>
+          <w:rPr>
+            <w:lang w:val="zh_TW" w:bidi="zh_TW"/>
+          </w:rPr>
+          <w:rPr>
+            <w:color w:val="0000EE"/>
+            <w:u w:val="single"/>
+          </w:rPr>
+          <w:t>1:21</w:t>
+        </w:r>
+      </w:hyperlink>
+      <w:r>
+        <w:rPr>
+          <w:lang w:val="zh_TW" w:bidi="zh_TW"/>
+        </w:rPr>
+        <w:t>）。這兩個壇後來都被猶大·馬加比修復（</w:t>
+      </w:r>
+      <w:hyperlink r:id="rId46">
+        <w:r>
+          <w:rPr>
+            <w:lang w:val="zh_TW" w:bidi="zh_TW"/>
+          </w:rPr>
+          <w:rPr>
+            <w:color w:val="0000EE"/>
+            <w:u w:val="single"/>
+          </w:rPr>
+          <w:t>馬加比一書</w:t>
+        </w:r>
+      </w:hyperlink>
+      <w:hyperlink r:id="rId48">
+        <w:r>
+          <w:rPr>
+            <w:lang w:val="zh_TW" w:bidi="zh_TW"/>
+          </w:rPr>
+          <w:rPr>
+            <w:color w:val="0000EE"/>
+            <w:u w:val="single"/>
+          </w:rPr>
+          <w:t>4:44–49</w:t>
+        </w:r>
+      </w:hyperlink>
+      <w:r>
+        <w:rPr>
+          <w:lang w:val="zh_TW" w:bidi="zh_TW"/>
+        </w:rPr>
+        <w:t>）。</w:t>
+      </w:r>
+    </w:p>
+    <w:p>
+      <w:pPr/>
+      <w:r>
+        <w:rPr>
+          <w:lang w:val="zh_TW" w:bidi="zh_TW"/>
+        </w:rPr>
+      </w:r>
+      <w:r>
+        <w:rPr>
+          <w:lang w:val="zh_TW" w:bidi="zh_TW"/>
+        </w:rPr>
+        <w:t>基督徒敬拜不再需要獻祭用的祭壇，因耶穌基督的死已成為最終的贖罪祭。聖經中經常提到燔祭壇和香壇（</w:t>
+      </w:r>
+      <w:hyperlink r:id="rId49">
+        <w:r>
+          <w:rPr>
+            <w:lang w:val="zh_TW" w:bidi="zh_TW"/>
+          </w:rPr>
+          <w:rPr>
+            <w:color w:val="0000EE"/>
+            <w:u w:val="single"/>
+          </w:rPr>
+          <w:t>太5:23–24</w:t>
+        </w:r>
+      </w:hyperlink>
+      <w:r>
+        <w:rPr>
+          <w:lang w:val="zh_TW" w:bidi="zh_TW"/>
+        </w:rPr>
+        <w:t>，</w:t>
+      </w:r>
+      <w:hyperlink r:id="rId50">
+        <w:r>
+          <w:rPr>
+            <w:lang w:val="zh_TW" w:bidi="zh_TW"/>
+          </w:rPr>
+          <w:rPr>
+            <w:color w:val="0000EE"/>
+            <w:u w:val="single"/>
+          </w:rPr>
+          <w:t>23:18–20</w:t>
+        </w:r>
+      </w:hyperlink>
+      <w:r>
+        <w:rPr>
+          <w:lang w:val="zh_TW" w:bidi="zh_TW"/>
+        </w:rPr>
+        <w:t>、</w:t>
+      </w:r>
+      <w:hyperlink r:id="rId50">
+        <w:r>
+          <w:rPr>
+            <w:lang w:val="zh_TW" w:bidi="zh_TW"/>
+          </w:rPr>
+          <w:rPr>
+            <w:color w:val="0000EE"/>
+            <w:u w:val="single"/>
+          </w:rPr>
+          <w:t>35</w:t>
+        </w:r>
+      </w:hyperlink>
+      <w:r>
+        <w:rPr>
+          <w:lang w:val="zh_TW" w:bidi="zh_TW"/>
+        </w:rPr>
+        <w:t>；</w:t>
+      </w:r>
+      <w:hyperlink r:id="rId51">
+        <w:r>
+          <w:rPr>
+            <w:lang w:val="zh_TW" w:bidi="zh_TW"/>
+          </w:rPr>
+          <w:rPr>
+            <w:color w:val="0000EE"/>
+            <w:u w:val="single"/>
+          </w:rPr>
+          <w:t>路11:51</w:t>
+        </w:r>
+      </w:hyperlink>
+      <w:r>
+        <w:rPr>
+          <w:lang w:val="zh_TW" w:bidi="zh_TW"/>
+        </w:rPr>
+        <w:t>；</w:t>
+      </w:r>
+      <w:hyperlink r:id="rId52">
+        <w:r>
+          <w:rPr>
+            <w:lang w:val="zh_TW" w:bidi="zh_TW"/>
+          </w:rPr>
+          <w:rPr>
+            <w:color w:val="0000EE"/>
+            <w:u w:val="single"/>
+          </w:rPr>
+          <w:t>林前9:13</w:t>
+        </w:r>
+      </w:hyperlink>
+      <w:r>
+        <w:rPr>
+          <w:lang w:val="zh_TW" w:bidi="zh_TW"/>
+        </w:rPr>
+        <w:t>，</w:t>
+      </w:r>
+      <w:hyperlink r:id="rId53">
+        <w:r>
+          <w:rPr>
+            <w:lang w:val="zh_TW" w:bidi="zh_TW"/>
+          </w:rPr>
+          <w:rPr>
+            <w:color w:val="0000EE"/>
+            <w:u w:val="single"/>
+          </w:rPr>
+          <w:t>10:18</w:t>
+        </w:r>
+      </w:hyperlink>
+      <w:r>
+        <w:rPr>
+          <w:lang w:val="zh_TW" w:bidi="zh_TW"/>
+        </w:rPr>
+        <w:t>；</w:t>
+      </w:r>
+      <w:hyperlink r:id="rId54">
+        <w:r>
+          <w:rPr>
+            <w:lang w:val="zh_TW" w:bidi="zh_TW"/>
+          </w:rPr>
+          <w:rPr>
+            <w:color w:val="0000EE"/>
+            <w:u w:val="single"/>
+          </w:rPr>
+          <w:t>來7:13</w:t>
+        </w:r>
+      </w:hyperlink>
+      <w:r>
+        <w:rPr>
+          <w:lang w:val="zh_TW" w:bidi="zh_TW"/>
+        </w:rPr>
+        <w:t>；</w:t>
+      </w:r>
+      <w:hyperlink r:id="rId55">
+        <w:r>
+          <w:rPr>
+            <w:lang w:val="zh_TW" w:bidi="zh_TW"/>
+          </w:rPr>
+          <w:rPr>
+            <w:color w:val="0000EE"/>
+            <w:u w:val="single"/>
+          </w:rPr>
+          <w:t>啟11:1</w:t>
+        </w:r>
+      </w:hyperlink>
+      <w:r>
+        <w:rPr>
+          <w:lang w:val="zh_TW" w:bidi="zh_TW"/>
+        </w:rPr>
+        <w:t>）。其中有些經文指的是地上的聖殿（</w:t>
+      </w:r>
+      <w:hyperlink r:id="rId56">
+        <w:r>
+          <w:rPr>
+            <w:lang w:val="zh_TW" w:bidi="zh_TW"/>
+          </w:rPr>
+          <w:rPr>
+            <w:color w:val="0000EE"/>
+            <w:u w:val="single"/>
+          </w:rPr>
+          <w:t>路1:11</w:t>
+        </w:r>
+      </w:hyperlink>
+      <w:r>
+        <w:rPr>
+          <w:lang w:val="zh_TW" w:bidi="zh_TW"/>
+        </w:rPr>
+        <w:t>）。其它經文則指的是天上的聖殿（</w:t>
+      </w:r>
+      <w:hyperlink r:id="rId57">
+        <w:r>
+          <w:rPr>
+            <w:lang w:val="zh_TW" w:bidi="zh_TW"/>
+          </w:rPr>
+          <w:rPr>
+            <w:color w:val="0000EE"/>
+            <w:u w:val="single"/>
+          </w:rPr>
+          <w:t>啟6:9</w:t>
+        </w:r>
+      </w:hyperlink>
+      <w:r>
+        <w:rPr>
+          <w:lang w:val="zh_TW" w:bidi="zh_TW"/>
+        </w:rPr>
+        <w:t>，</w:t>
+      </w:r>
+      <w:hyperlink r:id="rId58">
+        <w:r>
+          <w:rPr>
+            <w:lang w:val="zh_TW" w:bidi="zh_TW"/>
+          </w:rPr>
+          <w:rPr>
+            <w:color w:val="0000EE"/>
+            <w:u w:val="single"/>
+          </w:rPr>
+          <w:t>8:5</w:t>
+        </w:r>
+      </w:hyperlink>
+      <w:r>
+        <w:rPr>
+          <w:lang w:val="zh_TW" w:bidi="zh_TW"/>
+        </w:rPr>
+        <w:t>，</w:t>
+      </w:r>
+      <w:hyperlink r:id="rId59">
+        <w:r>
+          <w:rPr>
+            <w:lang w:val="zh_TW" w:bidi="zh_TW"/>
+          </w:rPr>
+          <w:rPr>
+            <w:color w:val="0000EE"/>
+            <w:u w:val="single"/>
+          </w:rPr>
+          <w:t>9:13</w:t>
+        </w:r>
+      </w:hyperlink>
+      <w:r>
+        <w:rPr>
+          <w:lang w:val="zh_TW" w:bidi="zh_TW"/>
+        </w:rPr>
+        <w:t>）。</w:t>
+      </w:r>
+    </w:p>
+    <w:p>
+      <w:pPr/>
+      <w:r>
+        <w:rPr>
+          <w:lang w:val="zh_TW" w:bidi="zh_TW"/>
+        </w:rPr>
+      </w:r>
+      <w:r>
+        <w:rPr>
           <w:i/>
           <w:lang w:val="zh_TW" w:bidi="zh_TW"/>
         </w:rPr>
-        <w:t xml:space="preserve">另見 </w:t>
-      </w:r>
-      <w:r>
-        <w:rPr>
-          <w:lang w:val="zh_TW" w:bidi="zh_TW"/>
-        </w:rPr>
-        <w:t>家庭生活與關係</w:t>
+        <w:t>另見</w:t>
+      </w:r>
+      <w:r>
+        <w:rPr>
+          <w:lang w:val="zh_TW" w:bidi="zh_TW"/>
+        </w:rPr>
+        <w:t>會幕</w:t>
       </w:r>
       <w:r>
         <w:rPr>
@@ -1039,43 +1631,7 @@
         <w:rPr>
           <w:lang w:val="zh_TW" w:bidi="zh_TW"/>
         </w:rPr>
-        <w:t>婚姻，婚姻習俗</w:t>
-      </w:r>
-      <w:r>
-        <w:rPr>
-          <w:lang w:val="zh_TW" w:bidi="zh_TW"/>
-        </w:rPr>
-        <w:t>；</w:t>
-      </w:r>
-      <w:r>
-        <w:rPr>
-          <w:lang w:val="zh_TW" w:bidi="zh_TW"/>
-        </w:rPr>
-        <w:t>性，性別</w:t>
-      </w:r>
-      <w:r>
-        <w:rPr>
-          <w:lang w:val="zh_TW" w:bidi="zh_TW"/>
-        </w:rPr>
-        <w:t>；</w:t>
-      </w:r>
-      <w:r>
-        <w:rPr>
-          <w:lang w:val="zh_TW" w:bidi="zh_TW"/>
-        </w:rPr>
-        <w:t>耶穌由童貞女所生</w:t>
-      </w:r>
-      <w:r>
-        <w:rPr>
-          <w:lang w:val="zh_TW" w:bidi="zh_TW"/>
-        </w:rPr>
-        <w:t>；</w:t>
-      </w:r>
-      <w:r>
-        <w:rPr>
-          <w:lang w:val="zh_TW" w:bidi="zh_TW"/>
-        </w:rPr>
-        <w:t>婦女</w:t>
+        <w:t>聖殿</w:t>
       </w:r>
       <w:r>
         <w:rPr>

--- a/zht/docx/159.content.docx
+++ b/zht/docx/159.content.docx
@@ -149,7 +149,7 @@
         <w:rPr>
           <w:lang w:val="zh_TW" w:bidi="zh_TW"/>
         </w:rPr>
-        <w:t>tan</w:t>
+        <w:t>su</w:t>
       </w:r>
       <w:r>
         <w:rPr>
@@ -212,7 +212,7 @@
         <w:rPr>
           <w:lang w:val="zh_TW" w:bidi="zh_TW"/>
         </w:rPr>
-        <w:t>癱瘓、癱子、癱瘓的</w:t>
+        <w:t>蘇西人</w:t>
       </w:r>
       <w:r>
         <w:rPr>
@@ -231,21 +231,19 @@
         <w:rPr>
           <w:lang w:val="zh_TW" w:bidi="zh_TW"/>
         </w:rPr>
-        <w:t>中樞神經系統器質性疾病引起的症狀，造成暫時或永久的知覺喪失和/或自主肌肉控制。這種退化性疾病通常無法根治。新約中提到了一些癱瘓（或稱麻痺）的病例，所有這些病例都與基督的醫治事工有關。</w:t>
-      </w:r>
-    </w:p>
-    <w:p>
-      <w:pPr/>
-      <w:r>
-        <w:rPr>
-          <w:lang w:val="zh_TW" w:bidi="zh_TW"/>
-        </w:rPr>
+        <w:t>這是當時被</w:t>
       </w:r>
       <w:r>
         <w:rPr>
           <w:lang w:val="zh_TW" w:bidi="zh_TW"/>
         </w:rPr>
-        <w:t>在加利利尋求耶穌醫治的病人中就有癱子，如加利利地區的病人（</w:t>
+        <w:t>基大老瑪</w:t>
+      </w:r>
+      <w:r>
+        <w:rPr>
+          <w:lang w:val="zh_TW" w:bidi="zh_TW"/>
+        </w:rPr>
+        <w:t>聯軍擊潰的王國之一（</w:t>
       </w:r>
       <w:hyperlink r:id="rId13">
         <w:r>
@@ -256,14 +254,14 @@
             <w:color w:val="0000EE"/>
             <w:u w:val="single"/>
           </w:rPr>
-          <w:t>太4:24</w:t>
+          <w:t>創14:5</w:t>
         </w:r>
       </w:hyperlink>
       <w:r>
         <w:rPr>
           <w:lang w:val="zh_TW" w:bidi="zh_TW"/>
         </w:rPr>
-        <w:t>）、耶路撒冷畢士大池邊的病人（</w:t>
+        <w:t>），經文記載他們在含居住。由於基大老瑪大軍當時主要是沿著君王大道（King’s Highway）由北往南推進，因此蘇西人的所在地很可能是位於亞嫩河以北。考量到兩者在地理位置上的鄰近性，這些蘇西人或許就是</w:t>
       </w:r>
       <w:hyperlink r:id="rId14">
         <w:r>
@@ -274,1370 +272,14 @@
             <w:color w:val="0000EE"/>
             <w:u w:val="single"/>
           </w:rPr>
-          <w:t>約5:3</w:t>
+          <w:t>申命記二章20節</w:t>
         </w:r>
       </w:hyperlink>
       <w:r>
         <w:rPr>
           <w:lang w:val="zh_TW" w:bidi="zh_TW"/>
         </w:rPr>
-        <w:t>），以及在撒馬利亞由腓利所醫治的病人之中也有癱子（</w:t>
-      </w:r>
-      <w:hyperlink r:id="rId15">
-        <w:r>
-          <w:rPr>
-            <w:lang w:val="zh_TW" w:bidi="zh_TW"/>
-          </w:rPr>
-          <w:rPr>
-            <w:color w:val="0000EE"/>
-            <w:u w:val="single"/>
-          </w:rPr>
-          <w:t>徒8:7</w:t>
-        </w:r>
-      </w:hyperlink>
-      <w:r>
-        <w:rPr>
-          <w:lang w:val="zh_TW" w:bidi="zh_TW"/>
-        </w:rPr>
-        <w:t>）。百夫長的癱瘓僕人被路加描述為病得很重，幾乎要死（</w:t>
-      </w:r>
-      <w:hyperlink r:id="rId16">
-        <w:r>
-          <w:rPr>
-            <w:lang w:val="zh_TW" w:bidi="zh_TW"/>
-          </w:rPr>
-          <w:rPr>
-            <w:color w:val="0000EE"/>
-            <w:u w:val="single"/>
-          </w:rPr>
-          <w:t>路7:2</w:t>
-        </w:r>
-      </w:hyperlink>
-      <w:r>
-        <w:rPr>
-          <w:lang w:val="zh_TW" w:bidi="zh_TW"/>
-        </w:rPr>
-        <w:t>）。這人可能罹患了一種通常會致命的癱瘓症，起初從雙腿開始癱瘓，並迅速向上蔓延到全身。迦百農的癱子很可能是患有截癱，即下半身癱瘓的症狀（</w:t>
-      </w:r>
-      <w:hyperlink r:id="rId17">
-        <w:r>
-          <w:rPr>
-            <w:lang w:val="zh_TW" w:bidi="zh_TW"/>
-          </w:rPr>
-          <w:rPr>
-            <w:color w:val="0000EE"/>
-            <w:u w:val="single"/>
-          </w:rPr>
-          <w:t>太9:2、6</w:t>
-        </w:r>
-      </w:hyperlink>
-      <w:r>
-        <w:rPr>
-          <w:lang w:val="zh_TW" w:bidi="zh_TW"/>
-        </w:rPr>
-        <w:t>；</w:t>
-      </w:r>
-      <w:hyperlink r:id="rId18">
-        <w:r>
-          <w:rPr>
-            <w:lang w:val="zh_TW" w:bidi="zh_TW"/>
-          </w:rPr>
-          <w:rPr>
-            <w:color w:val="0000EE"/>
-            <w:u w:val="single"/>
-          </w:rPr>
-          <w:t>可2:3–10</w:t>
-        </w:r>
-      </w:hyperlink>
-      <w:r>
-        <w:rPr>
-          <w:lang w:val="zh_TW" w:bidi="zh_TW"/>
-        </w:rPr>
-        <w:t>；</w:t>
-      </w:r>
-      <w:hyperlink r:id="rId19">
-        <w:r>
-          <w:rPr>
-            <w:lang w:val="zh_TW" w:bidi="zh_TW"/>
-          </w:rPr>
-          <w:rPr>
-            <w:color w:val="0000EE"/>
-            <w:u w:val="single"/>
-          </w:rPr>
-          <w:t>路5:18、24</w:t>
-        </w:r>
-      </w:hyperlink>
-      <w:r>
-        <w:rPr>
-          <w:lang w:val="zh_TW" w:bidi="zh_TW"/>
-        </w:rPr>
-        <w:t>）。這種疾病可能是由於出生時受傷或脊髓損傷引起的。也許彼得在呂大的醫治事件中，癱子以尼雅也患有半身不遂的癱瘓（</w:t>
-      </w:r>
-      <w:hyperlink r:id="rId20">
-        <w:r>
-          <w:rPr>
-            <w:lang w:val="zh_TW" w:bidi="zh_TW"/>
-          </w:rPr>
-          <w:rPr>
-            <w:color w:val="0000EE"/>
-            <w:u w:val="single"/>
-          </w:rPr>
-          <w:t>徒9:33</w:t>
-        </w:r>
-      </w:hyperlink>
-      <w:r>
-        <w:rPr>
-          <w:lang w:val="zh_TW" w:bidi="zh_TW"/>
-        </w:rPr>
-        <w:t>）。</w:t>
-      </w:r>
-    </w:p>
-    <w:p>
-      <w:pPr/>
-      <w:r>
-        <w:rPr>
-          <w:lang w:val="zh_TW" w:bidi="zh_TW"/>
-        </w:rPr>
-      </w:r>
-      <w:r>
-        <w:rPr>
-          <w:i/>
-          <w:lang w:val="zh_TW" w:bidi="zh_TW"/>
-        </w:rPr>
-        <w:t>另見</w:t>
-      </w:r>
-      <w:r>
-        <w:rPr>
-          <w:lang w:val="zh_TW" w:bidi="zh_TW"/>
-        </w:rPr>
-        <w:t xml:space="preserve"> </w:t>
-      </w:r>
-      <w:r>
-        <w:rPr>
-          <w:lang w:val="zh_TW" w:bidi="zh_TW"/>
-        </w:rPr>
-        <w:t>疾病</w:t>
-      </w:r>
-      <w:r>
-        <w:rPr>
-          <w:lang w:val="zh_TW" w:bidi="zh_TW"/>
-        </w:rPr>
-        <w:t>；</w:t>
-      </w:r>
-      <w:r>
-        <w:rPr>
-          <w:lang w:val="zh_TW" w:bidi="zh_TW"/>
-        </w:rPr>
-        <w:t>藥物和醫療實踐</w:t>
-      </w:r>
-      <w:r>
-        <w:rPr>
-          <w:lang w:val="zh_TW" w:bidi="zh_TW"/>
-        </w:rPr>
-        <w:t>。</w:t>
-      </w:r>
-      <w:r>
-        <w:rPr>
-          <w:lang w:val="zh_TW" w:bidi="zh_TW"/>
-        </w:rPr>
-      </w:r>
-      <w:r>
-        <w:rPr>
-          <w:lang w:val="zh_TW" w:bidi="zh_TW"/>
-        </w:rPr>
-      </w:r>
-    </w:p>
-    <w:p>
-      <w:pPr/>
-      <w:r>
-        <w:rPr>
-          <w:lang w:val="zh_TW" w:bidi="zh_TW"/>
-        </w:rPr>
-      </w:r>
-    </w:p>
-    <w:p>
-      <w:pPr>
-        <w:pStyle w:val="Heading2"/>
-      </w:pPr>
-      <w:r>
-        <w:rPr>
-          <w:lang w:val="zh_TW" w:bidi="zh_TW"/>
-        </w:rPr>
-        <w:t>壇（祭壇）</w:t>
-      </w:r>
-      <w:r>
-        <w:rPr>
-          <w:lang w:val="zh_TW" w:bidi="zh_TW"/>
-        </w:rPr>
-      </w:r>
-    </w:p>
-    <w:p>
-      <w:pPr/>
-      <w:r>
-        <w:rPr>
-          <w:lang w:val="zh_TW" w:bidi="zh_TW"/>
-        </w:rPr>
-      </w:r>
-      <w:r>
-        <w:rPr>
-          <w:lang w:val="zh_TW" w:bidi="zh_TW"/>
-        </w:rPr>
-        <w:t>祭壇是用來向神明獻上動物祭或燔祭的高臺。其它獻祭禮儀也包括燒香（</w:t>
-      </w:r>
-      <w:hyperlink r:id="rId21">
-        <w:r>
-          <w:rPr>
-            <w:lang w:val="zh_TW" w:bidi="zh_TW"/>
-          </w:rPr>
-          <w:rPr>
-            <w:color w:val="0000EE"/>
-            <w:u w:val="single"/>
-          </w:rPr>
-          <w:t>出30:1–10</w:t>
-        </w:r>
-      </w:hyperlink>
-      <w:r>
-        <w:rPr>
-          <w:lang w:val="zh_TW" w:bidi="zh_TW"/>
-        </w:rPr>
-        <w:t>）。在希伯來文中，「祭壇」一詞與動詞「宰殺」出自同一字根，兩者的含義都指向以禮儀方式宰殺牲畜獻給神，作為遮蓋罪的贖罪祭。古代近東許多族群都實行此類獻祭；以色列的鄰邦迦南人也有自己的祭壇與儀式。祭壇通常是一處隆起的高地或高臺。</w:t>
-      </w:r>
-    </w:p>
-    <w:p>
-      <w:pPr/>
-      <w:r>
-        <w:rPr>
-          <w:lang w:val="zh_TW" w:bidi="zh_TW"/>
-        </w:rPr>
-      </w:r>
-      <w:r>
-        <w:rPr>
-          <w:lang w:val="zh_TW" w:bidi="zh_TW"/>
-        </w:rPr>
-        <w:t>舊約聖經中提過幾個由人所築起的祭壇：</w:t>
-      </w:r>
-    </w:p>
-    <w:p>
-      <w:pPr>
-        <w:pStyle w:val="ListBullet"/>
-        <w:spacing w:line="240" w:lineRule="auto"/>
-        <w:ind w:left="720"/>
-      </w:pPr>
-      <w:r>
-        <w:rPr>
-          <w:lang w:val="zh_TW" w:bidi="zh_TW"/>
-        </w:rPr>
-      </w:r>
-      <w:r>
-        <w:rPr>
-          <w:lang w:val="zh_TW" w:bidi="zh_TW"/>
-        </w:rPr>
-        <w:t>挪亞獻上燔祭（</w:t>
-      </w:r>
-      <w:hyperlink r:id="rId22">
-        <w:r>
-          <w:rPr>
-            <w:lang w:val="zh_TW" w:bidi="zh_TW"/>
-          </w:rPr>
-          <w:rPr>
-            <w:color w:val="0000EE"/>
-            <w:u w:val="single"/>
-          </w:rPr>
-          <w:t>創8:20</w:t>
-        </w:r>
-      </w:hyperlink>
-      <w:r>
-        <w:rPr>
-          <w:lang w:val="zh_TW" w:bidi="zh_TW"/>
-        </w:rPr>
-        <w:t>）。</w:t>
-      </w:r>
-    </w:p>
-    <w:p>
-      <w:pPr>
-        <w:pStyle w:val="ListBullet"/>
-        <w:spacing w:line="240" w:lineRule="auto"/>
-        <w:ind w:left="720"/>
-      </w:pPr>
-      <w:r>
-        <w:rPr>
-          <w:lang w:val="zh_TW" w:bidi="zh_TW"/>
-        </w:rPr>
-      </w:r>
-      <w:r>
-        <w:rPr>
-          <w:lang w:val="zh_TW" w:bidi="zh_TW"/>
-        </w:rPr>
-        <w:t>亞伯拉罕在示劍築了一座壇，在伯特利築了一座，並在摩利亞山築了一座（</w:t>
-      </w:r>
-      <w:hyperlink r:id="rId23">
-        <w:r>
-          <w:rPr>
-            <w:lang w:val="zh_TW" w:bidi="zh_TW"/>
-          </w:rPr>
-          <w:rPr>
-            <w:color w:val="0000EE"/>
-            <w:u w:val="single"/>
-          </w:rPr>
-          <w:t>創12:7</w:t>
-        </w:r>
-      </w:hyperlink>
-      <w:r>
-        <w:rPr>
-          <w:lang w:val="zh_TW" w:bidi="zh_TW"/>
-        </w:rPr>
-        <w:t>、</w:t>
-      </w:r>
-      <w:hyperlink r:id="rId24">
-        <w:r>
-          <w:rPr>
-            <w:lang w:val="zh_TW" w:bidi="zh_TW"/>
-          </w:rPr>
-          <w:rPr>
-            <w:color w:val="0000EE"/>
-            <w:u w:val="single"/>
-          </w:rPr>
-          <w:t>8</w:t>
-        </w:r>
-      </w:hyperlink>
-      <w:r>
-        <w:rPr>
-          <w:lang w:val="zh_TW" w:bidi="zh_TW"/>
-        </w:rPr>
-        <w:t>，</w:t>
-      </w:r>
-      <w:hyperlink r:id="rId25">
-        <w:r>
-          <w:rPr>
-            <w:lang w:val="zh_TW" w:bidi="zh_TW"/>
-          </w:rPr>
-          <w:rPr>
-            <w:color w:val="0000EE"/>
-            <w:u w:val="single"/>
-          </w:rPr>
-          <w:t>22:9</w:t>
-        </w:r>
-      </w:hyperlink>
-      <w:r>
-        <w:rPr>
-          <w:lang w:val="zh_TW" w:bidi="zh_TW"/>
-        </w:rPr>
-        <w:t>）。</w:t>
-      </w:r>
-    </w:p>
-    <w:p>
-      <w:pPr>
-        <w:pStyle w:val="ListBullet"/>
-        <w:spacing w:line="240" w:lineRule="auto"/>
-        <w:ind w:left="720"/>
-      </w:pPr>
-      <w:r>
-        <w:rPr>
-          <w:lang w:val="zh_TW" w:bidi="zh_TW"/>
-        </w:rPr>
-      </w:r>
-      <w:r>
-        <w:rPr>
-          <w:lang w:val="zh_TW" w:bidi="zh_TW"/>
-        </w:rPr>
-        <w:t>以撒在別是巴築了一座壇（</w:t>
-      </w:r>
-      <w:hyperlink r:id="rId26">
-        <w:r>
-          <w:rPr>
-            <w:lang w:val="zh_TW" w:bidi="zh_TW"/>
-          </w:rPr>
-          <w:rPr>
-            <w:color w:val="0000EE"/>
-            <w:u w:val="single"/>
-          </w:rPr>
-          <w:t>創26:25</w:t>
-        </w:r>
-      </w:hyperlink>
-      <w:r>
-        <w:rPr>
-          <w:lang w:val="zh_TW" w:bidi="zh_TW"/>
-        </w:rPr>
-        <w:t>），</w:t>
-      </w:r>
-    </w:p>
-    <w:p>
-      <w:pPr>
-        <w:pStyle w:val="ListBullet"/>
-        <w:spacing w:line="240" w:lineRule="auto"/>
-        <w:ind w:left="720"/>
-      </w:pPr>
-      <w:r>
-        <w:rPr>
-          <w:lang w:val="zh_TW" w:bidi="zh_TW"/>
-        </w:rPr>
-      </w:r>
-      <w:r>
-        <w:rPr>
-          <w:lang w:val="zh_TW" w:bidi="zh_TW"/>
-        </w:rPr>
-        <w:t>雅各在示劍和伯特利築了一座壇（</w:t>
-      </w:r>
-      <w:hyperlink r:id="rId27">
-        <w:r>
-          <w:rPr>
-            <w:lang w:val="zh_TW" w:bidi="zh_TW"/>
-          </w:rPr>
-          <w:rPr>
-            <w:color w:val="0000EE"/>
-            <w:u w:val="single"/>
-          </w:rPr>
-          <w:t>創33:20</w:t>
-        </w:r>
-      </w:hyperlink>
-      <w:r>
-        <w:rPr>
-          <w:lang w:val="zh_TW" w:bidi="zh_TW"/>
-        </w:rPr>
-        <w:t>，</w:t>
-      </w:r>
-      <w:hyperlink r:id="rId28">
-        <w:r>
-          <w:rPr>
-            <w:lang w:val="zh_TW" w:bidi="zh_TW"/>
-          </w:rPr>
-          <w:rPr>
-            <w:color w:val="0000EE"/>
-            <w:u w:val="single"/>
-          </w:rPr>
-          <w:t>35:7</w:t>
-        </w:r>
-      </w:hyperlink>
-      <w:r>
-        <w:rPr>
-          <w:lang w:val="zh_TW" w:bidi="zh_TW"/>
-        </w:rPr>
-        <w:t>）。</w:t>
-      </w:r>
-    </w:p>
-    <w:p>
-      <w:pPr>
-        <w:pStyle w:val="ListBullet"/>
-        <w:spacing w:line="240" w:lineRule="auto"/>
-        <w:ind w:left="720"/>
-      </w:pPr>
-      <w:r>
-        <w:rPr>
-          <w:lang w:val="zh_TW" w:bidi="zh_TW"/>
-        </w:rPr>
-      </w:r>
-      <w:r>
-        <w:rPr>
-          <w:lang w:val="zh_TW" w:bidi="zh_TW"/>
-        </w:rPr>
-        <w:t>摩西在利非訂築了一個，並在何烈山築了另一個（</w:t>
-      </w:r>
-      <w:hyperlink r:id="rId29">
-        <w:r>
-          <w:rPr>
-            <w:lang w:val="zh_TW" w:bidi="zh_TW"/>
-          </w:rPr>
-          <w:rPr>
-            <w:color w:val="0000EE"/>
-            <w:u w:val="single"/>
-          </w:rPr>
-          <w:t>出17:15</w:t>
-        </w:r>
-      </w:hyperlink>
-      <w:r>
-        <w:rPr>
-          <w:lang w:val="zh_TW" w:bidi="zh_TW"/>
-        </w:rPr>
-        <w:t>，</w:t>
-      </w:r>
-      <w:hyperlink r:id="rId30">
-        <w:r>
-          <w:rPr>
-            <w:lang w:val="zh_TW" w:bidi="zh_TW"/>
-          </w:rPr>
-          <w:rPr>
-            <w:color w:val="0000EE"/>
-            <w:u w:val="single"/>
-          </w:rPr>
-          <w:t>24:4</w:t>
-        </w:r>
-      </w:hyperlink>
-      <w:r>
-        <w:rPr>
-          <w:lang w:val="zh_TW" w:bidi="zh_TW"/>
-        </w:rPr>
-        <w:t>）。</w:t>
-      </w:r>
-    </w:p>
-    <w:p>
-      <w:pPr/>
-      <w:r>
-        <w:rPr>
-          <w:lang w:val="zh_TW" w:bidi="zh_TW"/>
-        </w:rPr>
-      </w:r>
-      <w:r>
-        <w:rPr>
-          <w:lang w:val="zh_TW" w:bidi="zh_TW"/>
-        </w:rPr>
-        <w:t>上述每一次築壇，都是為了紀念神所賜的幫助與拯救。</w:t>
-      </w:r>
-    </w:p>
-    <w:p>
-      <w:pPr/>
-      <w:r>
-        <w:rPr>
-          <w:lang w:val="zh_TW" w:bidi="zh_TW"/>
-        </w:rPr>
-      </w:r>
-      <w:r>
-        <w:rPr>
-          <w:lang w:val="zh_TW" w:bidi="zh_TW"/>
-        </w:rPr>
-        <w:t>出埃及記第25至27章中，提到其中有兩座祭壇。較大的燔祭壇以皂莢木製成，外包裹着銅，尺寸為長寬各5肘、高3肘（約2.3×2.3×1.4公尺，或7.5×7.5×4.5英尺），用於獻燔祭（</w:t>
-      </w:r>
-      <w:hyperlink r:id="rId31">
-        <w:r>
-          <w:rPr>
-            <w:lang w:val="zh_TW" w:bidi="zh_TW"/>
-          </w:rPr>
-          <w:rPr>
-            <w:color w:val="0000EE"/>
-            <w:u w:val="single"/>
-          </w:rPr>
-          <w:t>出27:1–8</w:t>
-        </w:r>
-      </w:hyperlink>
-      <w:r>
-        <w:rPr>
-          <w:lang w:val="zh_TW" w:bidi="zh_TW"/>
-        </w:rPr>
-        <w:t>，</w:t>
-      </w:r>
-      <w:hyperlink r:id="rId32">
-        <w:r>
-          <w:rPr>
-            <w:lang w:val="zh_TW" w:bidi="zh_TW"/>
-          </w:rPr>
-          <w:rPr>
-            <w:color w:val="0000EE"/>
-            <w:u w:val="single"/>
-          </w:rPr>
-          <w:t>38:1–7</w:t>
-        </w:r>
-      </w:hyperlink>
-      <w:r>
-        <w:rPr>
-          <w:lang w:val="zh_TW" w:bidi="zh_TW"/>
-        </w:rPr>
-        <w:t>）。較小的金香壇用於燒香，約為45 公分（18 英吋）見方、高90公分（3 英尺）（</w:t>
-      </w:r>
-      <w:hyperlink r:id="rId21">
-        <w:r>
-          <w:rPr>
-            <w:lang w:val="zh_TW" w:bidi="zh_TW"/>
-          </w:rPr>
-          <w:rPr>
-            <w:color w:val="0000EE"/>
-            <w:u w:val="single"/>
-          </w:rPr>
-          <w:t>出30:1–10</w:t>
-        </w:r>
-      </w:hyperlink>
-      <w:r>
-        <w:rPr>
-          <w:lang w:val="zh_TW" w:bidi="zh_TW"/>
-        </w:rPr>
-        <w:t>，</w:t>
-      </w:r>
-      <w:hyperlink r:id="rId33">
-        <w:r>
-          <w:rPr>
-            <w:lang w:val="zh_TW" w:bidi="zh_TW"/>
-          </w:rPr>
-          <w:rPr>
-            <w:color w:val="0000EE"/>
-            <w:u w:val="single"/>
-          </w:rPr>
-          <w:t>40:5</w:t>
-        </w:r>
-      </w:hyperlink>
-      <w:r>
-        <w:rPr>
-          <w:lang w:val="zh_TW" w:bidi="zh_TW"/>
-        </w:rPr>
-        <w:t>）。</w:t>
-      </w:r>
-    </w:p>
-    <w:p>
-      <w:pPr/>
-      <w:r>
-        <w:rPr>
-          <w:lang w:val="zh_TW" w:bidi="zh_TW"/>
-        </w:rPr>
-      </w:r>
-      <w:r>
-        <w:rPr>
-          <w:lang w:val="zh_TW" w:bidi="zh_TW"/>
-        </w:rPr>
-        <w:t>在</w:t>
-      </w:r>
-      <w:hyperlink r:id="rId34">
-        <w:r>
-          <w:rPr>
-            <w:lang w:val="zh_TW" w:bidi="zh_TW"/>
-          </w:rPr>
-          <w:rPr>
-            <w:color w:val="0000EE"/>
-            <w:u w:val="single"/>
-          </w:rPr>
-          <w:t>出埃及記二十章24至26節</w:t>
-        </w:r>
-      </w:hyperlink>
-      <w:r>
-        <w:rPr>
-          <w:lang w:val="zh_TW" w:bidi="zh_TW"/>
-        </w:rPr>
-        <w:t>中，神吩咐以色列人用土或未鑿成的石頭築壇，並在「</w:t>
-      </w:r>
-      <w:r>
-        <w:rPr>
-          <w:lang w:val="zh_TW" w:bidi="zh_TW"/>
-        </w:rPr>
-        <w:t>凡記下我名的地方</w:t>
-      </w:r>
-      <w:r>
-        <w:rPr>
-          <w:lang w:val="zh_TW" w:bidi="zh_TW"/>
-        </w:rPr>
-        <w:t>」獻上燔祭與平安祭。這也是舊約聖經中個人與群體屢次築壇的原因，例如：</w:t>
-      </w:r>
-    </w:p>
-    <w:p>
-      <w:pPr>
-        <w:pStyle w:val="ListBullet"/>
-        <w:spacing w:line="240" w:lineRule="auto"/>
-        <w:ind w:left="720"/>
-      </w:pPr>
-      <w:r>
-        <w:rPr>
-          <w:lang w:val="zh_TW" w:bidi="zh_TW"/>
-        </w:rPr>
-      </w:r>
-      <w:r>
-        <w:rPr>
-          <w:lang w:val="zh_TW" w:bidi="zh_TW"/>
-        </w:rPr>
-        <w:t>約書亞在以巴路山上築了一座壇（</w:t>
-      </w:r>
-      <w:hyperlink r:id="rId35">
-        <w:r>
-          <w:rPr>
-            <w:lang w:val="zh_TW" w:bidi="zh_TW"/>
-          </w:rPr>
-          <w:rPr>
-            <w:color w:val="0000EE"/>
-            <w:u w:val="single"/>
-          </w:rPr>
-          <w:t>書8:30–31</w:t>
-        </w:r>
-      </w:hyperlink>
-      <w:r>
-        <w:rPr>
-          <w:lang w:val="zh_TW" w:bidi="zh_TW"/>
-        </w:rPr>
-        <w:t>）。</w:t>
-      </w:r>
-    </w:p>
-    <w:p>
-      <w:pPr>
-        <w:pStyle w:val="ListBullet"/>
-        <w:spacing w:line="240" w:lineRule="auto"/>
-        <w:ind w:left="720"/>
-      </w:pPr>
-      <w:r>
-        <w:rPr>
-          <w:lang w:val="zh_TW" w:bidi="zh_TW"/>
-        </w:rPr>
-      </w:r>
-      <w:r>
-        <w:rPr>
-          <w:lang w:val="zh_TW" w:bidi="zh_TW"/>
-        </w:rPr>
-        <w:t>呂便人、迦得人和瑪拿西半支派在約旦河東岸築了一座壇（</w:t>
-      </w:r>
-      <w:hyperlink r:id="rId36">
-        <w:r>
-          <w:rPr>
-            <w:lang w:val="zh_TW" w:bidi="zh_TW"/>
-          </w:rPr>
-          <w:rPr>
-            <w:color w:val="0000EE"/>
-            <w:u w:val="single"/>
-          </w:rPr>
-          <w:t>書22:10–16</w:t>
-        </w:r>
-      </w:hyperlink>
-      <w:r>
-        <w:rPr>
-          <w:lang w:val="zh_TW" w:bidi="zh_TW"/>
-        </w:rPr>
-        <w:t>）。</w:t>
-      </w:r>
-    </w:p>
-    <w:p>
-      <w:pPr>
-        <w:pStyle w:val="ListBullet"/>
-        <w:spacing w:line="240" w:lineRule="auto"/>
-        <w:ind w:left="720"/>
-      </w:pPr>
-      <w:r>
-        <w:rPr>
-          <w:lang w:val="zh_TW" w:bidi="zh_TW"/>
-        </w:rPr>
-      </w:r>
-      <w:r>
-        <w:rPr>
-          <w:lang w:val="zh_TW" w:bidi="zh_TW"/>
-        </w:rPr>
-        <w:t>基甸在俄弗拉了一座壇（</w:t>
-      </w:r>
-      <w:hyperlink r:id="rId37">
-        <w:r>
-          <w:rPr>
-            <w:lang w:val="zh_TW" w:bidi="zh_TW"/>
-          </w:rPr>
-          <w:rPr>
-            <w:color w:val="0000EE"/>
-            <w:u w:val="single"/>
-          </w:rPr>
-          <w:t>士6:24</w:t>
-        </w:r>
-      </w:hyperlink>
-      <w:r>
-        <w:rPr>
-          <w:lang w:val="zh_TW" w:bidi="zh_TW"/>
-        </w:rPr>
-        <w:t>）。</w:t>
-      </w:r>
-    </w:p>
-    <w:p>
-      <w:pPr>
-        <w:pStyle w:val="ListBullet"/>
-        <w:spacing w:line="240" w:lineRule="auto"/>
-        <w:ind w:left="720"/>
-      </w:pPr>
-      <w:r>
-        <w:rPr>
-          <w:lang w:val="zh_TW" w:bidi="zh_TW"/>
-        </w:rPr>
-      </w:r>
-      <w:r>
-        <w:rPr>
-          <w:lang w:val="zh_TW" w:bidi="zh_TW"/>
-        </w:rPr>
-        <w:t>大衛的家族在伯利恆築了一座壇（</w:t>
-      </w:r>
-      <w:hyperlink r:id="rId38">
-        <w:r>
-          <w:rPr>
-            <w:lang w:val="zh_TW" w:bidi="zh_TW"/>
-          </w:rPr>
-          <w:rPr>
-            <w:color w:val="0000EE"/>
-            <w:u w:val="single"/>
-          </w:rPr>
-          <w:t>撒上20:6</w:t>
-        </w:r>
-      </w:hyperlink>
-      <w:r>
-        <w:rPr>
-          <w:lang w:val="zh_TW" w:bidi="zh_TW"/>
-        </w:rPr>
-        <w:t>、</w:t>
-      </w:r>
-      <w:hyperlink r:id="rId38">
-        <w:r>
-          <w:rPr>
-            <w:lang w:val="zh_TW" w:bidi="zh_TW"/>
-          </w:rPr>
-          <w:rPr>
-            <w:color w:val="0000EE"/>
-            <w:u w:val="single"/>
-          </w:rPr>
-          <w:t>29</w:t>
-        </w:r>
-      </w:hyperlink>
-      <w:r>
-        <w:rPr>
-          <w:lang w:val="zh_TW" w:bidi="zh_TW"/>
-        </w:rPr>
-        <w:t>）。</w:t>
-      </w:r>
-    </w:p>
-    <w:p>
-      <w:pPr>
-        <w:pStyle w:val="ListBullet"/>
-        <w:spacing w:line="240" w:lineRule="auto"/>
-        <w:ind w:left="720"/>
-      </w:pPr>
-      <w:r>
-        <w:rPr>
-          <w:lang w:val="zh_TW" w:bidi="zh_TW"/>
-        </w:rPr>
-      </w:r>
-      <w:r>
-        <w:rPr>
-          <w:lang w:val="zh_TW" w:bidi="zh_TW"/>
-        </w:rPr>
-        <w:t>大衛在亞勞拿的禾場上築了一座壇（</w:t>
-      </w:r>
-      <w:hyperlink r:id="rId39">
-        <w:r>
-          <w:rPr>
-            <w:lang w:val="zh_TW" w:bidi="zh_TW"/>
-          </w:rPr>
-          <w:rPr>
-            <w:color w:val="0000EE"/>
-            <w:u w:val="single"/>
-          </w:rPr>
-          <w:t>撒下24:25</w:t>
-        </w:r>
-      </w:hyperlink>
-      <w:r>
-        <w:rPr>
-          <w:lang w:val="zh_TW" w:bidi="zh_TW"/>
-        </w:rPr>
-        <w:t>）。禾場是一個平坦的地方，用來將穀物與莖分開。</w:t>
-      </w:r>
-    </w:p>
-    <w:p>
-      <w:pPr>
-        <w:pStyle w:val="ListBullet"/>
-        <w:spacing w:line="240" w:lineRule="auto"/>
-        <w:ind w:left="720"/>
-      </w:pPr>
-      <w:r>
-        <w:rPr>
-          <w:lang w:val="zh_TW" w:bidi="zh_TW"/>
-        </w:rPr>
-      </w:r>
-      <w:r>
-        <w:rPr>
-          <w:lang w:val="zh_TW" w:bidi="zh_TW"/>
-        </w:rPr>
-        <w:t>以利亞在迦密山上築了一座壇（</w:t>
-      </w:r>
-      <w:hyperlink r:id="rId40">
-        <w:r>
-          <w:rPr>
-            <w:lang w:val="zh_TW" w:bidi="zh_TW"/>
-          </w:rPr>
-          <w:rPr>
-            <w:color w:val="0000EE"/>
-            <w:u w:val="single"/>
-          </w:rPr>
-          <w:t>王上18:30</w:t>
-        </w:r>
-      </w:hyperlink>
-      <w:r>
-        <w:rPr>
-          <w:lang w:val="zh_TW" w:bidi="zh_TW"/>
-        </w:rPr>
-        <w:t>）。</w:t>
-      </w:r>
-    </w:p>
-    <w:p>
-      <w:pPr/>
-      <w:r>
-        <w:rPr>
-          <w:lang w:val="zh_TW" w:bidi="zh_TW"/>
-        </w:rPr>
-      </w:r>
-      <w:r>
-        <w:rPr>
-          <w:lang w:val="zh_TW" w:bidi="zh_TW"/>
-        </w:rPr>
-        <w:t>除了以利亞在迦密山上的祭壇外，人們在所羅門建成聖殿之前築了這些祭壇。</w:t>
-      </w:r>
-    </w:p>
-    <w:p>
-      <w:pPr/>
-      <w:r>
-        <w:rPr>
-          <w:lang w:val="zh_TW" w:bidi="zh_TW"/>
-        </w:rPr>
-      </w:r>
-      <w:r>
-        <w:rPr>
-          <w:lang w:val="zh_TW" w:bidi="zh_TW"/>
-        </w:rPr>
-        <w:t>如同會幕，所羅門的聖殿也有兩座祭壇。其中一座為銅製壇，長寬各20肘（約7.6公尺或25英尺），高10肘（約3.8公尺或12.5英尺），是聖殿敬拜的中心。亞哈斯王奉亞述王提革拉·毗列色之命，將銅壇從原來的位置移除（</w:t>
-      </w:r>
-      <w:hyperlink r:id="rId41">
-        <w:r>
-          <w:rPr>
-            <w:lang w:val="zh_TW" w:bidi="zh_TW"/>
-          </w:rPr>
-          <w:rPr>
-            <w:color w:val="0000EE"/>
-            <w:u w:val="single"/>
-          </w:rPr>
-          <w:t>王下16:14</w:t>
-        </w:r>
-      </w:hyperlink>
-      <w:r>
-        <w:rPr>
-          <w:lang w:val="zh_TW" w:bidi="zh_TW"/>
-        </w:rPr>
-        <w:t>）。後來希西家又把它復歸原處（</w:t>
-      </w:r>
-      <w:hyperlink r:id="rId42">
-        <w:r>
-          <w:rPr>
-            <w:lang w:val="zh_TW" w:bidi="zh_TW"/>
-          </w:rPr>
-          <w:rPr>
-            <w:color w:val="0000EE"/>
-            <w:u w:val="single"/>
-          </w:rPr>
-          <w:t>代下29:18</w:t>
-        </w:r>
-      </w:hyperlink>
-      <w:r>
-        <w:rPr>
-          <w:lang w:val="zh_TW" w:bidi="zh_TW"/>
-        </w:rPr>
-        <w:t>）。另一座為燒香的壇，以香柏木製成、包裹着金，立在幔子前（</w:t>
-      </w:r>
-      <w:hyperlink r:id="rId43">
-        <w:r>
-          <w:rPr>
-            <w:lang w:val="zh_TW" w:bidi="zh_TW"/>
-          </w:rPr>
-          <w:rPr>
-            <w:color w:val="0000EE"/>
-            <w:u w:val="single"/>
-          </w:rPr>
-          <w:t>王上6:20–22</w:t>
-        </w:r>
-      </w:hyperlink>
-      <w:r>
-        <w:rPr>
-          <w:lang w:val="zh_TW" w:bidi="zh_TW"/>
-        </w:rPr>
-        <w:t>）。</w:t>
-      </w:r>
-    </w:p>
-    <w:p>
-      <w:pPr/>
-      <w:r>
-        <w:rPr>
-          <w:lang w:val="zh_TW" w:bidi="zh_TW"/>
-        </w:rPr>
-      </w:r>
-      <w:r>
-        <w:rPr>
-          <w:lang w:val="zh_TW" w:bidi="zh_TW"/>
-        </w:rPr>
-        <w:t>所羅門聖殿被毀、猶太人被擄之後，先知以西結曾在異象中看見聖殿復興。異象中的燔祭壇分三層上升，高達10肘（約5.3公尺或17.5英尺），其底座約為20平方肘（約10.6公尺或35英尺）。這座尺寸特別巨大的祭壇，凸顯出以色列對贖罪的迫切需要（</w:t>
-      </w:r>
-      <w:hyperlink r:id="rId44">
-        <w:r>
-          <w:rPr>
-            <w:lang w:val="zh_TW" w:bidi="zh_TW"/>
-          </w:rPr>
-          <w:rPr>
-            <w:color w:val="0000EE"/>
-            <w:u w:val="single"/>
-          </w:rPr>
-          <w:t>結43:13–17</w:t>
-        </w:r>
-      </w:hyperlink>
-      <w:r>
-        <w:rPr>
-          <w:lang w:val="zh_TW" w:bidi="zh_TW"/>
-        </w:rPr>
-        <w:t>）。在該異象中並未提到燒香的壇。</w:t>
-      </w:r>
-    </w:p>
-    <w:p>
-      <w:pPr/>
-      <w:r>
-        <w:rPr>
-          <w:lang w:val="zh_TW" w:bidi="zh_TW"/>
-        </w:rPr>
-      </w:r>
-      <w:r>
-        <w:rPr>
-          <w:lang w:val="zh_TW" w:bidi="zh_TW"/>
-        </w:rPr>
-        <w:t>所羅巴伯曾築燔祭壇（</w:t>
-      </w:r>
-      <w:hyperlink r:id="rId45">
-        <w:r>
-          <w:rPr>
-            <w:lang w:val="zh_TW" w:bidi="zh_TW"/>
-          </w:rPr>
-          <w:rPr>
-            <w:color w:val="0000EE"/>
-            <w:u w:val="single"/>
-          </w:rPr>
-          <w:t>拉3:2</w:t>
-        </w:r>
-      </w:hyperlink>
-      <w:r>
-        <w:rPr>
-          <w:lang w:val="zh_TW" w:bidi="zh_TW"/>
-        </w:rPr>
-        <w:t>）。安提阿古·伊皮法尼則褻瀆此壇，使其不潔；他可能是在其上設立宙斯的像（</w:t>
-      </w:r>
-      <w:hyperlink r:id="rId46">
-        <w:r>
-          <w:rPr>
-            <w:lang w:val="zh_TW" w:bidi="zh_TW"/>
-          </w:rPr>
-          <w:rPr>
-            <w:color w:val="0000EE"/>
-            <w:u w:val="single"/>
-          </w:rPr>
-          <w:t>馬加比一書1:54</w:t>
-        </w:r>
-      </w:hyperlink>
-      <w:r>
-        <w:rPr>
-          <w:lang w:val="zh_TW" w:bidi="zh_TW"/>
-        </w:rPr>
-        <w:t>）。當時亦有香壇；安提阿古·伊皮法尼於公元前169年移走金香壇（</w:t>
-      </w:r>
-      <w:hyperlink r:id="rId46">
-        <w:r>
-          <w:rPr>
-            <w:lang w:val="zh_TW" w:bidi="zh_TW"/>
-          </w:rPr>
-          <w:rPr>
-            <w:color w:val="0000EE"/>
-            <w:u w:val="single"/>
-          </w:rPr>
-          <w:t>馬加比一書</w:t>
-        </w:r>
-      </w:hyperlink>
-      <w:hyperlink r:id="rId47">
-        <w:r>
-          <w:rPr>
-            <w:lang w:val="zh_TW" w:bidi="zh_TW"/>
-          </w:rPr>
-          <w:rPr>
-            <w:color w:val="0000EE"/>
-            <w:u w:val="single"/>
-          </w:rPr>
-          <w:t>1:21</w:t>
-        </w:r>
-      </w:hyperlink>
-      <w:r>
-        <w:rPr>
-          <w:lang w:val="zh_TW" w:bidi="zh_TW"/>
-        </w:rPr>
-        <w:t>）。這兩個壇後來都被猶大·馬加比修復（</w:t>
-      </w:r>
-      <w:hyperlink r:id="rId46">
-        <w:r>
-          <w:rPr>
-            <w:lang w:val="zh_TW" w:bidi="zh_TW"/>
-          </w:rPr>
-          <w:rPr>
-            <w:color w:val="0000EE"/>
-            <w:u w:val="single"/>
-          </w:rPr>
-          <w:t>馬加比一書</w:t>
-        </w:r>
-      </w:hyperlink>
-      <w:hyperlink r:id="rId48">
-        <w:r>
-          <w:rPr>
-            <w:lang w:val="zh_TW" w:bidi="zh_TW"/>
-          </w:rPr>
-          <w:rPr>
-            <w:color w:val="0000EE"/>
-            <w:u w:val="single"/>
-          </w:rPr>
-          <w:t>4:44–49</w:t>
-        </w:r>
-      </w:hyperlink>
-      <w:r>
-        <w:rPr>
-          <w:lang w:val="zh_TW" w:bidi="zh_TW"/>
-        </w:rPr>
-        <w:t>）。</w:t>
-      </w:r>
-    </w:p>
-    <w:p>
-      <w:pPr/>
-      <w:r>
-        <w:rPr>
-          <w:lang w:val="zh_TW" w:bidi="zh_TW"/>
-        </w:rPr>
-      </w:r>
-      <w:r>
-        <w:rPr>
-          <w:lang w:val="zh_TW" w:bidi="zh_TW"/>
-        </w:rPr>
-        <w:t>基督徒敬拜不再需要獻祭用的祭壇，因耶穌基督的死已成為最終的贖罪祭。聖經中經常提到燔祭壇和香壇（</w:t>
-      </w:r>
-      <w:hyperlink r:id="rId49">
-        <w:r>
-          <w:rPr>
-            <w:lang w:val="zh_TW" w:bidi="zh_TW"/>
-          </w:rPr>
-          <w:rPr>
-            <w:color w:val="0000EE"/>
-            <w:u w:val="single"/>
-          </w:rPr>
-          <w:t>太5:23–24</w:t>
-        </w:r>
-      </w:hyperlink>
-      <w:r>
-        <w:rPr>
-          <w:lang w:val="zh_TW" w:bidi="zh_TW"/>
-        </w:rPr>
-        <w:t>，</w:t>
-      </w:r>
-      <w:hyperlink r:id="rId50">
-        <w:r>
-          <w:rPr>
-            <w:lang w:val="zh_TW" w:bidi="zh_TW"/>
-          </w:rPr>
-          <w:rPr>
-            <w:color w:val="0000EE"/>
-            <w:u w:val="single"/>
-          </w:rPr>
-          <w:t>23:18–20</w:t>
-        </w:r>
-      </w:hyperlink>
-      <w:r>
-        <w:rPr>
-          <w:lang w:val="zh_TW" w:bidi="zh_TW"/>
-        </w:rPr>
-        <w:t>、</w:t>
-      </w:r>
-      <w:hyperlink r:id="rId50">
-        <w:r>
-          <w:rPr>
-            <w:lang w:val="zh_TW" w:bidi="zh_TW"/>
-          </w:rPr>
-          <w:rPr>
-            <w:color w:val="0000EE"/>
-            <w:u w:val="single"/>
-          </w:rPr>
-          <w:t>35</w:t>
-        </w:r>
-      </w:hyperlink>
-      <w:r>
-        <w:rPr>
-          <w:lang w:val="zh_TW" w:bidi="zh_TW"/>
-        </w:rPr>
-        <w:t>；</w:t>
-      </w:r>
-      <w:hyperlink r:id="rId51">
-        <w:r>
-          <w:rPr>
-            <w:lang w:val="zh_TW" w:bidi="zh_TW"/>
-          </w:rPr>
-          <w:rPr>
-            <w:color w:val="0000EE"/>
-            <w:u w:val="single"/>
-          </w:rPr>
-          <w:t>路11:51</w:t>
-        </w:r>
-      </w:hyperlink>
-      <w:r>
-        <w:rPr>
-          <w:lang w:val="zh_TW" w:bidi="zh_TW"/>
-        </w:rPr>
-        <w:t>；</w:t>
-      </w:r>
-      <w:hyperlink r:id="rId52">
-        <w:r>
-          <w:rPr>
-            <w:lang w:val="zh_TW" w:bidi="zh_TW"/>
-          </w:rPr>
-          <w:rPr>
-            <w:color w:val="0000EE"/>
-            <w:u w:val="single"/>
-          </w:rPr>
-          <w:t>林前9:13</w:t>
-        </w:r>
-      </w:hyperlink>
-      <w:r>
-        <w:rPr>
-          <w:lang w:val="zh_TW" w:bidi="zh_TW"/>
-        </w:rPr>
-        <w:t>，</w:t>
-      </w:r>
-      <w:hyperlink r:id="rId53">
-        <w:r>
-          <w:rPr>
-            <w:lang w:val="zh_TW" w:bidi="zh_TW"/>
-          </w:rPr>
-          <w:rPr>
-            <w:color w:val="0000EE"/>
-            <w:u w:val="single"/>
-          </w:rPr>
-          <w:t>10:18</w:t>
-        </w:r>
-      </w:hyperlink>
-      <w:r>
-        <w:rPr>
-          <w:lang w:val="zh_TW" w:bidi="zh_TW"/>
-        </w:rPr>
-        <w:t>；</w:t>
-      </w:r>
-      <w:hyperlink r:id="rId54">
-        <w:r>
-          <w:rPr>
-            <w:lang w:val="zh_TW" w:bidi="zh_TW"/>
-          </w:rPr>
-          <w:rPr>
-            <w:color w:val="0000EE"/>
-            <w:u w:val="single"/>
-          </w:rPr>
-          <w:t>來7:13</w:t>
-        </w:r>
-      </w:hyperlink>
-      <w:r>
-        <w:rPr>
-          <w:lang w:val="zh_TW" w:bidi="zh_TW"/>
-        </w:rPr>
-        <w:t>；</w:t>
-      </w:r>
-      <w:hyperlink r:id="rId55">
-        <w:r>
-          <w:rPr>
-            <w:lang w:val="zh_TW" w:bidi="zh_TW"/>
-          </w:rPr>
-          <w:rPr>
-            <w:color w:val="0000EE"/>
-            <w:u w:val="single"/>
-          </w:rPr>
-          <w:t>啟11:1</w:t>
-        </w:r>
-      </w:hyperlink>
-      <w:r>
-        <w:rPr>
-          <w:lang w:val="zh_TW" w:bidi="zh_TW"/>
-        </w:rPr>
-        <w:t>）。其中有些經文指的是地上的聖殿（</w:t>
-      </w:r>
-      <w:hyperlink r:id="rId56">
-        <w:r>
-          <w:rPr>
-            <w:lang w:val="zh_TW" w:bidi="zh_TW"/>
-          </w:rPr>
-          <w:rPr>
-            <w:color w:val="0000EE"/>
-            <w:u w:val="single"/>
-          </w:rPr>
-          <w:t>路1:11</w:t>
-        </w:r>
-      </w:hyperlink>
-      <w:r>
-        <w:rPr>
-          <w:lang w:val="zh_TW" w:bidi="zh_TW"/>
-        </w:rPr>
-        <w:t>）。其它經文則指的是天上的聖殿（</w:t>
-      </w:r>
-      <w:hyperlink r:id="rId57">
-        <w:r>
-          <w:rPr>
-            <w:lang w:val="zh_TW" w:bidi="zh_TW"/>
-          </w:rPr>
-          <w:rPr>
-            <w:color w:val="0000EE"/>
-            <w:u w:val="single"/>
-          </w:rPr>
-          <w:t>啟6:9</w:t>
-        </w:r>
-      </w:hyperlink>
-      <w:r>
-        <w:rPr>
-          <w:lang w:val="zh_TW" w:bidi="zh_TW"/>
-        </w:rPr>
-        <w:t>，</w:t>
-      </w:r>
-      <w:hyperlink r:id="rId58">
-        <w:r>
-          <w:rPr>
-            <w:lang w:val="zh_TW" w:bidi="zh_TW"/>
-          </w:rPr>
-          <w:rPr>
-            <w:color w:val="0000EE"/>
-            <w:u w:val="single"/>
-          </w:rPr>
-          <w:t>8:5</w:t>
-        </w:r>
-      </w:hyperlink>
-      <w:r>
-        <w:rPr>
-          <w:lang w:val="zh_TW" w:bidi="zh_TW"/>
-        </w:rPr>
-        <w:t>，</w:t>
-      </w:r>
-      <w:hyperlink r:id="rId59">
-        <w:r>
-          <w:rPr>
-            <w:lang w:val="zh_TW" w:bidi="zh_TW"/>
-          </w:rPr>
-          <w:rPr>
-            <w:color w:val="0000EE"/>
-            <w:u w:val="single"/>
-          </w:rPr>
-          <w:t>9:13</w:t>
-        </w:r>
-      </w:hyperlink>
-      <w:r>
-        <w:rPr>
-          <w:lang w:val="zh_TW" w:bidi="zh_TW"/>
-        </w:rPr>
-        <w:t>）。</w:t>
-      </w:r>
-    </w:p>
-    <w:p>
-      <w:pPr/>
-      <w:r>
-        <w:rPr>
-          <w:lang w:val="zh_TW" w:bidi="zh_TW"/>
-        </w:rPr>
-      </w:r>
-      <w:r>
-        <w:rPr>
-          <w:i/>
-          <w:lang w:val="zh_TW" w:bidi="zh_TW"/>
-        </w:rPr>
-        <w:t>另見</w:t>
-      </w:r>
-      <w:r>
-        <w:rPr>
-          <w:lang w:val="zh_TW" w:bidi="zh_TW"/>
-        </w:rPr>
-        <w:t>會幕</w:t>
-      </w:r>
-      <w:r>
-        <w:rPr>
-          <w:lang w:val="zh_TW" w:bidi="zh_TW"/>
-        </w:rPr>
-        <w:t>；</w:t>
-      </w:r>
-      <w:r>
-        <w:rPr>
-          <w:lang w:val="zh_TW" w:bidi="zh_TW"/>
-        </w:rPr>
-        <w:t>聖殿</w:t>
-      </w:r>
-      <w:r>
-        <w:rPr>
-          <w:lang w:val="zh_TW" w:bidi="zh_TW"/>
-        </w:rPr>
-        <w:t>。</w:t>
+        <w:t>中所提到的散送冥人。此外，這兩處經文在提及他們時，都將其與何利人、以米人和利乏音人等巨人族聯繫在一起。</w:t>
       </w:r>
       <w:r>
         <w:rPr>

--- a/zht/docx/159.content.docx
+++ b/zht/docx/159.content.docx
@@ -149,7 +149,7 @@
         <w:rPr>
           <w:lang w:val="zh_TW" w:bidi="zh_TW"/>
         </w:rPr>
-        <w:t>su</w:t>
+        <w:t>shun</w:t>
       </w:r>
       <w:r>
         <w:rPr>
@@ -212,7 +212,7 @@
         <w:rPr>
           <w:lang w:val="zh_TW" w:bidi="zh_TW"/>
         </w:rPr>
-        <w:t>蘇西人</w:t>
+        <w:t>順服</w:t>
       </w:r>
       <w:r>
         <w:rPr>
@@ -231,19 +231,21 @@
         <w:rPr>
           <w:lang w:val="zh_TW" w:bidi="zh_TW"/>
         </w:rPr>
-        <w:t>這是當時被</w:t>
-      </w:r>
-      <w:r>
-        <w:rPr>
-          <w:lang w:val="zh_TW" w:bidi="zh_TW"/>
-        </w:rPr>
-        <w:t>基大老瑪</w:t>
-      </w:r>
-      <w:r>
-        <w:rPr>
-          <w:lang w:val="zh_TW" w:bidi="zh_TW"/>
-        </w:rPr>
-        <w:t>聯軍擊潰的王國之一（</w:t>
+        <w:t>服從權威的約束或命令的行為或實例，這是對上級要求或請求的服從。希伯來文和希臘文中，表示順服的一般詞語都指聽從或聆聽上級權威的命令。另一個重要的希臘文詞彙包含了服從權威的意思，表示將自己安排在有指揮權的人之下。第三個希臘文詞彙則表明順服更多是出於說服力而非單純的服從。</w:t>
+      </w:r>
+    </w:p>
+    <w:p>
+      <w:pPr/>
+      <w:r>
+        <w:rPr>
+          <w:lang w:val="zh_TW" w:bidi="zh_TW"/>
+        </w:rPr>
+      </w:r>
+      <w:r>
+        <w:rPr>
+          <w:lang w:val="zh_TW" w:bidi="zh_TW"/>
+        </w:rPr>
+        <w:t>順服神和人的權柄是舊約和新約中強調的義務。亞伯拉罕在一次事件中因為聽從神的命令，把以撒獻在祭壇上，而得到更多的祝福（</w:t>
       </w:r>
       <w:hyperlink r:id="rId13">
         <w:r>
@@ -254,14 +256,14 @@
             <w:color w:val="0000EE"/>
             <w:u w:val="single"/>
           </w:rPr>
-          <w:t>創14:5</w:t>
+          <w:t>創22:18</w:t>
         </w:r>
       </w:hyperlink>
       <w:r>
         <w:rPr>
           <w:lang w:val="zh_TW" w:bidi="zh_TW"/>
         </w:rPr>
-        <w:t>），經文記載他們在含居住。由於基大老瑪大軍當時主要是沿著君王大道（King’s Highway）由北往南推進，因此蘇西人的所在地很可能是位於亞嫩河以北。考量到兩者在地理位置上的鄰近性，這些蘇西人或許就是</w:t>
+        <w:t>；參</w:t>
       </w:r>
       <w:hyperlink r:id="rId14">
         <w:r>
@@ -272,14 +274,786 @@
             <w:color w:val="0000EE"/>
             <w:u w:val="single"/>
           </w:rPr>
-          <w:t>申命記二章20節</w:t>
+          <w:t>26:5</w:t>
         </w:r>
       </w:hyperlink>
       <w:r>
         <w:rPr>
           <w:lang w:val="zh_TW" w:bidi="zh_TW"/>
         </w:rPr>
-        <w:t>中所提到的散送冥人。此外，這兩處經文在提及他們時，都將其與何利人、以米人和利乏音人等巨人族聯繫在一起。</w:t>
+        <w:t>）。神會繼續祝福以色列，因為在西奈山立了約，但這取決於他們是否聽從神的聲音並遵守神的約（</w:t>
+      </w:r>
+      <w:hyperlink r:id="rId15">
+        <w:r>
+          <w:rPr>
+            <w:lang w:val="zh_TW" w:bidi="zh_TW"/>
+          </w:rPr>
+          <w:rPr>
+            <w:color w:val="0000EE"/>
+            <w:u w:val="single"/>
+          </w:rPr>
+          <w:t>出19:5</w:t>
+        </w:r>
+      </w:hyperlink>
+      <w:r>
+        <w:rPr>
+          <w:lang w:val="zh_TW" w:bidi="zh_TW"/>
+        </w:rPr>
+        <w:t>）。當他們即將進入迦南時，摩西將祝福和詛咒擺在以色列人面前——若他們聽從並遵守耶和華的誡命，便得祝福；若不聽從，便遭詛咒（</w:t>
+      </w:r>
+      <w:hyperlink r:id="rId16">
+        <w:r>
+          <w:rPr>
+            <w:lang w:val="zh_TW" w:bidi="zh_TW"/>
+          </w:rPr>
+          <w:rPr>
+            <w:color w:val="0000EE"/>
+            <w:u w:val="single"/>
+          </w:rPr>
+          <w:t>申11:22–28</w:t>
+        </w:r>
+      </w:hyperlink>
+      <w:r>
+        <w:rPr>
+          <w:lang w:val="zh_TW" w:bidi="zh_TW"/>
+        </w:rPr>
+        <w:t>）。</w:t>
+      </w:r>
+    </w:p>
+    <w:p>
+      <w:pPr/>
+      <w:r>
+        <w:rPr>
+          <w:lang w:val="zh_TW" w:bidi="zh_TW"/>
+        </w:rPr>
+      </w:r>
+      <w:r>
+        <w:rPr>
+          <w:lang w:val="zh_TW" w:bidi="zh_TW"/>
+        </w:rPr>
+        <w:t>申命記警告說，頑梗悖逆的兒子首先會受到懲罰，如果他們執意不聽，最終會被石頭打死（</w:t>
+      </w:r>
+      <w:hyperlink r:id="rId17">
+        <w:r>
+          <w:rPr>
+            <w:lang w:val="zh_TW" w:bidi="zh_TW"/>
+          </w:rPr>
+          <w:rPr>
+            <w:color w:val="0000EE"/>
+            <w:u w:val="single"/>
+          </w:rPr>
+          <w:t>申21:18–21</w:t>
+        </w:r>
+      </w:hyperlink>
+      <w:r>
+        <w:rPr>
+          <w:lang w:val="zh_TW" w:bidi="zh_TW"/>
+        </w:rPr>
+        <w:t>）。</w:t>
+      </w:r>
+    </w:p>
+    <w:p>
+      <w:pPr/>
+      <w:r>
+        <w:rPr>
+          <w:lang w:val="zh_TW" w:bidi="zh_TW"/>
+        </w:rPr>
+      </w:r>
+      <w:r>
+        <w:rPr>
+          <w:lang w:val="zh_TW" w:bidi="zh_TW"/>
+        </w:rPr>
+        <w:t>一個人是否為神的兒女，其標誌之一是持續遵守神的誡命（</w:t>
+      </w:r>
+      <w:hyperlink r:id="rId18">
+        <w:r>
+          <w:rPr>
+            <w:lang w:val="zh_TW" w:bidi="zh_TW"/>
+          </w:rPr>
+          <w:rPr>
+            <w:color w:val="0000EE"/>
+            <w:u w:val="single"/>
+          </w:rPr>
+          <w:t>約一2:3–5</w:t>
+        </w:r>
+      </w:hyperlink>
+      <w:r>
+        <w:rPr>
+          <w:lang w:val="zh_TW" w:bidi="zh_TW"/>
+        </w:rPr>
+        <w:t>）。耶穌說，那些愛祂的人會遵守祂的命令（</w:t>
+      </w:r>
+      <w:hyperlink r:id="rId19">
+        <w:r>
+          <w:rPr>
+            <w:lang w:val="zh_TW" w:bidi="zh_TW"/>
+          </w:rPr>
+          <w:rPr>
+            <w:color w:val="0000EE"/>
+            <w:u w:val="single"/>
+          </w:rPr>
+          <w:t>約14:15</w:t>
+        </w:r>
+      </w:hyperlink>
+      <w:r>
+        <w:rPr>
+          <w:lang w:val="zh_TW" w:bidi="zh_TW"/>
+        </w:rPr>
+        <w:t>）。彼得在談到基督徒時，稱他們為「順命的兒女」（</w:t>
+      </w:r>
+      <w:hyperlink r:id="rId20">
+        <w:r>
+          <w:rPr>
+            <w:lang w:val="zh_TW" w:bidi="zh_TW"/>
+          </w:rPr>
+          <w:rPr>
+            <w:color w:val="0000EE"/>
+            <w:u w:val="single"/>
+          </w:rPr>
+          <w:t>彼前1:14</w:t>
+        </w:r>
+      </w:hyperlink>
+      <w:r>
+        <w:rPr>
+          <w:lang w:val="zh_TW" w:bidi="zh_TW"/>
+        </w:rPr>
+        <w:t>；見</w:t>
+      </w:r>
+      <w:hyperlink r:id="rId21">
+        <w:r>
+          <w:rPr>
+            <w:lang w:val="zh_TW" w:bidi="zh_TW"/>
+          </w:rPr>
+          <w:rPr>
+            <w:color w:val="0000EE"/>
+            <w:u w:val="single"/>
+          </w:rPr>
+          <w:t>來5:9</w:t>
+        </w:r>
+      </w:hyperlink>
+      <w:r>
+        <w:rPr>
+          <w:lang w:val="zh_TW" w:bidi="zh_TW"/>
+        </w:rPr>
+        <w:t>，</w:t>
+      </w:r>
+      <w:hyperlink r:id="rId22">
+        <w:r>
+          <w:rPr>
+            <w:lang w:val="zh_TW" w:bidi="zh_TW"/>
+          </w:rPr>
+          <w:rPr>
+            <w:color w:val="0000EE"/>
+            <w:u w:val="single"/>
+          </w:rPr>
+          <w:t>11:8</w:t>
+        </w:r>
+      </w:hyperlink>
+      <w:r>
+        <w:rPr>
+          <w:lang w:val="zh_TW" w:bidi="zh_TW"/>
+        </w:rPr>
+        <w:t>）。</w:t>
+      </w:r>
+    </w:p>
+    <w:p>
+      <w:pPr/>
+      <w:r>
+        <w:rPr>
+          <w:lang w:val="zh_TW" w:bidi="zh_TW"/>
+        </w:rPr>
+      </w:r>
+      <w:r>
+        <w:rPr>
+          <w:lang w:val="zh_TW" w:bidi="zh_TW"/>
+        </w:rPr>
+        <w:t>基督徒應該順服多種人：</w:t>
+      </w:r>
+    </w:p>
+    <w:p>
+      <w:pPr>
+        <w:pStyle w:val="ListBullet"/>
+        <w:spacing w:line="240" w:lineRule="auto"/>
+        <w:ind w:left="720"/>
+      </w:pPr>
+      <w:r>
+        <w:rPr>
+          <w:lang w:val="zh_TW" w:bidi="zh_TW"/>
+        </w:rPr>
+      </w:r>
+      <w:r>
+        <w:rPr>
+          <w:lang w:val="zh_TW" w:bidi="zh_TW"/>
+        </w:rPr>
+        <w:t>信徒應該順服主（</w:t>
+      </w:r>
+      <w:hyperlink r:id="rId23">
+        <w:r>
+          <w:rPr>
+            <w:lang w:val="zh_TW" w:bidi="zh_TW"/>
+          </w:rPr>
+          <w:rPr>
+            <w:color w:val="0000EE"/>
+            <w:u w:val="single"/>
+          </w:rPr>
+          <w:t>約14:21–24</w:t>
+        </w:r>
+      </w:hyperlink>
+      <w:r>
+        <w:rPr>
+          <w:lang w:val="zh_TW" w:bidi="zh_TW"/>
+        </w:rPr>
+        <w:t>，</w:t>
+      </w:r>
+      <w:hyperlink r:id="rId24">
+        <w:r>
+          <w:rPr>
+            <w:lang w:val="zh_TW" w:bidi="zh_TW"/>
+          </w:rPr>
+          <w:rPr>
+            <w:color w:val="0000EE"/>
+            <w:u w:val="single"/>
+          </w:rPr>
+          <w:t>15:10</w:t>
+        </w:r>
+      </w:hyperlink>
+      <w:r>
+        <w:rPr>
+          <w:lang w:val="zh_TW" w:bidi="zh_TW"/>
+        </w:rPr>
+        <w:t>）。</w:t>
+      </w:r>
+    </w:p>
+    <w:p>
+      <w:pPr>
+        <w:pStyle w:val="ListBullet"/>
+        <w:spacing w:line="240" w:lineRule="auto"/>
+        <w:ind w:left="720"/>
+      </w:pPr>
+      <w:r>
+        <w:rPr>
+          <w:lang w:val="zh_TW" w:bidi="zh_TW"/>
+        </w:rPr>
+      </w:r>
+      <w:r>
+        <w:rPr>
+          <w:lang w:val="zh_TW" w:bidi="zh_TW"/>
+        </w:rPr>
+        <w:t>妻子應該順服丈夫（</w:t>
+      </w:r>
+      <w:hyperlink r:id="rId25">
+        <w:r>
+          <w:rPr>
+            <w:lang w:val="zh_TW" w:bidi="zh_TW"/>
+          </w:rPr>
+          <w:rPr>
+            <w:color w:val="0000EE"/>
+            <w:u w:val="single"/>
+          </w:rPr>
+          <w:t>弗5:22–24</w:t>
+        </w:r>
+      </w:hyperlink>
+      <w:r>
+        <w:rPr>
+          <w:lang w:val="zh_TW" w:bidi="zh_TW"/>
+        </w:rPr>
+        <w:t>；</w:t>
+      </w:r>
+      <w:hyperlink r:id="rId26">
+        <w:r>
+          <w:rPr>
+            <w:lang w:val="zh_TW" w:bidi="zh_TW"/>
+          </w:rPr>
+          <w:rPr>
+            <w:color w:val="0000EE"/>
+            <w:u w:val="single"/>
+          </w:rPr>
+          <w:t>西3:18</w:t>
+        </w:r>
+      </w:hyperlink>
+      <w:r>
+        <w:rPr>
+          <w:lang w:val="zh_TW" w:bidi="zh_TW"/>
+        </w:rPr>
+        <w:t>；</w:t>
+      </w:r>
+      <w:hyperlink r:id="rId27">
+        <w:r>
+          <w:rPr>
+            <w:lang w:val="zh_TW" w:bidi="zh_TW"/>
+          </w:rPr>
+          <w:rPr>
+            <w:color w:val="0000EE"/>
+            <w:u w:val="single"/>
+          </w:rPr>
+          <w:t>多2:5</w:t>
+        </w:r>
+      </w:hyperlink>
+      <w:r>
+        <w:rPr>
+          <w:lang w:val="zh_TW" w:bidi="zh_TW"/>
+        </w:rPr>
+        <w:t>；</w:t>
+      </w:r>
+      <w:hyperlink r:id="rId28">
+        <w:r>
+          <w:rPr>
+            <w:lang w:val="zh_TW" w:bidi="zh_TW"/>
+          </w:rPr>
+          <w:rPr>
+            <w:color w:val="0000EE"/>
+            <w:u w:val="single"/>
+          </w:rPr>
+          <w:t>彼前3:1、5</w:t>
+        </w:r>
+      </w:hyperlink>
+      <w:r>
+        <w:rPr>
+          <w:lang w:val="zh_TW" w:bidi="zh_TW"/>
+        </w:rPr>
+        <w:t>）。</w:t>
+      </w:r>
+    </w:p>
+    <w:p>
+      <w:pPr>
+        <w:pStyle w:val="ListBullet"/>
+        <w:spacing w:line="240" w:lineRule="auto"/>
+        <w:ind w:left="720"/>
+      </w:pPr>
+      <w:r>
+        <w:rPr>
+          <w:lang w:val="zh_TW" w:bidi="zh_TW"/>
+        </w:rPr>
+      </w:r>
+      <w:r>
+        <w:rPr>
+          <w:lang w:val="zh_TW" w:bidi="zh_TW"/>
+        </w:rPr>
+        <w:t>兒女要聽從父母（</w:t>
+      </w:r>
+      <w:hyperlink r:id="rId29">
+        <w:r>
+          <w:rPr>
+            <w:lang w:val="zh_TW" w:bidi="zh_TW"/>
+          </w:rPr>
+          <w:rPr>
+            <w:color w:val="0000EE"/>
+            <w:u w:val="single"/>
+          </w:rPr>
+          <w:t>弗6:1</w:t>
+        </w:r>
+      </w:hyperlink>
+      <w:r>
+        <w:rPr>
+          <w:lang w:val="zh_TW" w:bidi="zh_TW"/>
+        </w:rPr>
+        <w:t>；</w:t>
+      </w:r>
+      <w:hyperlink r:id="rId30">
+        <w:r>
+          <w:rPr>
+            <w:lang w:val="zh_TW" w:bidi="zh_TW"/>
+          </w:rPr>
+          <w:rPr>
+            <w:color w:val="0000EE"/>
+            <w:u w:val="single"/>
+          </w:rPr>
+          <w:t>西3:20</w:t>
+        </w:r>
+      </w:hyperlink>
+      <w:r>
+        <w:rPr>
+          <w:lang w:val="zh_TW" w:bidi="zh_TW"/>
+        </w:rPr>
+        <w:t>）。</w:t>
+      </w:r>
+    </w:p>
+    <w:p>
+      <w:pPr>
+        <w:pStyle w:val="ListBullet"/>
+        <w:spacing w:line="240" w:lineRule="auto"/>
+        <w:ind w:left="720"/>
+      </w:pPr>
+      <w:r>
+        <w:rPr>
+          <w:lang w:val="zh_TW" w:bidi="zh_TW"/>
+        </w:rPr>
+      </w:r>
+      <w:r>
+        <w:rPr>
+          <w:lang w:val="zh_TW" w:bidi="zh_TW"/>
+        </w:rPr>
+        <w:t>公民應該順服政府官員（</w:t>
+      </w:r>
+      <w:hyperlink r:id="rId31">
+        <w:r>
+          <w:rPr>
+            <w:lang w:val="zh_TW" w:bidi="zh_TW"/>
+          </w:rPr>
+          <w:rPr>
+            <w:color w:val="0000EE"/>
+            <w:u w:val="single"/>
+          </w:rPr>
+          <w:t>羅13:1–7</w:t>
+        </w:r>
+      </w:hyperlink>
+      <w:r>
+        <w:rPr>
+          <w:lang w:val="zh_TW" w:bidi="zh_TW"/>
+        </w:rPr>
+        <w:t>；</w:t>
+      </w:r>
+      <w:hyperlink r:id="rId32">
+        <w:r>
+          <w:rPr>
+            <w:lang w:val="zh_TW" w:bidi="zh_TW"/>
+          </w:rPr>
+          <w:rPr>
+            <w:color w:val="0000EE"/>
+            <w:u w:val="single"/>
+          </w:rPr>
+          <w:t>多3:1</w:t>
+        </w:r>
+      </w:hyperlink>
+      <w:r>
+        <w:rPr>
+          <w:lang w:val="zh_TW" w:bidi="zh_TW"/>
+        </w:rPr>
+        <w:t>；</w:t>
+      </w:r>
+      <w:hyperlink r:id="rId33">
+        <w:r>
+          <w:rPr>
+            <w:lang w:val="zh_TW" w:bidi="zh_TW"/>
+          </w:rPr>
+          <w:rPr>
+            <w:color w:val="0000EE"/>
+            <w:u w:val="single"/>
+          </w:rPr>
+          <w:t>彼前2:13–14</w:t>
+        </w:r>
+      </w:hyperlink>
+      <w:r>
+        <w:rPr>
+          <w:lang w:val="zh_TW" w:bidi="zh_TW"/>
+        </w:rPr>
+        <w:t>）。</w:t>
+      </w:r>
+    </w:p>
+    <w:p>
+      <w:pPr>
+        <w:pStyle w:val="ListBullet"/>
+        <w:spacing w:line="240" w:lineRule="auto"/>
+        <w:ind w:left="720"/>
+      </w:pPr>
+      <w:r>
+        <w:rPr>
+          <w:lang w:val="zh_TW" w:bidi="zh_TW"/>
+        </w:rPr>
+      </w:r>
+      <w:r>
+        <w:rPr>
+          <w:lang w:val="zh_TW" w:bidi="zh_TW"/>
+        </w:rPr>
+        <w:t>僕人應該順服主人（</w:t>
+      </w:r>
+      <w:hyperlink r:id="rId34">
+        <w:r>
+          <w:rPr>
+            <w:lang w:val="zh_TW" w:bidi="zh_TW"/>
+          </w:rPr>
+          <w:rPr>
+            <w:color w:val="0000EE"/>
+            <w:u w:val="single"/>
+          </w:rPr>
+          <w:t>弗6:5</w:t>
+        </w:r>
+      </w:hyperlink>
+      <w:r>
+        <w:rPr>
+          <w:lang w:val="zh_TW" w:bidi="zh_TW"/>
+        </w:rPr>
+        <w:t>；</w:t>
+      </w:r>
+      <w:hyperlink r:id="rId35">
+        <w:r>
+          <w:rPr>
+            <w:lang w:val="zh_TW" w:bidi="zh_TW"/>
+          </w:rPr>
+          <w:rPr>
+            <w:color w:val="0000EE"/>
+            <w:u w:val="single"/>
+          </w:rPr>
+          <w:t>西3:22</w:t>
+        </w:r>
+      </w:hyperlink>
+      <w:r>
+        <w:rPr>
+          <w:lang w:val="zh_TW" w:bidi="zh_TW"/>
+        </w:rPr>
+        <w:t>；</w:t>
+      </w:r>
+      <w:hyperlink r:id="rId36">
+        <w:r>
+          <w:rPr>
+            <w:lang w:val="zh_TW" w:bidi="zh_TW"/>
+          </w:rPr>
+          <w:rPr>
+            <w:color w:val="0000EE"/>
+            <w:u w:val="single"/>
+          </w:rPr>
+          <w:t>多2:9</w:t>
+        </w:r>
+      </w:hyperlink>
+      <w:r>
+        <w:rPr>
+          <w:lang w:val="zh_TW" w:bidi="zh_TW"/>
+        </w:rPr>
+        <w:t>；</w:t>
+      </w:r>
+      <w:hyperlink r:id="rId37">
+        <w:r>
+          <w:rPr>
+            <w:lang w:val="zh_TW" w:bidi="zh_TW"/>
+          </w:rPr>
+          <w:rPr>
+            <w:color w:val="0000EE"/>
+            <w:u w:val="single"/>
+          </w:rPr>
+          <w:t>彼前2:18</w:t>
+        </w:r>
+      </w:hyperlink>
+      <w:r>
+        <w:rPr>
+          <w:lang w:val="zh_TW" w:bidi="zh_TW"/>
+        </w:rPr>
+        <w:t>）。</w:t>
+      </w:r>
+    </w:p>
+    <w:p>
+      <w:pPr/>
+      <w:r>
+        <w:rPr>
+          <w:lang w:val="zh_TW" w:bidi="zh_TW"/>
+        </w:rPr>
+      </w:r>
+      <w:r>
+        <w:rPr>
+          <w:lang w:val="zh_TW" w:bidi="zh_TW"/>
+        </w:rPr>
+        <w:t>然而，儘管聖經非常強調順服，但這種順服從未成為在神面前稱義的基礎。保羅宣稱救恩是神的恩賜，會產生善行（</w:t>
+      </w:r>
+      <w:hyperlink r:id="rId38">
+        <w:r>
+          <w:rPr>
+            <w:lang w:val="zh_TW" w:bidi="zh_TW"/>
+          </w:rPr>
+          <w:rPr>
+            <w:color w:val="0000EE"/>
+            <w:u w:val="single"/>
+          </w:rPr>
+          <w:t>弗2:8–10</w:t>
+        </w:r>
+      </w:hyperlink>
+      <w:r>
+        <w:rPr>
+          <w:lang w:val="zh_TW" w:bidi="zh_TW"/>
+        </w:rPr>
+        <w:t>）。同樣，雅各也談到順服的行為是出於信心（</w:t>
+      </w:r>
+      <w:hyperlink r:id="rId39">
+        <w:r>
+          <w:rPr>
+            <w:lang w:val="zh_TW" w:bidi="zh_TW"/>
+          </w:rPr>
+          <w:rPr>
+            <w:color w:val="0000EE"/>
+            <w:u w:val="single"/>
+          </w:rPr>
+          <w:t>雅2:14–26</w:t>
+        </w:r>
+      </w:hyperlink>
+      <w:r>
+        <w:rPr>
+          <w:lang w:val="zh_TW" w:bidi="zh_TW"/>
+        </w:rPr>
+        <w:t>）。</w:t>
+      </w:r>
+    </w:p>
+    <w:p>
+      <w:pPr/>
+      <w:r>
+        <w:rPr>
+          <w:lang w:val="zh_TW" w:bidi="zh_TW"/>
+        </w:rPr>
+      </w:r>
+      <w:r>
+        <w:rPr>
+          <w:lang w:val="zh_TW" w:bidi="zh_TW"/>
+        </w:rPr>
+        <w:t>耶穌自己在被出賣的那夜，重複強調對祂的愛是以遵守祂的誡命來衡量的（</w:t>
+      </w:r>
+      <w:hyperlink r:id="rId19">
+        <w:r>
+          <w:rPr>
+            <w:lang w:val="zh_TW" w:bidi="zh_TW"/>
+          </w:rPr>
+          <w:rPr>
+            <w:color w:val="0000EE"/>
+            <w:u w:val="single"/>
+          </w:rPr>
+          <w:t>約14:15、21、23–24</w:t>
+        </w:r>
+      </w:hyperlink>
+      <w:r>
+        <w:rPr>
+          <w:lang w:val="zh_TW" w:bidi="zh_TW"/>
+        </w:rPr>
+        <w:t>，</w:t>
+      </w:r>
+      <w:hyperlink r:id="rId24">
+        <w:r>
+          <w:rPr>
+            <w:lang w:val="zh_TW" w:bidi="zh_TW"/>
+          </w:rPr>
+          <w:rPr>
+            <w:color w:val="0000EE"/>
+            <w:u w:val="single"/>
+          </w:rPr>
+          <w:t>15:10</w:t>
+        </w:r>
+      </w:hyperlink>
+      <w:r>
+        <w:rPr>
+          <w:lang w:val="zh_TW" w:bidi="zh_TW"/>
+        </w:rPr>
+        <w:t>）。祂也強調，祂對神父的愛是通過遵守父神的命令來表現的（</w:t>
+      </w:r>
+      <w:hyperlink r:id="rId40">
+        <w:r>
+          <w:rPr>
+            <w:lang w:val="zh_TW" w:bidi="zh_TW"/>
+          </w:rPr>
+          <w:rPr>
+            <w:color w:val="0000EE"/>
+            <w:u w:val="single"/>
+          </w:rPr>
+          <w:t>14:31</w:t>
+        </w:r>
+      </w:hyperlink>
+      <w:r>
+        <w:rPr>
+          <w:lang w:val="zh_TW" w:bidi="zh_TW"/>
+        </w:rPr>
+        <w:t>）。聖經提到許多人的順服是出於他們對神的信心和愛（</w:t>
+      </w:r>
+      <w:hyperlink r:id="rId41">
+        <w:r>
+          <w:rPr>
+            <w:lang w:val="zh_TW" w:bidi="zh_TW"/>
+          </w:rPr>
+          <w:rPr>
+            <w:color w:val="0000EE"/>
+            <w:u w:val="single"/>
+          </w:rPr>
+          <w:t>來11章</w:t>
+        </w:r>
+      </w:hyperlink>
+      <w:r>
+        <w:rPr>
+          <w:lang w:val="zh_TW" w:bidi="zh_TW"/>
+        </w:rPr>
+        <w:t>）。例如，亞伯相信神並獻上更美的祭物（</w:t>
+      </w:r>
+      <w:hyperlink r:id="rId42">
+        <w:r>
+          <w:rPr>
+            <w:lang w:val="zh_TW" w:bidi="zh_TW"/>
+          </w:rPr>
+          <w:rPr>
+            <w:color w:val="0000EE"/>
+            <w:u w:val="single"/>
+          </w:rPr>
+          <w:t>4</w:t>
+        </w:r>
+      </w:hyperlink>
+      <w:r>
+        <w:rPr>
+          <w:lang w:val="zh_TW" w:bidi="zh_TW"/>
+        </w:rPr>
+        <w:t>節）。挪亞相信神的話而建造了一艘大船（或方舟；見</w:t>
+      </w:r>
+      <w:hyperlink r:id="rId43">
+        <w:r>
+          <w:rPr>
+            <w:lang w:val="zh_TW" w:bidi="zh_TW"/>
+          </w:rPr>
+          <w:rPr>
+            <w:color w:val="0000EE"/>
+            <w:u w:val="single"/>
+          </w:rPr>
+          <w:t>7</w:t>
+        </w:r>
+      </w:hyperlink>
+      <w:r>
+        <w:rPr>
+          <w:lang w:val="zh_TW" w:bidi="zh_TW"/>
+        </w:rPr>
+        <w:t>節）。亞伯拉罕憑著信心在神的指示下離開吾珥的家，那時他並不知道自己的目的地（</w:t>
+      </w:r>
+      <w:hyperlink r:id="rId22">
+        <w:r>
+          <w:rPr>
+            <w:lang w:val="zh_TW" w:bidi="zh_TW"/>
+          </w:rPr>
+          <w:rPr>
+            <w:color w:val="0000EE"/>
+            <w:u w:val="single"/>
+          </w:rPr>
+          <w:t>8</w:t>
+        </w:r>
+      </w:hyperlink>
+      <w:r>
+        <w:rPr>
+          <w:lang w:val="zh_TW" w:bidi="zh_TW"/>
+        </w:rPr>
+        <w:t>節）。摩西因信神而拒絕了被稱為法老兒子的特權，寧願選擇與神的百姓以色列人同在（</w:t>
+      </w:r>
+      <w:hyperlink r:id="rId44">
+        <w:r>
+          <w:rPr>
+            <w:lang w:val="zh_TW" w:bidi="zh_TW"/>
+          </w:rPr>
+          <w:rPr>
+            <w:color w:val="0000EE"/>
+            <w:u w:val="single"/>
+          </w:rPr>
+          <w:t>24–25</w:t>
+        </w:r>
+      </w:hyperlink>
+      <w:r>
+        <w:rPr>
+          <w:lang w:val="zh_TW" w:bidi="zh_TW"/>
+        </w:rPr>
+        <w:t>節）。信而順服神的最大例子是耶穌基督自己。祂虛己，取了奴僕的形象，謙卑自己，順服至死，甚至死在十字架上（</w:t>
+      </w:r>
+      <w:hyperlink r:id="rId45">
+        <w:r>
+          <w:rPr>
+            <w:lang w:val="zh_TW" w:bidi="zh_TW"/>
+          </w:rPr>
+          <w:rPr>
+            <w:color w:val="0000EE"/>
+            <w:u w:val="single"/>
+          </w:rPr>
+          <w:t>腓2:7–8</w:t>
+        </w:r>
+      </w:hyperlink>
+      <w:r>
+        <w:rPr>
+          <w:lang w:val="zh_TW" w:bidi="zh_TW"/>
+        </w:rPr>
+        <w:t>）。</w:t>
       </w:r>
       <w:r>
         <w:rPr>

--- a/zht/docx/159.content.docx
+++ b/zht/docx/159.content.docx
@@ -247,72 +247,48 @@
         </w:rPr>
         <w:t>順服神和人的權柄是舊約和新約中強調的義務。亞伯拉罕在一次事件中因為聽從神的命令，把以撒獻在祭壇上，而得到更多的祝福（</w:t>
       </w:r>
-      <w:hyperlink r:id="rId13">
-        <w:r>
-          <w:rPr>
-            <w:lang w:val="zh_TW" w:bidi="zh_TW"/>
-          </w:rPr>
-          <w:rPr>
-            <w:color w:val="0000EE"/>
-            <w:u w:val="single"/>
-          </w:rPr>
-          <w:t>創22:18</w:t>
-        </w:r>
-      </w:hyperlink>
+      <w:r>
+        <w:rPr>
+          <w:lang w:val="zh_TW" w:bidi="zh_TW"/>
+        </w:rPr>
+        <w:t>創22:18</w:t>
+      </w:r>
       <w:r>
         <w:rPr>
           <w:lang w:val="zh_TW" w:bidi="zh_TW"/>
         </w:rPr>
         <w:t>；參</w:t>
       </w:r>
-      <w:hyperlink r:id="rId14">
-        <w:r>
-          <w:rPr>
-            <w:lang w:val="zh_TW" w:bidi="zh_TW"/>
-          </w:rPr>
-          <w:rPr>
-            <w:color w:val="0000EE"/>
-            <w:u w:val="single"/>
-          </w:rPr>
-          <w:t>26:5</w:t>
-        </w:r>
-      </w:hyperlink>
+      <w:r>
+        <w:rPr>
+          <w:lang w:val="zh_TW" w:bidi="zh_TW"/>
+        </w:rPr>
+        <w:t>26:5</w:t>
+      </w:r>
       <w:r>
         <w:rPr>
           <w:lang w:val="zh_TW" w:bidi="zh_TW"/>
         </w:rPr>
         <w:t>）。神會繼續祝福以色列，因為在西奈山立了約，但這取決於他們是否聽從神的聲音並遵守神的約（</w:t>
       </w:r>
-      <w:hyperlink r:id="rId15">
-        <w:r>
-          <w:rPr>
-            <w:lang w:val="zh_TW" w:bidi="zh_TW"/>
-          </w:rPr>
-          <w:rPr>
-            <w:color w:val="0000EE"/>
-            <w:u w:val="single"/>
-          </w:rPr>
-          <w:t>出19:5</w:t>
-        </w:r>
-      </w:hyperlink>
+      <w:r>
+        <w:rPr>
+          <w:lang w:val="zh_TW" w:bidi="zh_TW"/>
+        </w:rPr>
+        <w:t>出19:5</w:t>
+      </w:r>
       <w:r>
         <w:rPr>
           <w:lang w:val="zh_TW" w:bidi="zh_TW"/>
         </w:rPr>
         <w:t>）。當他們即將進入迦南時，摩西將祝福和詛咒擺在以色列人面前——若他們聽從並遵守耶和華的誡命，便得祝福；若不聽從，便遭詛咒（</w:t>
       </w:r>
-      <w:hyperlink r:id="rId16">
-        <w:r>
-          <w:rPr>
-            <w:lang w:val="zh_TW" w:bidi="zh_TW"/>
-          </w:rPr>
-          <w:rPr>
-            <w:color w:val="0000EE"/>
-            <w:u w:val="single"/>
-          </w:rPr>
-          <w:t>申11:22–28</w:t>
-        </w:r>
-      </w:hyperlink>
+      <w:r>
+        <w:rPr>
+          <w:lang w:val="zh_TW" w:bidi="zh_TW"/>
+        </w:rPr>
+        <w:t>申11:22–28</w:t>
+      </w:r>
       <w:r>
         <w:rPr>
           <w:lang w:val="zh_TW" w:bidi="zh_TW"/>
@@ -333,18 +309,12 @@
         </w:rPr>
         <w:t>申命記警告說，頑梗悖逆的兒子首先會受到懲罰，如果他們執意不聽，最終會被石頭打死（</w:t>
       </w:r>
-      <w:hyperlink r:id="rId17">
-        <w:r>
-          <w:rPr>
-            <w:lang w:val="zh_TW" w:bidi="zh_TW"/>
-          </w:rPr>
-          <w:rPr>
-            <w:color w:val="0000EE"/>
-            <w:u w:val="single"/>
-          </w:rPr>
-          <w:t>申21:18–21</w:t>
-        </w:r>
-      </w:hyperlink>
+      <w:r>
+        <w:rPr>
+          <w:lang w:val="zh_TW" w:bidi="zh_TW"/>
+        </w:rPr>
+        <w:t>申21:18–21</w:t>
+      </w:r>
       <w:r>
         <w:rPr>
           <w:lang w:val="zh_TW" w:bidi="zh_TW"/>
@@ -365,90 +335,60 @@
         </w:rPr>
         <w:t>一個人是否為神的兒女，其標誌之一是持續遵守神的誡命（</w:t>
       </w:r>
-      <w:hyperlink r:id="rId18">
-        <w:r>
-          <w:rPr>
-            <w:lang w:val="zh_TW" w:bidi="zh_TW"/>
-          </w:rPr>
-          <w:rPr>
-            <w:color w:val="0000EE"/>
-            <w:u w:val="single"/>
-          </w:rPr>
-          <w:t>約一2:3–5</w:t>
-        </w:r>
-      </w:hyperlink>
+      <w:r>
+        <w:rPr>
+          <w:lang w:val="zh_TW" w:bidi="zh_TW"/>
+        </w:rPr>
+        <w:t>約一2:3–5</w:t>
+      </w:r>
       <w:r>
         <w:rPr>
           <w:lang w:val="zh_TW" w:bidi="zh_TW"/>
         </w:rPr>
         <w:t>）。耶穌說，那些愛祂的人會遵守祂的命令（</w:t>
       </w:r>
-      <w:hyperlink r:id="rId19">
-        <w:r>
-          <w:rPr>
-            <w:lang w:val="zh_TW" w:bidi="zh_TW"/>
-          </w:rPr>
-          <w:rPr>
-            <w:color w:val="0000EE"/>
-            <w:u w:val="single"/>
-          </w:rPr>
-          <w:t>約14:15</w:t>
-        </w:r>
-      </w:hyperlink>
+      <w:r>
+        <w:rPr>
+          <w:lang w:val="zh_TW" w:bidi="zh_TW"/>
+        </w:rPr>
+        <w:t>約14:15</w:t>
+      </w:r>
       <w:r>
         <w:rPr>
           <w:lang w:val="zh_TW" w:bidi="zh_TW"/>
         </w:rPr>
         <w:t>）。彼得在談到基督徒時，稱他們為「順命的兒女」（</w:t>
       </w:r>
-      <w:hyperlink r:id="rId20">
-        <w:r>
-          <w:rPr>
-            <w:lang w:val="zh_TW" w:bidi="zh_TW"/>
-          </w:rPr>
-          <w:rPr>
-            <w:color w:val="0000EE"/>
-            <w:u w:val="single"/>
-          </w:rPr>
-          <w:t>彼前1:14</w:t>
-        </w:r>
-      </w:hyperlink>
+      <w:r>
+        <w:rPr>
+          <w:lang w:val="zh_TW" w:bidi="zh_TW"/>
+        </w:rPr>
+        <w:t>彼前1:14</w:t>
+      </w:r>
       <w:r>
         <w:rPr>
           <w:lang w:val="zh_TW" w:bidi="zh_TW"/>
         </w:rPr>
         <w:t>；見</w:t>
       </w:r>
-      <w:hyperlink r:id="rId21">
-        <w:r>
-          <w:rPr>
-            <w:lang w:val="zh_TW" w:bidi="zh_TW"/>
-          </w:rPr>
-          <w:rPr>
-            <w:color w:val="0000EE"/>
-            <w:u w:val="single"/>
-          </w:rPr>
-          <w:t>來5:9</w:t>
-        </w:r>
-      </w:hyperlink>
+      <w:r>
+        <w:rPr>
+          <w:lang w:val="zh_TW" w:bidi="zh_TW"/>
+        </w:rPr>
+        <w:t>來5:9</w:t>
+      </w:r>
       <w:r>
         <w:rPr>
           <w:lang w:val="zh_TW" w:bidi="zh_TW"/>
         </w:rPr>
         <w:t>，</w:t>
       </w:r>
-      <w:hyperlink r:id="rId22">
-        <w:r>
-          <w:rPr>
-            <w:lang w:val="zh_TW" w:bidi="zh_TW"/>
-          </w:rPr>
-          <w:rPr>
-            <w:color w:val="0000EE"/>
-            <w:u w:val="single"/>
-          </w:rPr>
-          <w:t>11:8</w:t>
-        </w:r>
-      </w:hyperlink>
+      <w:r>
+        <w:rPr>
+          <w:lang w:val="zh_TW" w:bidi="zh_TW"/>
+        </w:rPr>
+        <w:t>11:8</w:t>
+      </w:r>
       <w:r>
         <w:rPr>
           <w:lang w:val="zh_TW" w:bidi="zh_TW"/>
@@ -487,36 +427,24 @@
         </w:rPr>
         <w:t>信徒應該順服主（</w:t>
       </w:r>
-      <w:hyperlink r:id="rId23">
-        <w:r>
-          <w:rPr>
-            <w:lang w:val="zh_TW" w:bidi="zh_TW"/>
-          </w:rPr>
-          <w:rPr>
-            <w:color w:val="0000EE"/>
-            <w:u w:val="single"/>
-          </w:rPr>
-          <w:t>約14:21–24</w:t>
-        </w:r>
-      </w:hyperlink>
+      <w:r>
+        <w:rPr>
+          <w:lang w:val="zh_TW" w:bidi="zh_TW"/>
+        </w:rPr>
+        <w:t>約14:21–24</w:t>
+      </w:r>
       <w:r>
         <w:rPr>
           <w:lang w:val="zh_TW" w:bidi="zh_TW"/>
         </w:rPr>
         <w:t>，</w:t>
       </w:r>
-      <w:hyperlink r:id="rId24">
-        <w:r>
-          <w:rPr>
-            <w:lang w:val="zh_TW" w:bidi="zh_TW"/>
-          </w:rPr>
-          <w:rPr>
-            <w:color w:val="0000EE"/>
-            <w:u w:val="single"/>
-          </w:rPr>
-          <w:t>15:10</w:t>
-        </w:r>
-      </w:hyperlink>
+      <w:r>
+        <w:rPr>
+          <w:lang w:val="zh_TW" w:bidi="zh_TW"/>
+        </w:rPr>
+        <w:t>15:10</w:t>
+      </w:r>
       <w:r>
         <w:rPr>
           <w:lang w:val="zh_TW" w:bidi="zh_TW"/>
@@ -541,72 +469,48 @@
         </w:rPr>
         <w:t>妻子應該順服丈夫（</w:t>
       </w:r>
-      <w:hyperlink r:id="rId25">
-        <w:r>
-          <w:rPr>
-            <w:lang w:val="zh_TW" w:bidi="zh_TW"/>
-          </w:rPr>
-          <w:rPr>
-            <w:color w:val="0000EE"/>
-            <w:u w:val="single"/>
-          </w:rPr>
-          <w:t>弗5:22–24</w:t>
-        </w:r>
-      </w:hyperlink>
+      <w:r>
+        <w:rPr>
+          <w:lang w:val="zh_TW" w:bidi="zh_TW"/>
+        </w:rPr>
+        <w:t>弗5:22–24</w:t>
+      </w:r>
       <w:r>
         <w:rPr>
           <w:lang w:val="zh_TW" w:bidi="zh_TW"/>
         </w:rPr>
         <w:t>；</w:t>
       </w:r>
-      <w:hyperlink r:id="rId26">
-        <w:r>
-          <w:rPr>
-            <w:lang w:val="zh_TW" w:bidi="zh_TW"/>
-          </w:rPr>
-          <w:rPr>
-            <w:color w:val="0000EE"/>
-            <w:u w:val="single"/>
-          </w:rPr>
-          <w:t>西3:18</w:t>
-        </w:r>
-      </w:hyperlink>
+      <w:r>
+        <w:rPr>
+          <w:lang w:val="zh_TW" w:bidi="zh_TW"/>
+        </w:rPr>
+        <w:t>西3:18</w:t>
+      </w:r>
       <w:r>
         <w:rPr>
           <w:lang w:val="zh_TW" w:bidi="zh_TW"/>
         </w:rPr>
         <w:t>；</w:t>
       </w:r>
-      <w:hyperlink r:id="rId27">
-        <w:r>
-          <w:rPr>
-            <w:lang w:val="zh_TW" w:bidi="zh_TW"/>
-          </w:rPr>
-          <w:rPr>
-            <w:color w:val="0000EE"/>
-            <w:u w:val="single"/>
-          </w:rPr>
-          <w:t>多2:5</w:t>
-        </w:r>
-      </w:hyperlink>
+      <w:r>
+        <w:rPr>
+          <w:lang w:val="zh_TW" w:bidi="zh_TW"/>
+        </w:rPr>
+        <w:t>多2:5</w:t>
+      </w:r>
       <w:r>
         <w:rPr>
           <w:lang w:val="zh_TW" w:bidi="zh_TW"/>
         </w:rPr>
         <w:t>；</w:t>
       </w:r>
-      <w:hyperlink r:id="rId28">
-        <w:r>
-          <w:rPr>
-            <w:lang w:val="zh_TW" w:bidi="zh_TW"/>
-          </w:rPr>
-          <w:rPr>
-            <w:color w:val="0000EE"/>
-            <w:u w:val="single"/>
-          </w:rPr>
-          <w:t>彼前3:1、5</w:t>
-        </w:r>
-      </w:hyperlink>
+      <w:r>
+        <w:rPr>
+          <w:lang w:val="zh_TW" w:bidi="zh_TW"/>
+        </w:rPr>
+        <w:t>彼前3:1、5</w:t>
+      </w:r>
       <w:r>
         <w:rPr>
           <w:lang w:val="zh_TW" w:bidi="zh_TW"/>
@@ -631,36 +535,24 @@
         </w:rPr>
         <w:t>兒女要聽從父母（</w:t>
       </w:r>
-      <w:hyperlink r:id="rId29">
-        <w:r>
-          <w:rPr>
-            <w:lang w:val="zh_TW" w:bidi="zh_TW"/>
-          </w:rPr>
-          <w:rPr>
-            <w:color w:val="0000EE"/>
-            <w:u w:val="single"/>
-          </w:rPr>
-          <w:t>弗6:1</w:t>
-        </w:r>
-      </w:hyperlink>
+      <w:r>
+        <w:rPr>
+          <w:lang w:val="zh_TW" w:bidi="zh_TW"/>
+        </w:rPr>
+        <w:t>弗6:1</w:t>
+      </w:r>
       <w:r>
         <w:rPr>
           <w:lang w:val="zh_TW" w:bidi="zh_TW"/>
         </w:rPr>
         <w:t>；</w:t>
       </w:r>
-      <w:hyperlink r:id="rId30">
-        <w:r>
-          <w:rPr>
-            <w:lang w:val="zh_TW" w:bidi="zh_TW"/>
-          </w:rPr>
-          <w:rPr>
-            <w:color w:val="0000EE"/>
-            <w:u w:val="single"/>
-          </w:rPr>
-          <w:t>西3:20</w:t>
-        </w:r>
-      </w:hyperlink>
+      <w:r>
+        <w:rPr>
+          <w:lang w:val="zh_TW" w:bidi="zh_TW"/>
+        </w:rPr>
+        <w:t>西3:20</w:t>
+      </w:r>
       <w:r>
         <w:rPr>
           <w:lang w:val="zh_TW" w:bidi="zh_TW"/>
@@ -685,54 +577,36 @@
         </w:rPr>
         <w:t>公民應該順服政府官員（</w:t>
       </w:r>
-      <w:hyperlink r:id="rId31">
-        <w:r>
-          <w:rPr>
-            <w:lang w:val="zh_TW" w:bidi="zh_TW"/>
-          </w:rPr>
-          <w:rPr>
-            <w:color w:val="0000EE"/>
-            <w:u w:val="single"/>
-          </w:rPr>
-          <w:t>羅13:1–7</w:t>
-        </w:r>
-      </w:hyperlink>
+      <w:r>
+        <w:rPr>
+          <w:lang w:val="zh_TW" w:bidi="zh_TW"/>
+        </w:rPr>
+        <w:t>羅13:1–7</w:t>
+      </w:r>
       <w:r>
         <w:rPr>
           <w:lang w:val="zh_TW" w:bidi="zh_TW"/>
         </w:rPr>
         <w:t>；</w:t>
       </w:r>
-      <w:hyperlink r:id="rId32">
-        <w:r>
-          <w:rPr>
-            <w:lang w:val="zh_TW" w:bidi="zh_TW"/>
-          </w:rPr>
-          <w:rPr>
-            <w:color w:val="0000EE"/>
-            <w:u w:val="single"/>
-          </w:rPr>
-          <w:t>多3:1</w:t>
-        </w:r>
-      </w:hyperlink>
+      <w:r>
+        <w:rPr>
+          <w:lang w:val="zh_TW" w:bidi="zh_TW"/>
+        </w:rPr>
+        <w:t>多3:1</w:t>
+      </w:r>
       <w:r>
         <w:rPr>
           <w:lang w:val="zh_TW" w:bidi="zh_TW"/>
         </w:rPr>
         <w:t>；</w:t>
       </w:r>
-      <w:hyperlink r:id="rId33">
-        <w:r>
-          <w:rPr>
-            <w:lang w:val="zh_TW" w:bidi="zh_TW"/>
-          </w:rPr>
-          <w:rPr>
-            <w:color w:val="0000EE"/>
-            <w:u w:val="single"/>
-          </w:rPr>
-          <w:t>彼前2:13–14</w:t>
-        </w:r>
-      </w:hyperlink>
+      <w:r>
+        <w:rPr>
+          <w:lang w:val="zh_TW" w:bidi="zh_TW"/>
+        </w:rPr>
+        <w:t>彼前2:13–14</w:t>
+      </w:r>
       <w:r>
         <w:rPr>
           <w:lang w:val="zh_TW" w:bidi="zh_TW"/>
@@ -757,72 +631,48 @@
         </w:rPr>
         <w:t>僕人應該順服主人（</w:t>
       </w:r>
-      <w:hyperlink r:id="rId34">
-        <w:r>
-          <w:rPr>
-            <w:lang w:val="zh_TW" w:bidi="zh_TW"/>
-          </w:rPr>
-          <w:rPr>
-            <w:color w:val="0000EE"/>
-            <w:u w:val="single"/>
-          </w:rPr>
-          <w:t>弗6:5</w:t>
-        </w:r>
-      </w:hyperlink>
+      <w:r>
+        <w:rPr>
+          <w:lang w:val="zh_TW" w:bidi="zh_TW"/>
+        </w:rPr>
+        <w:t>弗6:5</w:t>
+      </w:r>
       <w:r>
         <w:rPr>
           <w:lang w:val="zh_TW" w:bidi="zh_TW"/>
         </w:rPr>
         <w:t>；</w:t>
       </w:r>
-      <w:hyperlink r:id="rId35">
-        <w:r>
-          <w:rPr>
-            <w:lang w:val="zh_TW" w:bidi="zh_TW"/>
-          </w:rPr>
-          <w:rPr>
-            <w:color w:val="0000EE"/>
-            <w:u w:val="single"/>
-          </w:rPr>
-          <w:t>西3:22</w:t>
-        </w:r>
-      </w:hyperlink>
+      <w:r>
+        <w:rPr>
+          <w:lang w:val="zh_TW" w:bidi="zh_TW"/>
+        </w:rPr>
+        <w:t>西3:22</w:t>
+      </w:r>
       <w:r>
         <w:rPr>
           <w:lang w:val="zh_TW" w:bidi="zh_TW"/>
         </w:rPr>
         <w:t>；</w:t>
       </w:r>
-      <w:hyperlink r:id="rId36">
-        <w:r>
-          <w:rPr>
-            <w:lang w:val="zh_TW" w:bidi="zh_TW"/>
-          </w:rPr>
-          <w:rPr>
-            <w:color w:val="0000EE"/>
-            <w:u w:val="single"/>
-          </w:rPr>
-          <w:t>多2:9</w:t>
-        </w:r>
-      </w:hyperlink>
+      <w:r>
+        <w:rPr>
+          <w:lang w:val="zh_TW" w:bidi="zh_TW"/>
+        </w:rPr>
+        <w:t>多2:9</w:t>
+      </w:r>
       <w:r>
         <w:rPr>
           <w:lang w:val="zh_TW" w:bidi="zh_TW"/>
         </w:rPr>
         <w:t>；</w:t>
       </w:r>
-      <w:hyperlink r:id="rId37">
-        <w:r>
-          <w:rPr>
-            <w:lang w:val="zh_TW" w:bidi="zh_TW"/>
-          </w:rPr>
-          <w:rPr>
-            <w:color w:val="0000EE"/>
-            <w:u w:val="single"/>
-          </w:rPr>
-          <w:t>彼前2:18</w:t>
-        </w:r>
-      </w:hyperlink>
+      <w:r>
+        <w:rPr>
+          <w:lang w:val="zh_TW" w:bidi="zh_TW"/>
+        </w:rPr>
+        <w:t>彼前2:18</w:t>
+      </w:r>
       <w:r>
         <w:rPr>
           <w:lang w:val="zh_TW" w:bidi="zh_TW"/>
@@ -843,36 +693,24 @@
         </w:rPr>
         <w:t>然而，儘管聖經非常強調順服，但這種順服從未成為在神面前稱義的基礎。保羅宣稱救恩是神的恩賜，會產生善行（</w:t>
       </w:r>
-      <w:hyperlink r:id="rId38">
-        <w:r>
-          <w:rPr>
-            <w:lang w:val="zh_TW" w:bidi="zh_TW"/>
-          </w:rPr>
-          <w:rPr>
-            <w:color w:val="0000EE"/>
-            <w:u w:val="single"/>
-          </w:rPr>
-          <w:t>弗2:8–10</w:t>
-        </w:r>
-      </w:hyperlink>
+      <w:r>
+        <w:rPr>
+          <w:lang w:val="zh_TW" w:bidi="zh_TW"/>
+        </w:rPr>
+        <w:t>弗2:8–10</w:t>
+      </w:r>
       <w:r>
         <w:rPr>
           <w:lang w:val="zh_TW" w:bidi="zh_TW"/>
         </w:rPr>
         <w:t>）。同樣，雅各也談到順服的行為是出於信心（</w:t>
       </w:r>
-      <w:hyperlink r:id="rId39">
-        <w:r>
-          <w:rPr>
-            <w:lang w:val="zh_TW" w:bidi="zh_TW"/>
-          </w:rPr>
-          <w:rPr>
-            <w:color w:val="0000EE"/>
-            <w:u w:val="single"/>
-          </w:rPr>
-          <w:t>雅2:14–26</w:t>
-        </w:r>
-      </w:hyperlink>
+      <w:r>
+        <w:rPr>
+          <w:lang w:val="zh_TW" w:bidi="zh_TW"/>
+        </w:rPr>
+        <w:t>雅2:14–26</w:t>
+      </w:r>
       <w:r>
         <w:rPr>
           <w:lang w:val="zh_TW" w:bidi="zh_TW"/>
@@ -893,162 +731,108 @@
         </w:rPr>
         <w:t>耶穌自己在被出賣的那夜，重複強調對祂的愛是以遵守祂的誡命來衡量的（</w:t>
       </w:r>
-      <w:hyperlink r:id="rId19">
-        <w:r>
-          <w:rPr>
-            <w:lang w:val="zh_TW" w:bidi="zh_TW"/>
-          </w:rPr>
-          <w:rPr>
-            <w:color w:val="0000EE"/>
-            <w:u w:val="single"/>
-          </w:rPr>
-          <w:t>約14:15、21、23–24</w:t>
-        </w:r>
-      </w:hyperlink>
+      <w:r>
+        <w:rPr>
+          <w:lang w:val="zh_TW" w:bidi="zh_TW"/>
+        </w:rPr>
+        <w:t>約14:15、21、23–24</w:t>
+      </w:r>
       <w:r>
         <w:rPr>
           <w:lang w:val="zh_TW" w:bidi="zh_TW"/>
         </w:rPr>
         <w:t>，</w:t>
       </w:r>
-      <w:hyperlink r:id="rId24">
-        <w:r>
-          <w:rPr>
-            <w:lang w:val="zh_TW" w:bidi="zh_TW"/>
-          </w:rPr>
-          <w:rPr>
-            <w:color w:val="0000EE"/>
-            <w:u w:val="single"/>
-          </w:rPr>
-          <w:t>15:10</w:t>
-        </w:r>
-      </w:hyperlink>
+      <w:r>
+        <w:rPr>
+          <w:lang w:val="zh_TW" w:bidi="zh_TW"/>
+        </w:rPr>
+        <w:t>15:10</w:t>
+      </w:r>
       <w:r>
         <w:rPr>
           <w:lang w:val="zh_TW" w:bidi="zh_TW"/>
         </w:rPr>
         <w:t>）。祂也強調，祂對神父的愛是通過遵守父神的命令來表現的（</w:t>
       </w:r>
-      <w:hyperlink r:id="rId40">
-        <w:r>
-          <w:rPr>
-            <w:lang w:val="zh_TW" w:bidi="zh_TW"/>
-          </w:rPr>
-          <w:rPr>
-            <w:color w:val="0000EE"/>
-            <w:u w:val="single"/>
-          </w:rPr>
-          <w:t>14:31</w:t>
-        </w:r>
-      </w:hyperlink>
+      <w:r>
+        <w:rPr>
+          <w:lang w:val="zh_TW" w:bidi="zh_TW"/>
+        </w:rPr>
+        <w:t>14:31</w:t>
+      </w:r>
       <w:r>
         <w:rPr>
           <w:lang w:val="zh_TW" w:bidi="zh_TW"/>
         </w:rPr>
         <w:t>）。聖經提到許多人的順服是出於他們對神的信心和愛（</w:t>
       </w:r>
-      <w:hyperlink r:id="rId41">
-        <w:r>
-          <w:rPr>
-            <w:lang w:val="zh_TW" w:bidi="zh_TW"/>
-          </w:rPr>
-          <w:rPr>
-            <w:color w:val="0000EE"/>
-            <w:u w:val="single"/>
-          </w:rPr>
-          <w:t>來11章</w:t>
-        </w:r>
-      </w:hyperlink>
+      <w:r>
+        <w:rPr>
+          <w:lang w:val="zh_TW" w:bidi="zh_TW"/>
+        </w:rPr>
+        <w:t>來11章</w:t>
+      </w:r>
       <w:r>
         <w:rPr>
           <w:lang w:val="zh_TW" w:bidi="zh_TW"/>
         </w:rPr>
         <w:t>）。例如，亞伯相信神並獻上更美的祭物（</w:t>
       </w:r>
-      <w:hyperlink r:id="rId42">
-        <w:r>
-          <w:rPr>
-            <w:lang w:val="zh_TW" w:bidi="zh_TW"/>
-          </w:rPr>
-          <w:rPr>
-            <w:color w:val="0000EE"/>
-            <w:u w:val="single"/>
-          </w:rPr>
-          <w:t>4</w:t>
-        </w:r>
-      </w:hyperlink>
+      <w:r>
+        <w:rPr>
+          <w:lang w:val="zh_TW" w:bidi="zh_TW"/>
+        </w:rPr>
+        <w:t>4</w:t>
+      </w:r>
       <w:r>
         <w:rPr>
           <w:lang w:val="zh_TW" w:bidi="zh_TW"/>
         </w:rPr>
         <w:t>節）。挪亞相信神的話而建造了一艘大船（或方舟；見</w:t>
       </w:r>
-      <w:hyperlink r:id="rId43">
-        <w:r>
-          <w:rPr>
-            <w:lang w:val="zh_TW" w:bidi="zh_TW"/>
-          </w:rPr>
-          <w:rPr>
-            <w:color w:val="0000EE"/>
-            <w:u w:val="single"/>
-          </w:rPr>
-          <w:t>7</w:t>
-        </w:r>
-      </w:hyperlink>
+      <w:r>
+        <w:rPr>
+          <w:lang w:val="zh_TW" w:bidi="zh_TW"/>
+        </w:rPr>
+        <w:t>7</w:t>
+      </w:r>
       <w:r>
         <w:rPr>
           <w:lang w:val="zh_TW" w:bidi="zh_TW"/>
         </w:rPr>
         <w:t>節）。亞伯拉罕憑著信心在神的指示下離開吾珥的家，那時他並不知道自己的目的地（</w:t>
       </w:r>
-      <w:hyperlink r:id="rId22">
-        <w:r>
-          <w:rPr>
-            <w:lang w:val="zh_TW" w:bidi="zh_TW"/>
-          </w:rPr>
-          <w:rPr>
-            <w:color w:val="0000EE"/>
-            <w:u w:val="single"/>
-          </w:rPr>
-          <w:t>8</w:t>
-        </w:r>
-      </w:hyperlink>
+      <w:r>
+        <w:rPr>
+          <w:lang w:val="zh_TW" w:bidi="zh_TW"/>
+        </w:rPr>
+        <w:t>8</w:t>
+      </w:r>
       <w:r>
         <w:rPr>
           <w:lang w:val="zh_TW" w:bidi="zh_TW"/>
         </w:rPr>
         <w:t>節）。摩西因信神而拒絕了被稱為法老兒子的特權，寧願選擇與神的百姓以色列人同在（</w:t>
       </w:r>
-      <w:hyperlink r:id="rId44">
-        <w:r>
-          <w:rPr>
-            <w:lang w:val="zh_TW" w:bidi="zh_TW"/>
-          </w:rPr>
-          <w:rPr>
-            <w:color w:val="0000EE"/>
-            <w:u w:val="single"/>
-          </w:rPr>
-          <w:t>24–25</w:t>
-        </w:r>
-      </w:hyperlink>
+      <w:r>
+        <w:rPr>
+          <w:lang w:val="zh_TW" w:bidi="zh_TW"/>
+        </w:rPr>
+        <w:t>24–25</w:t>
+      </w:r>
       <w:r>
         <w:rPr>
           <w:lang w:val="zh_TW" w:bidi="zh_TW"/>
         </w:rPr>
         <w:t>節）。信而順服神的最大例子是耶穌基督自己。祂虛己，取了奴僕的形象，謙卑自己，順服至死，甚至死在十字架上（</w:t>
       </w:r>
-      <w:hyperlink r:id="rId45">
-        <w:r>
-          <w:rPr>
-            <w:lang w:val="zh_TW" w:bidi="zh_TW"/>
-          </w:rPr>
-          <w:rPr>
-            <w:color w:val="0000EE"/>
-            <w:u w:val="single"/>
-          </w:rPr>
-          <w:t>腓2:7–8</w:t>
-        </w:r>
-      </w:hyperlink>
+      <w:r>
+        <w:rPr>
+          <w:lang w:val="zh_TW" w:bidi="zh_TW"/>
+        </w:rPr>
+        <w:t>腓2:7–8</w:t>
+      </w:r>
       <w:r>
         <w:rPr>
           <w:lang w:val="zh_TW" w:bidi="zh_TW"/>
